--- a/Отчет/Пояснительная_записка.docx
+++ b/Отчет/Пояснительная_записка.docx
@@ -1,6 +1,6 @@
 
 <file path=word/document.xml><?xml version="1.0" encoding="utf-8"?>
-<w:document xmlns:wpc="http://schemas.microsoft.com/office/word/2010/wordprocessingCanvas" xmlns:cx="http://schemas.microsoft.com/office/drawing/2014/chartex" xmlns:cx1="http://schemas.microsoft.com/office/drawing/2015/9/8/chartex" xmlns:cx2="http://schemas.microsoft.com/office/drawing/2015/10/21/chartex" xmlns:cx3="http://schemas.microsoft.com/office/drawing/2016/5/9/chartex" xmlns:cx4="http://schemas.microsoft.com/office/drawing/2016/5/10/chartex" xmlns:cx5="http://schemas.microsoft.com/office/drawing/2016/5/11/chartex" xmlns:cx6="http://schemas.microsoft.com/office/drawing/2016/5/12/chartex" xmlns:cx7="http://schemas.microsoft.com/office/drawing/2016/5/13/chartex" xmlns:cx8="http://schemas.microsoft.com/office/drawing/2016/5/14/chartex" xmlns:mc="http://schemas.openxmlformats.org/markup-compatibility/2006" xmlns:aink="http://schemas.microsoft.com/office/drawing/2016/ink" xmlns:am3d="http://schemas.microsoft.com/office/drawing/2017/model3d" xmlns:o="urn:schemas-microsoft-com:office:office" xmlns:r="http://schemas.openxmlformats.org/officeDocument/2006/relationships" xmlns:m="http://schemas.openxmlformats.org/officeDocument/2006/math" xmlns:v="urn:schemas-microsoft-com:vml" xmlns:wp14="http://schemas.microsoft.com/office/word/2010/wordprocessingDrawing" xmlns:wp="http://schemas.openxmlformats.org/drawingml/2006/wordprocessingDrawing" xmlns:w10="urn:schemas-microsoft-com:office:word" xmlns:w="http://schemas.openxmlformats.org/wordprocessingml/2006/main" xmlns:w14="http://schemas.microsoft.com/office/word/2010/wordml" xmlns:w15="http://schemas.microsoft.com/office/word/2012/wordml" xmlns:w16cex="http://schemas.microsoft.com/office/word/2018/wordml/cex" xmlns:w16cid="http://schemas.microsoft.com/office/word/2016/wordml/cid" xmlns:w16="http://schemas.microsoft.com/office/word/2018/wordml" xmlns:w16sdtdh="http://schemas.microsoft.com/office/word/2020/wordml/sdtdatahash" xmlns:w16se="http://schemas.microsoft.com/office/word/2015/wordml/symex" xmlns:wpg="http://schemas.microsoft.com/office/word/2010/wordprocessingGroup" xmlns:wpi="http://schemas.microsoft.com/office/word/2010/wordprocessingInk" xmlns:wne="http://schemas.microsoft.com/office/word/2006/wordml" xmlns:wps="http://schemas.microsoft.com/office/word/2010/wordprocessingShape" mc:Ignorable="w14 w15 w16se w16cid w16 w16cex w16sdtdh wp14">
+<w:document xmlns:wpc="http://schemas.microsoft.com/office/word/2010/wordprocessingCanvas" xmlns:cx="http://schemas.microsoft.com/office/drawing/2014/chartex" xmlns:cx1="http://schemas.microsoft.com/office/drawing/2015/9/8/chartex" xmlns:cx2="http://schemas.microsoft.com/office/drawing/2015/10/21/chartex" xmlns:cx3="http://schemas.microsoft.com/office/drawing/2016/5/9/chartex" xmlns:cx4="http://schemas.microsoft.com/office/drawing/2016/5/10/chartex" xmlns:cx5="http://schemas.microsoft.com/office/drawing/2016/5/11/chartex" xmlns:cx6="http://schemas.microsoft.com/office/drawing/2016/5/12/chartex" xmlns:cx7="http://schemas.microsoft.com/office/drawing/2016/5/13/chartex" xmlns:cx8="http://schemas.microsoft.com/office/drawing/2016/5/14/chartex" xmlns:mc="http://schemas.openxmlformats.org/markup-compatibility/2006" xmlns:aink="http://schemas.microsoft.com/office/drawing/2016/ink" xmlns:am3d="http://schemas.microsoft.com/office/drawing/2017/model3d" xmlns:o="urn:schemas-microsoft-com:office:office" xmlns:oel="http://schemas.microsoft.com/office/2019/extlst" xmlns:r="http://schemas.openxmlformats.org/officeDocument/2006/relationships" xmlns:m="http://schemas.openxmlformats.org/officeDocument/2006/math" xmlns:v="urn:schemas-microsoft-com:vml" xmlns:wp14="http://schemas.microsoft.com/office/word/2010/wordprocessingDrawing" xmlns:wp="http://schemas.openxmlformats.org/drawingml/2006/wordprocessingDrawing" xmlns:w10="urn:schemas-microsoft-com:office:word" xmlns:w="http://schemas.openxmlformats.org/wordprocessingml/2006/main" xmlns:w14="http://schemas.microsoft.com/office/word/2010/wordml" xmlns:w15="http://schemas.microsoft.com/office/word/2012/wordml" xmlns:w16cex="http://schemas.microsoft.com/office/word/2018/wordml/cex" xmlns:w16cid="http://schemas.microsoft.com/office/word/2016/wordml/cid" xmlns:w16="http://schemas.microsoft.com/office/word/2018/wordml" xmlns:w16du="http://schemas.microsoft.com/office/word/2023/wordml/word16du" xmlns:w16sdtdh="http://schemas.microsoft.com/office/word/2020/wordml/sdtdatahash" xmlns:w16sdtfl="http://schemas.microsoft.com/office/word/2024/wordml/sdtformatlock" xmlns:w16se="http://schemas.microsoft.com/office/word/2015/wordml/symex" xmlns:wpg="http://schemas.microsoft.com/office/word/2010/wordprocessingGroup" xmlns:wpi="http://schemas.microsoft.com/office/word/2010/wordprocessingInk" xmlns:wne="http://schemas.microsoft.com/office/word/2006/wordml" xmlns:wps="http://schemas.microsoft.com/office/word/2010/wordprocessingShape" mc:Ignorable="w14 w15 w16se w16cid w16 w16cex w16sdtdh w16sdtfl w16du wp14">
   <w:body>
     <w:p>
       <w:pPr>
@@ -112,133 +112,10 @@
           <w:szCs w:val="28"/>
           <w:lang w:eastAsia="ru-RU"/>
         </w:rPr>
-        <w:t>(ТвГТУ)</w:t>
-      </w:r>
-    </w:p>
-    <w:p>
-      <w:pPr>
-        <w:spacing w:after="0"/>
-        <w:jc w:val="center"/>
-        <w:rPr>
-          <w:rFonts w:ascii="Times New Roman" w:hAnsi="Times New Roman" w:cs="Times New Roman"/>
-          <w:sz w:val="28"/>
-          <w:szCs w:val="28"/>
-          <w:lang w:eastAsia="ru-RU"/>
-        </w:rPr>
-      </w:pPr>
-      <w:r>
-        <w:rPr>
-          <w:rFonts w:ascii="Times New Roman" w:hAnsi="Times New Roman" w:cs="Times New Roman"/>
-          <w:sz w:val="28"/>
-          <w:szCs w:val="28"/>
-          <w:lang w:eastAsia="ru-RU"/>
-        </w:rPr>
-        <w:t>Кафедра Программного обеспечения</w:t>
-      </w:r>
-    </w:p>
-    <w:p>
-      <w:pPr>
-        <w:spacing w:after="0"/>
-        <w:rPr>
-          <w:rFonts w:ascii="Times New Roman" w:hAnsi="Times New Roman" w:cs="Times New Roman"/>
-          <w:sz w:val="28"/>
-          <w:szCs w:val="28"/>
-          <w:lang w:eastAsia="ru-RU"/>
-        </w:rPr>
-      </w:pPr>
-    </w:p>
-    <w:p>
-      <w:pPr>
-        <w:spacing w:after="0"/>
-        <w:rPr>
-          <w:rFonts w:ascii="Times New Roman" w:hAnsi="Times New Roman" w:cs="Times New Roman"/>
-          <w:sz w:val="28"/>
-          <w:szCs w:val="28"/>
-          <w:lang w:eastAsia="ru-RU"/>
-        </w:rPr>
-      </w:pPr>
-    </w:p>
-    <w:p>
-      <w:pPr>
-        <w:spacing w:after="0"/>
-        <w:rPr>
-          <w:rFonts w:ascii="Times New Roman" w:hAnsi="Times New Roman" w:cs="Times New Roman"/>
-          <w:sz w:val="28"/>
-          <w:szCs w:val="28"/>
-          <w:lang w:eastAsia="ru-RU"/>
-        </w:rPr>
-      </w:pPr>
-    </w:p>
-    <w:p>
-      <w:pPr>
-        <w:spacing w:after="0"/>
-        <w:rPr>
-          <w:rFonts w:ascii="Times New Roman" w:hAnsi="Times New Roman" w:cs="Times New Roman"/>
-          <w:sz w:val="28"/>
-          <w:szCs w:val="28"/>
-          <w:lang w:eastAsia="ru-RU"/>
-        </w:rPr>
-      </w:pPr>
-    </w:p>
-    <w:p>
-      <w:pPr>
-        <w:spacing w:after="0"/>
-        <w:rPr>
-          <w:rFonts w:ascii="Times New Roman" w:hAnsi="Times New Roman" w:cs="Times New Roman"/>
-          <w:sz w:val="28"/>
-          <w:szCs w:val="28"/>
-          <w:lang w:eastAsia="ru-RU"/>
-        </w:rPr>
-      </w:pPr>
-    </w:p>
-    <w:p>
-      <w:pPr>
-        <w:spacing w:after="0"/>
-        <w:rPr>
-          <w:rFonts w:ascii="Times New Roman" w:hAnsi="Times New Roman" w:cs="Times New Roman"/>
-          <w:sz w:val="28"/>
-          <w:szCs w:val="28"/>
-          <w:lang w:eastAsia="ru-RU"/>
-        </w:rPr>
-      </w:pPr>
-    </w:p>
-    <w:p>
-      <w:pPr>
-        <w:spacing w:after="0"/>
-        <w:rPr>
-          <w:rFonts w:ascii="Times New Roman" w:hAnsi="Times New Roman" w:cs="Times New Roman"/>
-          <w:sz w:val="28"/>
-          <w:szCs w:val="28"/>
-          <w:lang w:eastAsia="ru-RU"/>
-        </w:rPr>
-      </w:pPr>
-    </w:p>
-    <w:p>
-      <w:pPr>
-        <w:spacing w:after="0"/>
-        <w:rPr>
-          <w:rFonts w:ascii="Times New Roman" w:hAnsi="Times New Roman" w:cs="Times New Roman"/>
-          <w:sz w:val="28"/>
-          <w:szCs w:val="28"/>
-          <w:lang w:eastAsia="ru-RU"/>
-        </w:rPr>
-      </w:pPr>
-    </w:p>
-    <w:p>
-      <w:pPr>
-        <w:spacing w:after="0"/>
-        <w:rPr>
-          <w:rFonts w:ascii="Times New Roman" w:hAnsi="Times New Roman" w:cs="Times New Roman"/>
-          <w:sz w:val="28"/>
-          <w:szCs w:val="28"/>
-          <w:lang w:eastAsia="ru-RU"/>
-        </w:rPr>
-      </w:pPr>
-    </w:p>
-    <w:p>
-      <w:pPr>
-        <w:spacing w:after="0" w:line="360" w:lineRule="auto"/>
-        <w:jc w:val="center"/>
+        <w:t>(</w:t>
+      </w:r>
+      <w:proofErr w:type="spellStart"/>
+      <w:r>
         <w:rPr>
           <w:rFonts w:ascii="Times New Roman" w:hAnsi="Times New Roman" w:cs="Times New Roman"/>
           <w:b/>
@@ -247,7 +124,9 @@
           <w:szCs w:val="28"/>
           <w:lang w:eastAsia="ru-RU"/>
         </w:rPr>
-      </w:pPr>
+        <w:t>ТвГТУ</w:t>
+      </w:r>
+      <w:proofErr w:type="spellEnd"/>
       <w:r>
         <w:rPr>
           <w:rFonts w:ascii="Times New Roman" w:hAnsi="Times New Roman" w:cs="Times New Roman"/>
@@ -257,210 +136,133 @@
           <w:szCs w:val="28"/>
           <w:lang w:eastAsia="ru-RU"/>
         </w:rPr>
-        <w:t>Курсовая работа</w:t>
-      </w:r>
+        <w:t>)</w:t>
+      </w:r>
+    </w:p>
+    <w:p>
+      <w:pPr>
+        <w:spacing w:after="0"/>
+        <w:jc w:val="center"/>
+        <w:rPr>
+          <w:rFonts w:ascii="Times New Roman" w:hAnsi="Times New Roman" w:cs="Times New Roman"/>
+          <w:sz w:val="28"/>
+          <w:szCs w:val="28"/>
+          <w:lang w:eastAsia="ru-RU"/>
+        </w:rPr>
+      </w:pPr>
+      <w:r>
+        <w:rPr>
+          <w:rFonts w:ascii="Times New Roman" w:hAnsi="Times New Roman" w:cs="Times New Roman"/>
+          <w:sz w:val="28"/>
+          <w:szCs w:val="28"/>
+          <w:lang w:eastAsia="ru-RU"/>
+        </w:rPr>
+        <w:t>Кафедра Программного обеспечения</w:t>
+      </w:r>
+    </w:p>
+    <w:p>
+      <w:pPr>
+        <w:spacing w:after="0"/>
+        <w:rPr>
+          <w:rFonts w:ascii="Times New Roman" w:hAnsi="Times New Roman" w:cs="Times New Roman"/>
+          <w:sz w:val="28"/>
+          <w:szCs w:val="28"/>
+          <w:lang w:eastAsia="ru-RU"/>
+        </w:rPr>
+      </w:pPr>
+    </w:p>
+    <w:p>
+      <w:pPr>
+        <w:spacing w:after="0"/>
+        <w:rPr>
+          <w:rFonts w:ascii="Times New Roman" w:hAnsi="Times New Roman" w:cs="Times New Roman"/>
+          <w:sz w:val="28"/>
+          <w:szCs w:val="28"/>
+          <w:lang w:eastAsia="ru-RU"/>
+        </w:rPr>
+      </w:pPr>
+    </w:p>
+    <w:p>
+      <w:pPr>
+        <w:spacing w:after="0"/>
+        <w:rPr>
+          <w:rFonts w:ascii="Times New Roman" w:hAnsi="Times New Roman" w:cs="Times New Roman"/>
+          <w:sz w:val="28"/>
+          <w:szCs w:val="28"/>
+          <w:lang w:eastAsia="ru-RU"/>
+        </w:rPr>
+      </w:pPr>
+    </w:p>
+    <w:p>
+      <w:pPr>
+        <w:spacing w:after="0"/>
+        <w:rPr>
+          <w:rFonts w:ascii="Times New Roman" w:hAnsi="Times New Roman" w:cs="Times New Roman"/>
+          <w:sz w:val="28"/>
+          <w:szCs w:val="28"/>
+          <w:lang w:eastAsia="ru-RU"/>
+        </w:rPr>
+      </w:pPr>
+    </w:p>
+    <w:p>
+      <w:pPr>
+        <w:spacing w:after="0"/>
+        <w:rPr>
+          <w:rFonts w:ascii="Times New Roman" w:hAnsi="Times New Roman" w:cs="Times New Roman"/>
+          <w:sz w:val="28"/>
+          <w:szCs w:val="28"/>
+          <w:lang w:eastAsia="ru-RU"/>
+        </w:rPr>
+      </w:pPr>
+    </w:p>
+    <w:p>
+      <w:pPr>
+        <w:spacing w:after="0"/>
+        <w:rPr>
+          <w:rFonts w:ascii="Times New Roman" w:hAnsi="Times New Roman" w:cs="Times New Roman"/>
+          <w:sz w:val="28"/>
+          <w:szCs w:val="28"/>
+          <w:lang w:eastAsia="ru-RU"/>
+        </w:rPr>
+      </w:pPr>
+    </w:p>
+    <w:p>
+      <w:pPr>
+        <w:spacing w:after="0"/>
+        <w:rPr>
+          <w:rFonts w:ascii="Times New Roman" w:hAnsi="Times New Roman" w:cs="Times New Roman"/>
+          <w:sz w:val="28"/>
+          <w:szCs w:val="28"/>
+          <w:lang w:eastAsia="ru-RU"/>
+        </w:rPr>
+      </w:pPr>
+    </w:p>
+    <w:p>
+      <w:pPr>
+        <w:spacing w:after="0"/>
+        <w:rPr>
+          <w:rFonts w:ascii="Times New Roman" w:hAnsi="Times New Roman" w:cs="Times New Roman"/>
+          <w:sz w:val="28"/>
+          <w:szCs w:val="28"/>
+          <w:lang w:eastAsia="ru-RU"/>
+        </w:rPr>
+      </w:pPr>
+    </w:p>
+    <w:p>
+      <w:pPr>
+        <w:spacing w:after="0"/>
+        <w:rPr>
+          <w:rFonts w:ascii="Times New Roman" w:hAnsi="Times New Roman" w:cs="Times New Roman"/>
+          <w:sz w:val="28"/>
+          <w:szCs w:val="28"/>
+          <w:lang w:eastAsia="ru-RU"/>
+        </w:rPr>
+      </w:pPr>
     </w:p>
     <w:p>
       <w:pPr>
         <w:spacing w:after="0" w:line="360" w:lineRule="auto"/>
         <w:jc w:val="center"/>
-        <w:rPr>
-          <w:rFonts w:ascii="Times New Roman" w:hAnsi="Times New Roman" w:cs="Times New Roman"/>
-          <w:sz w:val="28"/>
-          <w:szCs w:val="28"/>
-          <w:lang w:eastAsia="ru-RU"/>
-        </w:rPr>
-      </w:pPr>
-      <w:r>
-        <w:rPr>
-          <w:rFonts w:ascii="Times New Roman" w:hAnsi="Times New Roman" w:cs="Times New Roman"/>
-          <w:sz w:val="28"/>
-          <w:szCs w:val="28"/>
-          <w:lang w:eastAsia="ru-RU"/>
-        </w:rPr>
-        <w:t>по дисциплине</w:t>
-      </w:r>
-    </w:p>
-    <w:p>
-      <w:pPr>
-        <w:spacing w:after="0" w:line="360" w:lineRule="auto"/>
-        <w:jc w:val="center"/>
-        <w:rPr>
-          <w:rFonts w:ascii="Times New Roman" w:hAnsi="Times New Roman" w:cs="Times New Roman"/>
-          <w:sz w:val="28"/>
-          <w:szCs w:val="28"/>
-          <w:lang w:eastAsia="ru-RU"/>
-        </w:rPr>
-      </w:pPr>
-      <w:r>
-        <w:rPr>
-          <w:rFonts w:ascii="Times New Roman" w:hAnsi="Times New Roman" w:cs="Times New Roman"/>
-          <w:sz w:val="28"/>
-          <w:szCs w:val="28"/>
-          <w:lang w:eastAsia="ru-RU"/>
-        </w:rPr>
-        <w:t>«</w:t>
-      </w:r>
-      <w:r>
-        <w:rPr>
-          <w:rFonts w:ascii="Times New Roman" w:hAnsi="Times New Roman" w:cs="Times New Roman"/>
-          <w:sz w:val="28"/>
-          <w:szCs w:val="28"/>
-          <w:lang w:eastAsia="ru-RU"/>
-        </w:rPr>
-        <w:t>Структуры и алгоритмы обработки данных</w:t>
-      </w:r>
-      <w:r>
-        <w:rPr>
-          <w:rFonts w:ascii="Times New Roman" w:hAnsi="Times New Roman" w:cs="Times New Roman"/>
-          <w:sz w:val="28"/>
-          <w:szCs w:val="28"/>
-          <w:lang w:eastAsia="ru-RU"/>
-        </w:rPr>
-        <w:t>»</w:t>
-      </w:r>
-    </w:p>
-    <w:p>
-      <w:pPr>
-        <w:spacing w:after="0" w:line="360" w:lineRule="auto"/>
-        <w:jc w:val="center"/>
-        <w:rPr>
-          <w:rFonts w:ascii="Times New Roman" w:hAnsi="Times New Roman" w:cs="Times New Roman"/>
-          <w:sz w:val="28"/>
-          <w:szCs w:val="28"/>
-        </w:rPr>
-      </w:pPr>
-      <w:r>
-        <w:rPr>
-          <w:rFonts w:ascii="Times New Roman" w:hAnsi="Times New Roman" w:cs="Times New Roman"/>
-          <w:sz w:val="28"/>
-          <w:szCs w:val="28"/>
-        </w:rPr>
-        <w:t>«</w:t>
-      </w:r>
-      <w:r>
-        <w:rPr>
-          <w:rFonts w:ascii="Times New Roman" w:hAnsi="Times New Roman" w:cs="Times New Roman"/>
-          <w:sz w:val="28"/>
-          <w:szCs w:val="28"/>
-        </w:rPr>
-        <w:t>Разработка программной системы распознавания изображений на основе алгоритма k-ближайших соседей с использованием k-мерного дерева</w:t>
-      </w:r>
-      <w:r>
-        <w:rPr>
-          <w:rFonts w:ascii="Times New Roman" w:hAnsi="Times New Roman" w:cs="Times New Roman"/>
-          <w:sz w:val="28"/>
-          <w:szCs w:val="28"/>
-        </w:rPr>
-        <w:t>»</w:t>
-      </w:r>
-    </w:p>
-    <w:p>
-      <w:pPr>
-        <w:spacing w:after="0"/>
-        <w:rPr>
-          <w:rFonts w:ascii="Times New Roman" w:hAnsi="Times New Roman" w:cs="Times New Roman"/>
-          <w:sz w:val="28"/>
-          <w:szCs w:val="28"/>
-        </w:rPr>
-      </w:pPr>
-    </w:p>
-    <w:p>
-      <w:pPr>
-        <w:spacing w:after="0"/>
-        <w:rPr>
-          <w:rFonts w:ascii="Times New Roman" w:hAnsi="Times New Roman" w:cs="Times New Roman"/>
-          <w:sz w:val="28"/>
-          <w:szCs w:val="28"/>
-        </w:rPr>
-      </w:pPr>
-    </w:p>
-    <w:p>
-      <w:pPr>
-        <w:spacing w:after="0"/>
-        <w:rPr>
-          <w:rFonts w:ascii="Times New Roman" w:hAnsi="Times New Roman" w:cs="Times New Roman"/>
-          <w:sz w:val="28"/>
-          <w:szCs w:val="28"/>
-        </w:rPr>
-      </w:pPr>
-    </w:p>
-    <w:p>
-      <w:pPr>
-        <w:spacing w:after="0"/>
-        <w:rPr>
-          <w:rFonts w:ascii="Times New Roman" w:hAnsi="Times New Roman" w:cs="Times New Roman"/>
-          <w:sz w:val="28"/>
-          <w:szCs w:val="28"/>
-        </w:rPr>
-      </w:pPr>
-    </w:p>
-    <w:p>
-      <w:pPr>
-        <w:spacing w:after="0"/>
-        <w:rPr>
-          <w:rFonts w:ascii="Times New Roman" w:hAnsi="Times New Roman" w:cs="Times New Roman"/>
-          <w:sz w:val="28"/>
-          <w:szCs w:val="28"/>
-        </w:rPr>
-      </w:pPr>
-    </w:p>
-    <w:p>
-      <w:pPr>
-        <w:spacing w:after="0"/>
-        <w:rPr>
-          <w:rFonts w:ascii="Times New Roman" w:hAnsi="Times New Roman" w:cs="Times New Roman"/>
-          <w:sz w:val="28"/>
-          <w:szCs w:val="28"/>
-        </w:rPr>
-      </w:pPr>
-    </w:p>
-    <w:p>
-      <w:pPr>
-        <w:spacing w:after="0"/>
-        <w:jc w:val="right"/>
-        <w:rPr>
-          <w:rFonts w:ascii="Times New Roman" w:hAnsi="Times New Roman" w:cs="Times New Roman"/>
-          <w:sz w:val="28"/>
-          <w:szCs w:val="28"/>
-          <w:lang w:eastAsia="ru-RU"/>
-        </w:rPr>
-      </w:pPr>
-      <w:r>
-        <w:rPr>
-          <w:rFonts w:ascii="Times New Roman" w:hAnsi="Times New Roman" w:cs="Times New Roman"/>
-          <w:sz w:val="28"/>
-          <w:szCs w:val="28"/>
-          <w:lang w:eastAsia="ru-RU"/>
-        </w:rPr>
-        <w:t>Выполнил:</w:t>
-      </w:r>
-    </w:p>
-    <w:p>
-      <w:pPr>
-        <w:spacing w:after="0"/>
-        <w:jc w:val="right"/>
-        <w:rPr>
-          <w:rFonts w:ascii="Times New Roman" w:hAnsi="Times New Roman" w:cs="Times New Roman"/>
-          <w:sz w:val="28"/>
-          <w:szCs w:val="28"/>
-          <w:lang w:eastAsia="ru-RU"/>
-        </w:rPr>
-      </w:pPr>
-      <w:r>
-        <w:rPr>
-          <w:rFonts w:ascii="Times New Roman" w:hAnsi="Times New Roman" w:cs="Times New Roman"/>
-          <w:sz w:val="28"/>
-          <w:szCs w:val="28"/>
-          <w:lang w:eastAsia="ru-RU"/>
-        </w:rPr>
-        <w:t>Студент 2 курса</w:t>
-      </w:r>
-    </w:p>
-    <w:p>
-      <w:pPr>
-        <w:spacing w:after="0"/>
-        <w:jc w:val="right"/>
         <w:rPr>
           <w:rFonts w:ascii="Times New Roman" w:hAnsi="Times New Roman" w:cs="Times New Roman"/>
           <w:b/>
@@ -473,13 +275,216 @@
       <w:r>
         <w:rPr>
           <w:rFonts w:ascii="Times New Roman" w:hAnsi="Times New Roman" w:cs="Times New Roman"/>
-          <w:sz w:val="28"/>
-          <w:szCs w:val="28"/>
-          <w:lang w:eastAsia="ru-RU"/>
-        </w:rPr>
-        <w:t>Группы</w:t>
-      </w:r>
-      <w:r>
+          <w:b/>
+          <w:bCs/>
+          <w:sz w:val="28"/>
+          <w:szCs w:val="28"/>
+          <w:lang w:eastAsia="ru-RU"/>
+        </w:rPr>
+        <w:t>Курсовая работа</w:t>
+      </w:r>
+    </w:p>
+    <w:p>
+      <w:pPr>
+        <w:spacing w:after="0" w:line="360" w:lineRule="auto"/>
+        <w:jc w:val="center"/>
+        <w:rPr>
+          <w:rFonts w:ascii="Times New Roman" w:hAnsi="Times New Roman" w:cs="Times New Roman"/>
+          <w:sz w:val="28"/>
+          <w:szCs w:val="28"/>
+          <w:lang w:eastAsia="ru-RU"/>
+        </w:rPr>
+      </w:pPr>
+      <w:r>
+        <w:rPr>
+          <w:rFonts w:ascii="Times New Roman" w:hAnsi="Times New Roman" w:cs="Times New Roman"/>
+          <w:sz w:val="28"/>
+          <w:szCs w:val="28"/>
+          <w:lang w:eastAsia="ru-RU"/>
+        </w:rPr>
+        <w:t>по дисциплине</w:t>
+      </w:r>
+    </w:p>
+    <w:p>
+      <w:pPr>
+        <w:spacing w:after="0" w:line="360" w:lineRule="auto"/>
+        <w:jc w:val="center"/>
+        <w:rPr>
+          <w:rFonts w:ascii="Times New Roman" w:hAnsi="Times New Roman" w:cs="Times New Roman"/>
+          <w:sz w:val="28"/>
+          <w:szCs w:val="28"/>
+          <w:lang w:eastAsia="ru-RU"/>
+        </w:rPr>
+      </w:pPr>
+      <w:r>
+        <w:rPr>
+          <w:rFonts w:ascii="Times New Roman" w:hAnsi="Times New Roman" w:cs="Times New Roman"/>
+          <w:sz w:val="28"/>
+          <w:szCs w:val="28"/>
+          <w:lang w:eastAsia="ru-RU"/>
+        </w:rPr>
+        <w:t>«</w:t>
+      </w:r>
+      <w:r>
+        <w:rPr>
+          <w:rFonts w:ascii="Times New Roman" w:hAnsi="Times New Roman" w:cs="Times New Roman"/>
+          <w:sz w:val="28"/>
+          <w:szCs w:val="28"/>
+          <w:lang w:eastAsia="ru-RU"/>
+        </w:rPr>
+        <w:t>Структуры и алгоритмы обработки данных</w:t>
+      </w:r>
+      <w:r>
+        <w:rPr>
+          <w:rFonts w:ascii="Times New Roman" w:hAnsi="Times New Roman" w:cs="Times New Roman"/>
+          <w:sz w:val="28"/>
+          <w:szCs w:val="28"/>
+          <w:lang w:eastAsia="ru-RU"/>
+        </w:rPr>
+        <w:t>»</w:t>
+      </w:r>
+    </w:p>
+    <w:p>
+      <w:pPr>
+        <w:spacing w:after="0" w:line="360" w:lineRule="auto"/>
+        <w:jc w:val="center"/>
+        <w:rPr>
+          <w:rFonts w:ascii="Times New Roman" w:hAnsi="Times New Roman" w:cs="Times New Roman"/>
+          <w:sz w:val="28"/>
+          <w:szCs w:val="28"/>
+        </w:rPr>
+      </w:pPr>
+      <w:r>
+        <w:rPr>
+          <w:rFonts w:ascii="Times New Roman" w:hAnsi="Times New Roman" w:cs="Times New Roman"/>
+          <w:sz w:val="28"/>
+          <w:szCs w:val="28"/>
+        </w:rPr>
+        <w:t>«</w:t>
+      </w:r>
+      <w:r>
+        <w:rPr>
+          <w:rFonts w:ascii="Times New Roman" w:hAnsi="Times New Roman" w:cs="Times New Roman"/>
+          <w:sz w:val="28"/>
+          <w:szCs w:val="28"/>
+        </w:rPr>
+        <w:t>Разработка программной системы распознавания изображений на основе алгоритма k-ближайших соседей с использованием k-мерного дерева</w:t>
+      </w:r>
+      <w:r>
+        <w:rPr>
+          <w:rFonts w:ascii="Times New Roman" w:hAnsi="Times New Roman" w:cs="Times New Roman"/>
+          <w:sz w:val="28"/>
+          <w:szCs w:val="28"/>
+        </w:rPr>
+        <w:t>»</w:t>
+      </w:r>
+    </w:p>
+    <w:p>
+      <w:pPr>
+        <w:spacing w:after="0"/>
+        <w:rPr>
+          <w:rFonts w:ascii="Times New Roman" w:hAnsi="Times New Roman" w:cs="Times New Roman"/>
+          <w:sz w:val="28"/>
+          <w:szCs w:val="28"/>
+        </w:rPr>
+      </w:pPr>
+    </w:p>
+    <w:p>
+      <w:pPr>
+        <w:spacing w:after="0"/>
+        <w:rPr>
+          <w:rFonts w:ascii="Times New Roman" w:hAnsi="Times New Roman" w:cs="Times New Roman"/>
+          <w:sz w:val="28"/>
+          <w:szCs w:val="28"/>
+        </w:rPr>
+      </w:pPr>
+    </w:p>
+    <w:p>
+      <w:pPr>
+        <w:spacing w:after="0"/>
+        <w:rPr>
+          <w:rFonts w:ascii="Times New Roman" w:hAnsi="Times New Roman" w:cs="Times New Roman"/>
+          <w:sz w:val="28"/>
+          <w:szCs w:val="28"/>
+        </w:rPr>
+      </w:pPr>
+    </w:p>
+    <w:p>
+      <w:pPr>
+        <w:spacing w:after="0"/>
+        <w:rPr>
+          <w:rFonts w:ascii="Times New Roman" w:hAnsi="Times New Roman" w:cs="Times New Roman"/>
+          <w:sz w:val="28"/>
+          <w:szCs w:val="28"/>
+        </w:rPr>
+      </w:pPr>
+    </w:p>
+    <w:p>
+      <w:pPr>
+        <w:spacing w:after="0"/>
+        <w:rPr>
+          <w:rFonts w:ascii="Times New Roman" w:hAnsi="Times New Roman" w:cs="Times New Roman"/>
+          <w:sz w:val="28"/>
+          <w:szCs w:val="28"/>
+        </w:rPr>
+      </w:pPr>
+    </w:p>
+    <w:p>
+      <w:pPr>
+        <w:spacing w:after="0"/>
+        <w:rPr>
+          <w:rFonts w:ascii="Times New Roman" w:hAnsi="Times New Roman" w:cs="Times New Roman"/>
+          <w:sz w:val="28"/>
+          <w:szCs w:val="28"/>
+        </w:rPr>
+      </w:pPr>
+    </w:p>
+    <w:p>
+      <w:pPr>
+        <w:spacing w:after="0"/>
+        <w:jc w:val="right"/>
+        <w:rPr>
+          <w:rFonts w:ascii="Times New Roman" w:hAnsi="Times New Roman" w:cs="Times New Roman"/>
+          <w:sz w:val="28"/>
+          <w:szCs w:val="28"/>
+          <w:lang w:eastAsia="ru-RU"/>
+        </w:rPr>
+      </w:pPr>
+      <w:r>
+        <w:rPr>
+          <w:rFonts w:ascii="Times New Roman" w:hAnsi="Times New Roman" w:cs="Times New Roman"/>
+          <w:sz w:val="28"/>
+          <w:szCs w:val="28"/>
+          <w:lang w:eastAsia="ru-RU"/>
+        </w:rPr>
+        <w:t>Выполнил:</w:t>
+      </w:r>
+    </w:p>
+    <w:p>
+      <w:pPr>
+        <w:spacing w:after="0"/>
+        <w:jc w:val="right"/>
+        <w:rPr>
+          <w:rFonts w:ascii="Times New Roman" w:hAnsi="Times New Roman" w:cs="Times New Roman"/>
+          <w:sz w:val="28"/>
+          <w:szCs w:val="28"/>
+          <w:lang w:eastAsia="ru-RU"/>
+        </w:rPr>
+      </w:pPr>
+      <w:r>
+        <w:rPr>
+          <w:rFonts w:ascii="Times New Roman" w:hAnsi="Times New Roman" w:cs="Times New Roman"/>
+          <w:sz w:val="28"/>
+          <w:szCs w:val="28"/>
+          <w:lang w:eastAsia="ru-RU"/>
+        </w:rPr>
+        <w:t>Студент 2 курса</w:t>
+      </w:r>
+    </w:p>
+    <w:p>
+      <w:pPr>
+        <w:spacing w:after="0"/>
+        <w:jc w:val="right"/>
         <w:rPr>
           <w:rFonts w:ascii="Times New Roman" w:hAnsi="Times New Roman" w:cs="Times New Roman"/>
           <w:b/>
@@ -488,8 +493,7 @@
           <w:szCs w:val="28"/>
           <w:lang w:eastAsia="ru-RU"/>
         </w:rPr>
-        <w:t xml:space="preserve"> </w:t>
-      </w:r>
+      </w:pPr>
       <w:r>
         <w:rPr>
           <w:rFonts w:ascii="Times New Roman" w:hAnsi="Times New Roman" w:cs="Times New Roman"/>
@@ -497,46 +501,9 @@
           <w:szCs w:val="28"/>
           <w:lang w:eastAsia="ru-RU"/>
         </w:rPr>
-        <w:t>Б.ПИН.ИИ.24.16</w:t>
-      </w:r>
-    </w:p>
-    <w:p>
-      <w:pPr>
-        <w:spacing w:after="0"/>
-        <w:jc w:val="right"/>
-        <w:rPr>
-          <w:rFonts w:ascii="Times New Roman" w:hAnsi="Times New Roman" w:cs="Times New Roman"/>
-          <w:sz w:val="28"/>
-          <w:szCs w:val="28"/>
-          <w:lang w:eastAsia="ru-RU"/>
-        </w:rPr>
-      </w:pPr>
-      <w:r>
-        <w:rPr>
-          <w:rFonts w:ascii="Times New Roman" w:hAnsi="Times New Roman" w:cs="Times New Roman"/>
-          <w:sz w:val="28"/>
-          <w:szCs w:val="28"/>
-          <w:lang w:eastAsia="ru-RU"/>
-        </w:rPr>
-        <w:t>Левкин Д. А.</w:t>
-      </w:r>
-    </w:p>
-    <w:p>
-      <w:pPr>
-        <w:spacing w:after="0"/>
-        <w:jc w:val="right"/>
-        <w:rPr>
-          <w:rFonts w:ascii="Times New Roman" w:hAnsi="Times New Roman" w:cs="Times New Roman"/>
-          <w:sz w:val="28"/>
-          <w:szCs w:val="28"/>
-          <w:lang w:eastAsia="ru-RU"/>
-        </w:rPr>
-      </w:pPr>
-    </w:p>
-    <w:p>
-      <w:pPr>
-        <w:spacing w:after="0"/>
-        <w:jc w:val="right"/>
+        <w:t>Группы</w:t>
+      </w:r>
+      <w:r>
         <w:rPr>
           <w:rFonts w:ascii="Times New Roman" w:hAnsi="Times New Roman" w:cs="Times New Roman"/>
           <w:b/>
@@ -545,7 +512,8 @@
           <w:szCs w:val="28"/>
           <w:lang w:eastAsia="ru-RU"/>
         </w:rPr>
-      </w:pPr>
+        <w:t xml:space="preserve"> </w:t>
+      </w:r>
       <w:r>
         <w:rPr>
           <w:rFonts w:ascii="Times New Roman" w:hAnsi="Times New Roman" w:cs="Times New Roman"/>
@@ -553,9 +521,46 @@
           <w:szCs w:val="28"/>
           <w:lang w:eastAsia="ru-RU"/>
         </w:rPr>
-        <w:t>Проверил:</w:t>
-      </w:r>
-      <w:r>
+        <w:t>Б.ПИН.ИИ.24.16</w:t>
+      </w:r>
+    </w:p>
+    <w:p>
+      <w:pPr>
+        <w:spacing w:after="0"/>
+        <w:jc w:val="right"/>
+        <w:rPr>
+          <w:rFonts w:ascii="Times New Roman" w:hAnsi="Times New Roman" w:cs="Times New Roman"/>
+          <w:sz w:val="28"/>
+          <w:szCs w:val="28"/>
+          <w:lang w:eastAsia="ru-RU"/>
+        </w:rPr>
+      </w:pPr>
+      <w:r>
+        <w:rPr>
+          <w:rFonts w:ascii="Times New Roman" w:hAnsi="Times New Roman" w:cs="Times New Roman"/>
+          <w:sz w:val="28"/>
+          <w:szCs w:val="28"/>
+          <w:lang w:eastAsia="ru-RU"/>
+        </w:rPr>
+        <w:t>Левкин Д. А.</w:t>
+      </w:r>
+    </w:p>
+    <w:p>
+      <w:pPr>
+        <w:spacing w:after="0"/>
+        <w:jc w:val="right"/>
+        <w:rPr>
+          <w:rFonts w:ascii="Times New Roman" w:hAnsi="Times New Roman" w:cs="Times New Roman"/>
+          <w:sz w:val="28"/>
+          <w:szCs w:val="28"/>
+          <w:lang w:eastAsia="ru-RU"/>
+        </w:rPr>
+      </w:pPr>
+    </w:p>
+    <w:p>
+      <w:pPr>
+        <w:spacing w:after="0"/>
+        <w:jc w:val="right"/>
         <w:rPr>
           <w:rFonts w:ascii="Times New Roman" w:hAnsi="Times New Roman" w:cs="Times New Roman"/>
           <w:b/>
@@ -564,6 +569,25 @@
           <w:szCs w:val="28"/>
           <w:lang w:eastAsia="ru-RU"/>
         </w:rPr>
+      </w:pPr>
+      <w:r>
+        <w:rPr>
+          <w:rFonts w:ascii="Times New Roman" w:hAnsi="Times New Roman" w:cs="Times New Roman"/>
+          <w:sz w:val="28"/>
+          <w:szCs w:val="28"/>
+          <w:lang w:eastAsia="ru-RU"/>
+        </w:rPr>
+        <w:t>Проверил:</w:t>
+      </w:r>
+      <w:r>
+        <w:rPr>
+          <w:rFonts w:ascii="Times New Roman" w:hAnsi="Times New Roman" w:cs="Times New Roman"/>
+          <w:b/>
+          <w:bCs/>
+          <w:sz w:val="28"/>
+          <w:szCs w:val="28"/>
+          <w:lang w:eastAsia="ru-RU"/>
+        </w:rPr>
         <w:t xml:space="preserve"> </w:t>
       </w:r>
     </w:p>
@@ -726,15 +750,10 @@
     <w:sdt>
       <w:sdtPr>
         <w:rPr>
-          <w:rFonts w:asciiTheme="minorHAnsi" w:eastAsiaTheme="minorHAnsi" w:hAnsiTheme="minorHAnsi" w:cstheme="minorBidi"/>
-          <w:b w:val="0"/>
-          <w:bCs w:val="0"/>
-          <w:kern w:val="0"/>
-          <w:sz w:val="32"/>
-          <w:szCs w:val="32"/>
-          <w:lang w:eastAsia="en-US"/>
-        </w:rPr>
-        <w:id w:val="-1636167363"/>
+          <w:sz w:val="36"/>
+          <w:szCs w:val="36"/>
+        </w:rPr>
+        <w:id w:val="1160585272"/>
         <w:docPartObj>
           <w:docPartGallery w:val="Table of Contents"/>
           <w:docPartUnique/>
@@ -742,30 +761,29 @@
       </w:sdtPr>
       <w:sdtEndPr>
         <w:rPr>
+          <w:rFonts w:asciiTheme="minorHAnsi" w:eastAsiaTheme="minorHAnsi" w:hAnsiTheme="minorHAnsi" w:cstheme="minorBidi"/>
           <w:b/>
           <w:bCs/>
+          <w:color w:val="auto"/>
           <w:sz w:val="22"/>
           <w:szCs w:val="22"/>
+          <w:lang w:eastAsia="en-US"/>
         </w:rPr>
       </w:sdtEndPr>
       <w:sdtContent>
         <w:p>
           <w:pPr>
-            <w:pStyle w:val="1"/>
+            <w:pStyle w:val="a8"/>
             <w:jc w:val="center"/>
             <w:rPr>
-              <w:b w:val="0"/>
-              <w:bCs w:val="0"/>
-              <w:sz w:val="32"/>
-              <w:szCs w:val="32"/>
+              <w:rFonts w:ascii="Times New Roman" w:hAnsi="Times New Roman" w:cs="Times New Roman"/>
+              <w:color w:val="000000" w:themeColor="text1"/>
             </w:rPr>
           </w:pPr>
           <w:r>
             <w:rPr>
-              <w:b w:val="0"/>
-              <w:bCs w:val="0"/>
-              <w:sz w:val="32"/>
-              <w:szCs w:val="32"/>
+              <w:rFonts w:ascii="Times New Roman" w:hAnsi="Times New Roman" w:cs="Times New Roman"/>
+              <w:color w:val="000000" w:themeColor="text1"/>
             </w:rPr>
             <w:t>Содержание</w:t>
           </w:r>
@@ -777,10 +795,13 @@
               <w:tab w:val="right" w:leader="dot" w:pos="9345"/>
             </w:tabs>
             <w:rPr>
-              <w:rFonts w:ascii="Times New Roman" w:hAnsi="Times New Roman" w:cs="Times New Roman"/>
+              <w:rFonts w:ascii="Times New Roman" w:eastAsiaTheme="minorEastAsia" w:hAnsi="Times New Roman" w:cs="Times New Roman"/>
               <w:noProof/>
+              <w:kern w:val="2"/>
               <w:sz w:val="28"/>
               <w:szCs w:val="28"/>
+              <w:lang w:eastAsia="ru-RU"/>
+              <w14:ligatures w14:val="standardContextual"/>
             </w:rPr>
           </w:pPr>
           <w:r>
@@ -807,7 +828,7 @@
             </w:rPr>
             <w:fldChar w:fldCharType="separate"/>
           </w:r>
-          <w:hyperlink w:anchor="_Toc221741777" w:history="1">
+          <w:hyperlink w:anchor="_Toc224671689" w:history="1">
             <w:r>
               <w:rPr>
                 <w:rStyle w:val="a9"/>
@@ -818,7 +839,7 @@
                 <w:szCs w:val="28"/>
                 <w:lang w:eastAsia="ru-RU"/>
               </w:rPr>
-              <w:t>1. Введение</w:t>
+              <w:t>Введение</w:t>
             </w:r>
             <w:r>
               <w:rPr>
@@ -848,7 +869,7 @@
                 <w:sz w:val="28"/>
                 <w:szCs w:val="28"/>
               </w:rPr>
-              <w:instrText xml:space="preserve"> PAGEREF _Toc221741777 \h </w:instrText>
+              <w:instrText xml:space="preserve"> PAGEREF _Toc224671689 \h </w:instrText>
             </w:r>
             <w:r>
               <w:rPr>
@@ -894,6 +915,558 @@
         <w:p>
           <w:pPr>
             <w:pStyle w:val="11"/>
+            <w:tabs>
+              <w:tab w:val="right" w:leader="dot" w:pos="9345"/>
+            </w:tabs>
+            <w:rPr>
+              <w:rFonts w:ascii="Times New Roman" w:eastAsiaTheme="minorEastAsia" w:hAnsi="Times New Roman" w:cs="Times New Roman"/>
+              <w:noProof/>
+              <w:kern w:val="2"/>
+              <w:sz w:val="28"/>
+              <w:szCs w:val="28"/>
+              <w:lang w:eastAsia="ru-RU"/>
+              <w14:ligatures w14:val="standardContextual"/>
+            </w:rPr>
+          </w:pPr>
+          <w:hyperlink w:anchor="_Toc224671690" w:history="1">
+            <w:r>
+              <w:rPr>
+                <w:rStyle w:val="a9"/>
+                <w:rFonts w:ascii="Times New Roman" w:eastAsia="Times New Roman" w:hAnsi="Times New Roman" w:cs="Times New Roman"/>
+                <w:noProof/>
+                <w:kern w:val="36"/>
+                <w:sz w:val="28"/>
+                <w:szCs w:val="28"/>
+                <w:lang w:eastAsia="ru-RU"/>
+              </w:rPr>
+              <w:t>1. Структура данных и алгоритмы их обработки</w:t>
+            </w:r>
+            <w:r>
+              <w:rPr>
+                <w:rFonts w:ascii="Times New Roman" w:hAnsi="Times New Roman" w:cs="Times New Roman"/>
+                <w:noProof/>
+                <w:webHidden/>
+                <w:sz w:val="28"/>
+                <w:szCs w:val="28"/>
+              </w:rPr>
+              <w:tab/>
+            </w:r>
+            <w:r>
+              <w:rPr>
+                <w:rFonts w:ascii="Times New Roman" w:hAnsi="Times New Roman" w:cs="Times New Roman"/>
+                <w:noProof/>
+                <w:webHidden/>
+                <w:sz w:val="28"/>
+                <w:szCs w:val="28"/>
+              </w:rPr>
+              <w:fldChar w:fldCharType="begin"/>
+            </w:r>
+            <w:r>
+              <w:rPr>
+                <w:rFonts w:ascii="Times New Roman" w:hAnsi="Times New Roman" w:cs="Times New Roman"/>
+                <w:noProof/>
+                <w:webHidden/>
+                <w:sz w:val="28"/>
+                <w:szCs w:val="28"/>
+              </w:rPr>
+              <w:instrText xml:space="preserve"> PAGEREF _Toc224671690 \h </w:instrText>
+            </w:r>
+            <w:r>
+              <w:rPr>
+                <w:rFonts w:ascii="Times New Roman" w:hAnsi="Times New Roman" w:cs="Times New Roman"/>
+                <w:noProof/>
+                <w:webHidden/>
+                <w:sz w:val="28"/>
+                <w:szCs w:val="28"/>
+              </w:rPr>
+            </w:r>
+            <w:r>
+              <w:rPr>
+                <w:rFonts w:ascii="Times New Roman" w:hAnsi="Times New Roman" w:cs="Times New Roman"/>
+                <w:noProof/>
+                <w:webHidden/>
+                <w:sz w:val="28"/>
+                <w:szCs w:val="28"/>
+              </w:rPr>
+              <w:fldChar w:fldCharType="separate"/>
+            </w:r>
+            <w:r>
+              <w:rPr>
+                <w:rFonts w:ascii="Times New Roman" w:hAnsi="Times New Roman" w:cs="Times New Roman"/>
+                <w:noProof/>
+                <w:webHidden/>
+                <w:sz w:val="28"/>
+                <w:szCs w:val="28"/>
+              </w:rPr>
+              <w:t>4</w:t>
+            </w:r>
+            <w:r>
+              <w:rPr>
+                <w:rFonts w:ascii="Times New Roman" w:hAnsi="Times New Roman" w:cs="Times New Roman"/>
+                <w:noProof/>
+                <w:webHidden/>
+                <w:sz w:val="28"/>
+                <w:szCs w:val="28"/>
+              </w:rPr>
+              <w:fldChar w:fldCharType="end"/>
+            </w:r>
+          </w:hyperlink>
+        </w:p>
+        <w:p>
+          <w:pPr>
+            <w:pStyle w:val="21"/>
+            <w:rPr>
+              <w:rFonts w:eastAsiaTheme="minorEastAsia"/>
+              <w:kern w:val="2"/>
+              <w14:ligatures w14:val="standardContextual"/>
+            </w:rPr>
+          </w:pPr>
+          <w:hyperlink w:anchor="_Toc224671691" w:history="1">
+            <w:r>
+              <w:rPr>
+                <w:rStyle w:val="a9"/>
+              </w:rPr>
+              <w:t>1.1 Представление изображений в виде признакового пространства</w:t>
+            </w:r>
+            <w:r>
+              <w:rPr>
+                <w:webHidden/>
+              </w:rPr>
+              <w:tab/>
+            </w:r>
+            <w:r>
+              <w:rPr>
+                <w:webHidden/>
+              </w:rPr>
+              <w:fldChar w:fldCharType="begin"/>
+            </w:r>
+            <w:r>
+              <w:rPr>
+                <w:webHidden/>
+              </w:rPr>
+              <w:instrText xml:space="preserve"> PAGEREF _Toc224671691 \h </w:instrText>
+            </w:r>
+            <w:r>
+              <w:rPr>
+                <w:webHidden/>
+              </w:rPr>
+            </w:r>
+            <w:r>
+              <w:rPr>
+                <w:webHidden/>
+              </w:rPr>
+              <w:fldChar w:fldCharType="separate"/>
+            </w:r>
+            <w:r>
+              <w:rPr>
+                <w:webHidden/>
+              </w:rPr>
+              <w:t>4</w:t>
+            </w:r>
+            <w:r>
+              <w:rPr>
+                <w:webHidden/>
+              </w:rPr>
+              <w:fldChar w:fldCharType="end"/>
+            </w:r>
+          </w:hyperlink>
+        </w:p>
+        <w:p>
+          <w:pPr>
+            <w:pStyle w:val="21"/>
+            <w:rPr>
+              <w:rFonts w:eastAsiaTheme="minorEastAsia"/>
+              <w:kern w:val="2"/>
+              <w14:ligatures w14:val="standardContextual"/>
+            </w:rPr>
+          </w:pPr>
+          <w:hyperlink w:anchor="_Toc224671692" w:history="1">
+            <w:r>
+              <w:rPr>
+                <w:rStyle w:val="a9"/>
+              </w:rPr>
+              <w:t>1.2 Алгоритм k-ближайших соседей</w:t>
+            </w:r>
+            <w:r>
+              <w:rPr>
+                <w:webHidden/>
+              </w:rPr>
+              <w:tab/>
+            </w:r>
+            <w:r>
+              <w:rPr>
+                <w:webHidden/>
+              </w:rPr>
+              <w:fldChar w:fldCharType="begin"/>
+            </w:r>
+            <w:r>
+              <w:rPr>
+                <w:webHidden/>
+              </w:rPr>
+              <w:instrText xml:space="preserve"> PAGEREF _Toc224671692 \h </w:instrText>
+            </w:r>
+            <w:r>
+              <w:rPr>
+                <w:webHidden/>
+              </w:rPr>
+            </w:r>
+            <w:r>
+              <w:rPr>
+                <w:webHidden/>
+              </w:rPr>
+              <w:fldChar w:fldCharType="separate"/>
+            </w:r>
+            <w:r>
+              <w:rPr>
+                <w:webHidden/>
+              </w:rPr>
+              <w:t>4</w:t>
+            </w:r>
+            <w:r>
+              <w:rPr>
+                <w:webHidden/>
+              </w:rPr>
+              <w:fldChar w:fldCharType="end"/>
+            </w:r>
+          </w:hyperlink>
+        </w:p>
+        <w:p>
+          <w:pPr>
+            <w:pStyle w:val="21"/>
+            <w:rPr>
+              <w:rFonts w:eastAsiaTheme="minorEastAsia"/>
+              <w:kern w:val="2"/>
+              <w14:ligatures w14:val="standardContextual"/>
+            </w:rPr>
+          </w:pPr>
+          <w:hyperlink w:anchor="_Toc224671693" w:history="1">
+            <w:r>
+              <w:rPr>
+                <w:rStyle w:val="a9"/>
+              </w:rPr>
+              <w:t>1.3 k-мерное дерево как структура ускорения поиска</w:t>
+            </w:r>
+            <w:r>
+              <w:rPr>
+                <w:webHidden/>
+              </w:rPr>
+              <w:tab/>
+            </w:r>
+            <w:r>
+              <w:rPr>
+                <w:webHidden/>
+              </w:rPr>
+              <w:fldChar w:fldCharType="begin"/>
+            </w:r>
+            <w:r>
+              <w:rPr>
+                <w:webHidden/>
+              </w:rPr>
+              <w:instrText xml:space="preserve"> PAGEREF _Toc224671693 \h </w:instrText>
+            </w:r>
+            <w:r>
+              <w:rPr>
+                <w:webHidden/>
+              </w:rPr>
+            </w:r>
+            <w:r>
+              <w:rPr>
+                <w:webHidden/>
+              </w:rPr>
+              <w:fldChar w:fldCharType="separate"/>
+            </w:r>
+            <w:r>
+              <w:rPr>
+                <w:webHidden/>
+              </w:rPr>
+              <w:t>5</w:t>
+            </w:r>
+            <w:r>
+              <w:rPr>
+                <w:webHidden/>
+              </w:rPr>
+              <w:fldChar w:fldCharType="end"/>
+            </w:r>
+          </w:hyperlink>
+        </w:p>
+        <w:p>
+          <w:pPr>
+            <w:pStyle w:val="21"/>
+            <w:rPr>
+              <w:rFonts w:eastAsiaTheme="minorEastAsia"/>
+              <w:kern w:val="2"/>
+              <w14:ligatures w14:val="standardContextual"/>
+            </w:rPr>
+          </w:pPr>
+          <w:hyperlink w:anchor="_Toc224671694" w:history="1">
+            <w:r>
+              <w:rPr>
+                <w:rStyle w:val="a9"/>
+              </w:rPr>
+              <w:t>1.4 Алгоритм поиска k-ближайших соседей с использованием k-мерного дерева</w:t>
+            </w:r>
+            <w:r>
+              <w:rPr>
+                <w:webHidden/>
+              </w:rPr>
+              <w:tab/>
+            </w:r>
+            <w:r>
+              <w:rPr>
+                <w:webHidden/>
+              </w:rPr>
+              <w:fldChar w:fldCharType="begin"/>
+            </w:r>
+            <w:r>
+              <w:rPr>
+                <w:webHidden/>
+              </w:rPr>
+              <w:instrText xml:space="preserve"> PAGEREF _Toc224671694 \h </w:instrText>
+            </w:r>
+            <w:r>
+              <w:rPr>
+                <w:webHidden/>
+              </w:rPr>
+            </w:r>
+            <w:r>
+              <w:rPr>
+                <w:webHidden/>
+              </w:rPr>
+              <w:fldChar w:fldCharType="separate"/>
+            </w:r>
+            <w:r>
+              <w:rPr>
+                <w:webHidden/>
+              </w:rPr>
+              <w:t>5</w:t>
+            </w:r>
+            <w:r>
+              <w:rPr>
+                <w:webHidden/>
+              </w:rPr>
+              <w:fldChar w:fldCharType="end"/>
+            </w:r>
+          </w:hyperlink>
+        </w:p>
+        <w:p>
+          <w:pPr>
+            <w:pStyle w:val="11"/>
+            <w:tabs>
+              <w:tab w:val="right" w:leader="dot" w:pos="9345"/>
+            </w:tabs>
+            <w:rPr>
+              <w:rFonts w:ascii="Times New Roman" w:eastAsiaTheme="minorEastAsia" w:hAnsi="Times New Roman" w:cs="Times New Roman"/>
+              <w:noProof/>
+              <w:kern w:val="2"/>
+              <w:sz w:val="28"/>
+              <w:szCs w:val="28"/>
+              <w:lang w:eastAsia="ru-RU"/>
+              <w14:ligatures w14:val="standardContextual"/>
+            </w:rPr>
+          </w:pPr>
+          <w:hyperlink w:anchor="_Toc224671695" w:history="1">
+            <w:r>
+              <w:rPr>
+                <w:rStyle w:val="a9"/>
+                <w:rFonts w:ascii="Times New Roman" w:hAnsi="Times New Roman" w:cs="Times New Roman"/>
+                <w:noProof/>
+                <w:sz w:val="28"/>
+                <w:szCs w:val="28"/>
+              </w:rPr>
+              <w:t>2. ПОСТАНОВКА ЗАДАЧИ</w:t>
+            </w:r>
+            <w:r>
+              <w:rPr>
+                <w:rFonts w:ascii="Times New Roman" w:hAnsi="Times New Roman" w:cs="Times New Roman"/>
+                <w:noProof/>
+                <w:webHidden/>
+                <w:sz w:val="28"/>
+                <w:szCs w:val="28"/>
+              </w:rPr>
+              <w:tab/>
+            </w:r>
+            <w:r>
+              <w:rPr>
+                <w:rFonts w:ascii="Times New Roman" w:hAnsi="Times New Roman" w:cs="Times New Roman"/>
+                <w:noProof/>
+                <w:webHidden/>
+                <w:sz w:val="28"/>
+                <w:szCs w:val="28"/>
+              </w:rPr>
+              <w:fldChar w:fldCharType="begin"/>
+            </w:r>
+            <w:r>
+              <w:rPr>
+                <w:rFonts w:ascii="Times New Roman" w:hAnsi="Times New Roman" w:cs="Times New Roman"/>
+                <w:noProof/>
+                <w:webHidden/>
+                <w:sz w:val="28"/>
+                <w:szCs w:val="28"/>
+              </w:rPr>
+              <w:instrText xml:space="preserve"> PAGEREF _Toc224671695 \h </w:instrText>
+            </w:r>
+            <w:r>
+              <w:rPr>
+                <w:rFonts w:ascii="Times New Roman" w:hAnsi="Times New Roman" w:cs="Times New Roman"/>
+                <w:noProof/>
+                <w:webHidden/>
+                <w:sz w:val="28"/>
+                <w:szCs w:val="28"/>
+              </w:rPr>
+            </w:r>
+            <w:r>
+              <w:rPr>
+                <w:rFonts w:ascii="Times New Roman" w:hAnsi="Times New Roman" w:cs="Times New Roman"/>
+                <w:noProof/>
+                <w:webHidden/>
+                <w:sz w:val="28"/>
+                <w:szCs w:val="28"/>
+              </w:rPr>
+              <w:fldChar w:fldCharType="separate"/>
+            </w:r>
+            <w:r>
+              <w:rPr>
+                <w:rFonts w:ascii="Times New Roman" w:hAnsi="Times New Roman" w:cs="Times New Roman"/>
+                <w:noProof/>
+                <w:webHidden/>
+                <w:sz w:val="28"/>
+                <w:szCs w:val="28"/>
+              </w:rPr>
+              <w:t>6</w:t>
+            </w:r>
+            <w:r>
+              <w:rPr>
+                <w:rFonts w:ascii="Times New Roman" w:hAnsi="Times New Roman" w:cs="Times New Roman"/>
+                <w:noProof/>
+                <w:webHidden/>
+                <w:sz w:val="28"/>
+                <w:szCs w:val="28"/>
+              </w:rPr>
+              <w:fldChar w:fldCharType="end"/>
+            </w:r>
+          </w:hyperlink>
+        </w:p>
+        <w:p>
+          <w:pPr>
+            <w:pStyle w:val="21"/>
+            <w:rPr>
+              <w:rFonts w:eastAsiaTheme="minorEastAsia"/>
+              <w:kern w:val="2"/>
+              <w14:ligatures w14:val="standardContextual"/>
+            </w:rPr>
+          </w:pPr>
+          <w:hyperlink w:anchor="_Toc224671696" w:history="1">
+            <w:r>
+              <w:rPr>
+                <w:rStyle w:val="a9"/>
+              </w:rPr>
+              <w:t>2.1 Описание задачи</w:t>
+            </w:r>
+            <w:r>
+              <w:rPr>
+                <w:webHidden/>
+              </w:rPr>
+              <w:tab/>
+            </w:r>
+            <w:r>
+              <w:rPr>
+                <w:webHidden/>
+              </w:rPr>
+              <w:fldChar w:fldCharType="begin"/>
+            </w:r>
+            <w:r>
+              <w:rPr>
+                <w:webHidden/>
+              </w:rPr>
+              <w:instrText xml:space="preserve"> PAGEREF _Toc224671696 \h </w:instrText>
+            </w:r>
+            <w:r>
+              <w:rPr>
+                <w:webHidden/>
+              </w:rPr>
+            </w:r>
+            <w:r>
+              <w:rPr>
+                <w:webHidden/>
+              </w:rPr>
+              <w:fldChar w:fldCharType="separate"/>
+            </w:r>
+            <w:r>
+              <w:rPr>
+                <w:webHidden/>
+              </w:rPr>
+              <w:t>6</w:t>
+            </w:r>
+            <w:r>
+              <w:rPr>
+                <w:webHidden/>
+              </w:rPr>
+              <w:fldChar w:fldCharType="end"/>
+            </w:r>
+          </w:hyperlink>
+        </w:p>
+        <w:p>
+          <w:pPr>
+            <w:pStyle w:val="21"/>
+            <w:rPr>
+              <w:rFonts w:eastAsiaTheme="minorEastAsia"/>
+              <w:kern w:val="2"/>
+              <w14:ligatures w14:val="standardContextual"/>
+            </w:rPr>
+          </w:pPr>
+          <w:hyperlink w:anchor="_Toc224671697" w:history="1">
+            <w:r>
+              <w:rPr>
+                <w:rStyle w:val="a9"/>
+              </w:rPr>
+              <w:t>2.2 Требования к системе</w:t>
+            </w:r>
+            <w:r>
+              <w:rPr>
+                <w:webHidden/>
+              </w:rPr>
+              <w:tab/>
+            </w:r>
+            <w:r>
+              <w:rPr>
+                <w:webHidden/>
+              </w:rPr>
+              <w:fldChar w:fldCharType="begin"/>
+            </w:r>
+            <w:r>
+              <w:rPr>
+                <w:webHidden/>
+              </w:rPr>
+              <w:instrText xml:space="preserve"> PAGEREF _Toc224671697 \h </w:instrText>
+            </w:r>
+            <w:r>
+              <w:rPr>
+                <w:webHidden/>
+              </w:rPr>
+            </w:r>
+            <w:r>
+              <w:rPr>
+                <w:webHidden/>
+              </w:rPr>
+              <w:fldChar w:fldCharType="separate"/>
+            </w:r>
+            <w:r>
+              <w:rPr>
+                <w:webHidden/>
+              </w:rPr>
+              <w:t>6</w:t>
+            </w:r>
+            <w:r>
+              <w:rPr>
+                <w:webHidden/>
+              </w:rPr>
+              <w:fldChar w:fldCharType="end"/>
+            </w:r>
+          </w:hyperlink>
+        </w:p>
+        <w:p>
+          <w:pPr>
+            <w:pStyle w:val="31"/>
             <w:tabs>
               <w:tab w:val="right" w:leader="dot" w:pos="9345"/>
             </w:tabs>
@@ -904,18 +1477,22 @@
               <w:szCs w:val="28"/>
             </w:rPr>
           </w:pPr>
-          <w:hyperlink w:anchor="_Toc221741778" w:history="1">
+          <w:hyperlink w:anchor="_Toc224671698" w:history="1">
             <w:r>
               <w:rPr>
                 <w:rStyle w:val="a9"/>
                 <w:rFonts w:ascii="Times New Roman" w:eastAsia="Times New Roman" w:hAnsi="Times New Roman" w:cs="Times New Roman"/>
                 <w:noProof/>
-                <w:kern w:val="36"/>
                 <w:sz w:val="28"/>
                 <w:szCs w:val="28"/>
                 <w:lang w:eastAsia="ru-RU"/>
-              </w:rPr>
-              <w:t>2. Структура данных и алгоритмы их обработки</w:t>
+                <w14:textOutline w14:w="0" w14:cap="flat" w14:cmpd="sng" w14:algn="ctr">
+                  <w14:noFill/>
+                  <w14:prstDash w14:val="solid"/>
+                  <w14:round/>
+                </w14:textOutline>
+              </w:rPr>
+              <w:t>2.2.1 Функциональные требования</w:t>
             </w:r>
             <w:r>
               <w:rPr>
@@ -945,7 +1522,7 @@
                 <w:sz w:val="28"/>
                 <w:szCs w:val="28"/>
               </w:rPr>
-              <w:instrText xml:space="preserve"> PAGEREF _Toc221741778 \h </w:instrText>
+              <w:instrText xml:space="preserve"> PAGEREF _Toc224671698 \h </w:instrText>
             </w:r>
             <w:r>
               <w:rPr>
@@ -974,7 +1551,201 @@
                 <w:sz w:val="28"/>
                 <w:szCs w:val="28"/>
               </w:rPr>
-              <w:t>3</w:t>
+              <w:t>6</w:t>
+            </w:r>
+            <w:r>
+              <w:rPr>
+                <w:rFonts w:ascii="Times New Roman" w:hAnsi="Times New Roman" w:cs="Times New Roman"/>
+                <w:noProof/>
+                <w:webHidden/>
+                <w:sz w:val="28"/>
+                <w:szCs w:val="28"/>
+              </w:rPr>
+              <w:fldChar w:fldCharType="end"/>
+            </w:r>
+          </w:hyperlink>
+        </w:p>
+        <w:p>
+          <w:pPr>
+            <w:pStyle w:val="31"/>
+            <w:tabs>
+              <w:tab w:val="right" w:leader="dot" w:pos="9345"/>
+            </w:tabs>
+            <w:rPr>
+              <w:rFonts w:ascii="Times New Roman" w:hAnsi="Times New Roman" w:cs="Times New Roman"/>
+              <w:noProof/>
+              <w:sz w:val="28"/>
+              <w:szCs w:val="28"/>
+            </w:rPr>
+          </w:pPr>
+          <w:hyperlink w:anchor="_Toc224671699" w:history="1">
+            <w:r>
+              <w:rPr>
+                <w:rStyle w:val="a9"/>
+                <w:rFonts w:ascii="Times New Roman" w:eastAsia="Times New Roman" w:hAnsi="Times New Roman" w:cs="Times New Roman"/>
+                <w:noProof/>
+                <w:sz w:val="28"/>
+                <w:szCs w:val="28"/>
+                <w:lang w:eastAsia="ru-RU"/>
+              </w:rPr>
+              <w:t>2.2.2 Нефункциональные требования</w:t>
+            </w:r>
+            <w:r>
+              <w:rPr>
+                <w:rFonts w:ascii="Times New Roman" w:hAnsi="Times New Roman" w:cs="Times New Roman"/>
+                <w:noProof/>
+                <w:webHidden/>
+                <w:sz w:val="28"/>
+                <w:szCs w:val="28"/>
+              </w:rPr>
+              <w:tab/>
+            </w:r>
+            <w:r>
+              <w:rPr>
+                <w:rFonts w:ascii="Times New Roman" w:hAnsi="Times New Roman" w:cs="Times New Roman"/>
+                <w:noProof/>
+                <w:webHidden/>
+                <w:sz w:val="28"/>
+                <w:szCs w:val="28"/>
+              </w:rPr>
+              <w:fldChar w:fldCharType="begin"/>
+            </w:r>
+            <w:r>
+              <w:rPr>
+                <w:rFonts w:ascii="Times New Roman" w:hAnsi="Times New Roman" w:cs="Times New Roman"/>
+                <w:noProof/>
+                <w:webHidden/>
+                <w:sz w:val="28"/>
+                <w:szCs w:val="28"/>
+              </w:rPr>
+              <w:instrText xml:space="preserve"> PAGEREF _Toc224671699 \h </w:instrText>
+            </w:r>
+            <w:r>
+              <w:rPr>
+                <w:rFonts w:ascii="Times New Roman" w:hAnsi="Times New Roman" w:cs="Times New Roman"/>
+                <w:noProof/>
+                <w:webHidden/>
+                <w:sz w:val="28"/>
+                <w:szCs w:val="28"/>
+              </w:rPr>
+            </w:r>
+            <w:r>
+              <w:rPr>
+                <w:rFonts w:ascii="Times New Roman" w:hAnsi="Times New Roman" w:cs="Times New Roman"/>
+                <w:noProof/>
+                <w:webHidden/>
+                <w:sz w:val="28"/>
+                <w:szCs w:val="28"/>
+              </w:rPr>
+              <w:fldChar w:fldCharType="separate"/>
+            </w:r>
+            <w:r>
+              <w:rPr>
+                <w:rFonts w:ascii="Times New Roman" w:hAnsi="Times New Roman" w:cs="Times New Roman"/>
+                <w:noProof/>
+                <w:webHidden/>
+                <w:sz w:val="28"/>
+                <w:szCs w:val="28"/>
+              </w:rPr>
+              <w:t>7</w:t>
+            </w:r>
+            <w:r>
+              <w:rPr>
+                <w:rFonts w:ascii="Times New Roman" w:hAnsi="Times New Roman" w:cs="Times New Roman"/>
+                <w:noProof/>
+                <w:webHidden/>
+                <w:sz w:val="28"/>
+                <w:szCs w:val="28"/>
+              </w:rPr>
+              <w:fldChar w:fldCharType="end"/>
+            </w:r>
+          </w:hyperlink>
+        </w:p>
+        <w:p>
+          <w:pPr>
+            <w:pStyle w:val="11"/>
+            <w:tabs>
+              <w:tab w:val="right" w:leader="dot" w:pos="9345"/>
+            </w:tabs>
+            <w:rPr>
+              <w:rFonts w:ascii="Times New Roman" w:eastAsiaTheme="minorEastAsia" w:hAnsi="Times New Roman" w:cs="Times New Roman"/>
+              <w:noProof/>
+              <w:kern w:val="2"/>
+              <w:sz w:val="28"/>
+              <w:szCs w:val="28"/>
+              <w:lang w:eastAsia="ru-RU"/>
+              <w14:ligatures w14:val="standardContextual"/>
+            </w:rPr>
+          </w:pPr>
+          <w:hyperlink w:anchor="_Toc224671700" w:history="1">
+            <w:r>
+              <w:rPr>
+                <w:rStyle w:val="a9"/>
+                <w:rFonts w:ascii="Times New Roman" w:hAnsi="Times New Roman" w:cs="Times New Roman"/>
+                <w:noProof/>
+                <w:sz w:val="28"/>
+                <w:szCs w:val="28"/>
+              </w:rPr>
+              <w:t>3. ВЫБОР СРЕДСТВ И ИХ ОБОСНОВАНИЕ</w:t>
+            </w:r>
+            <w:r>
+              <w:rPr>
+                <w:rFonts w:ascii="Times New Roman" w:hAnsi="Times New Roman" w:cs="Times New Roman"/>
+                <w:noProof/>
+                <w:webHidden/>
+                <w:sz w:val="28"/>
+                <w:szCs w:val="28"/>
+              </w:rPr>
+              <w:tab/>
+            </w:r>
+            <w:r>
+              <w:rPr>
+                <w:rFonts w:ascii="Times New Roman" w:hAnsi="Times New Roman" w:cs="Times New Roman"/>
+                <w:noProof/>
+                <w:webHidden/>
+                <w:sz w:val="28"/>
+                <w:szCs w:val="28"/>
+              </w:rPr>
+              <w:fldChar w:fldCharType="begin"/>
+            </w:r>
+            <w:r>
+              <w:rPr>
+                <w:rFonts w:ascii="Times New Roman" w:hAnsi="Times New Roman" w:cs="Times New Roman"/>
+                <w:noProof/>
+                <w:webHidden/>
+                <w:sz w:val="28"/>
+                <w:szCs w:val="28"/>
+              </w:rPr>
+              <w:instrText xml:space="preserve"> PAGEREF _Toc224671700 \h </w:instrText>
+            </w:r>
+            <w:r>
+              <w:rPr>
+                <w:rFonts w:ascii="Times New Roman" w:hAnsi="Times New Roman" w:cs="Times New Roman"/>
+                <w:noProof/>
+                <w:webHidden/>
+                <w:sz w:val="28"/>
+                <w:szCs w:val="28"/>
+              </w:rPr>
+            </w:r>
+            <w:r>
+              <w:rPr>
+                <w:rFonts w:ascii="Times New Roman" w:hAnsi="Times New Roman" w:cs="Times New Roman"/>
+                <w:noProof/>
+                <w:webHidden/>
+                <w:sz w:val="28"/>
+                <w:szCs w:val="28"/>
+              </w:rPr>
+              <w:fldChar w:fldCharType="separate"/>
+            </w:r>
+            <w:r>
+              <w:rPr>
+                <w:rFonts w:ascii="Times New Roman" w:hAnsi="Times New Roman" w:cs="Times New Roman"/>
+                <w:noProof/>
+                <w:webHidden/>
+                <w:sz w:val="28"/>
+                <w:szCs w:val="28"/>
+              </w:rPr>
+              <w:t>7</w:t>
             </w:r>
             <w:r>
               <w:rPr>
@@ -991,19 +1762,18 @@
         <w:p>
           <w:pPr>
             <w:pStyle w:val="21"/>
+            <w:rPr>
+              <w:rFonts w:eastAsiaTheme="minorEastAsia"/>
+              <w:kern w:val="2"/>
+              <w14:ligatures w14:val="standardContextual"/>
+            </w:rPr>
           </w:pPr>
-          <w:hyperlink w:anchor="_Toc221741779" w:history="1">
+          <w:hyperlink w:anchor="_Toc224671701" w:history="1">
             <w:r>
               <w:rPr>
                 <w:rStyle w:val="a9"/>
               </w:rPr>
-              <w:t xml:space="preserve">2.1 </w:t>
-            </w:r>
-            <w:r>
-              <w:rPr>
-                <w:rStyle w:val="a9"/>
-              </w:rPr>
-              <w:t>Представление изображения в виде признакого пространства</w:t>
+              <w:t>3.1 Выбор языка программирования</w:t>
             </w:r>
             <w:r>
               <w:rPr>
@@ -1021,7 +1791,7 @@
               <w:rPr>
                 <w:webHidden/>
               </w:rPr>
-              <w:instrText xml:space="preserve"> PAGEREF _Toc221741779 \h </w:instrText>
+              <w:instrText xml:space="preserve"> PAGEREF _Toc224671701 \h </w:instrText>
             </w:r>
             <w:r>
               <w:rPr>
@@ -1038,7 +1808,7 @@
               <w:rPr>
                 <w:webHidden/>
               </w:rPr>
-              <w:t>3</w:t>
+              <w:t>7</w:t>
             </w:r>
             <w:r>
               <w:rPr>
@@ -1051,71 +1821,345 @@
         <w:p>
           <w:pPr>
             <w:pStyle w:val="21"/>
+            <w:rPr>
+              <w:rFonts w:eastAsiaTheme="minorEastAsia"/>
+              <w:kern w:val="2"/>
+              <w14:ligatures w14:val="standardContextual"/>
+            </w:rPr>
           </w:pPr>
-          <w:hyperlink w:anchor="_Toc221741780" w:history="1">
+          <w:hyperlink w:anchor="_Toc224671702" w:history="1">
             <w:r>
               <w:rPr>
                 <w:rStyle w:val="a9"/>
               </w:rPr>
-              <w:t xml:space="preserve">2.2 </w:t>
-            </w:r>
+              <w:t>3.2 Выбор технологий разработки</w:t>
+            </w:r>
+            <w:r>
+              <w:rPr>
+                <w:webHidden/>
+              </w:rPr>
+              <w:tab/>
+            </w:r>
+            <w:r>
+              <w:rPr>
+                <w:webHidden/>
+              </w:rPr>
+              <w:fldChar w:fldCharType="begin"/>
+            </w:r>
+            <w:r>
+              <w:rPr>
+                <w:webHidden/>
+              </w:rPr>
+              <w:instrText xml:space="preserve"> PAGEREF _Toc224671702 \h </w:instrText>
+            </w:r>
+            <w:r>
+              <w:rPr>
+                <w:webHidden/>
+              </w:rPr>
+            </w:r>
+            <w:r>
+              <w:rPr>
+                <w:webHidden/>
+              </w:rPr>
+              <w:fldChar w:fldCharType="separate"/>
+            </w:r>
+            <w:r>
+              <w:rPr>
+                <w:webHidden/>
+              </w:rPr>
+              <w:t>7</w:t>
+            </w:r>
+            <w:r>
+              <w:rPr>
+                <w:webHidden/>
+              </w:rPr>
+              <w:fldChar w:fldCharType="end"/>
+            </w:r>
+          </w:hyperlink>
+        </w:p>
+        <w:p>
+          <w:pPr>
+            <w:pStyle w:val="31"/>
+            <w:tabs>
+              <w:tab w:val="right" w:leader="dot" w:pos="9345"/>
+            </w:tabs>
+            <w:rPr>
+              <w:rFonts w:ascii="Times New Roman" w:hAnsi="Times New Roman" w:cs="Times New Roman"/>
+              <w:noProof/>
+              <w:sz w:val="28"/>
+              <w:szCs w:val="28"/>
+            </w:rPr>
+          </w:pPr>
+          <w:hyperlink w:anchor="_Toc224671703" w:history="1">
             <w:r>
               <w:rPr>
                 <w:rStyle w:val="a9"/>
-              </w:rPr>
-              <w:t xml:space="preserve">Алгоритм </w:t>
-            </w:r>
+                <w:rFonts w:ascii="Times New Roman" w:eastAsia="Times New Roman" w:hAnsi="Times New Roman" w:cs="Times New Roman"/>
+                <w:noProof/>
+                <w:sz w:val="28"/>
+                <w:szCs w:val="28"/>
+                <w:lang w:eastAsia="ru-RU"/>
+              </w:rPr>
+              <w:t>3.2.1 Технология WPF</w:t>
+            </w:r>
+            <w:r>
+              <w:rPr>
+                <w:rFonts w:ascii="Times New Roman" w:hAnsi="Times New Roman" w:cs="Times New Roman"/>
+                <w:noProof/>
+                <w:webHidden/>
+                <w:sz w:val="28"/>
+                <w:szCs w:val="28"/>
+              </w:rPr>
+              <w:tab/>
+            </w:r>
+            <w:r>
+              <w:rPr>
+                <w:rFonts w:ascii="Times New Roman" w:hAnsi="Times New Roman" w:cs="Times New Roman"/>
+                <w:noProof/>
+                <w:webHidden/>
+                <w:sz w:val="28"/>
+                <w:szCs w:val="28"/>
+              </w:rPr>
+              <w:fldChar w:fldCharType="begin"/>
+            </w:r>
+            <w:r>
+              <w:rPr>
+                <w:rFonts w:ascii="Times New Roman" w:hAnsi="Times New Roman" w:cs="Times New Roman"/>
+                <w:noProof/>
+                <w:webHidden/>
+                <w:sz w:val="28"/>
+                <w:szCs w:val="28"/>
+              </w:rPr>
+              <w:instrText xml:space="preserve"> PAGEREF _Toc224671703 \h </w:instrText>
+            </w:r>
+            <w:r>
+              <w:rPr>
+                <w:rFonts w:ascii="Times New Roman" w:hAnsi="Times New Roman" w:cs="Times New Roman"/>
+                <w:noProof/>
+                <w:webHidden/>
+                <w:sz w:val="28"/>
+                <w:szCs w:val="28"/>
+              </w:rPr>
+            </w:r>
+            <w:r>
+              <w:rPr>
+                <w:rFonts w:ascii="Times New Roman" w:hAnsi="Times New Roman" w:cs="Times New Roman"/>
+                <w:noProof/>
+                <w:webHidden/>
+                <w:sz w:val="28"/>
+                <w:szCs w:val="28"/>
+              </w:rPr>
+              <w:fldChar w:fldCharType="separate"/>
+            </w:r>
+            <w:r>
+              <w:rPr>
+                <w:rFonts w:ascii="Times New Roman" w:hAnsi="Times New Roman" w:cs="Times New Roman"/>
+                <w:noProof/>
+                <w:webHidden/>
+                <w:sz w:val="28"/>
+                <w:szCs w:val="28"/>
+              </w:rPr>
+              <w:t>7</w:t>
+            </w:r>
+            <w:r>
+              <w:rPr>
+                <w:rFonts w:ascii="Times New Roman" w:hAnsi="Times New Roman" w:cs="Times New Roman"/>
+                <w:noProof/>
+                <w:webHidden/>
+                <w:sz w:val="28"/>
+                <w:szCs w:val="28"/>
+              </w:rPr>
+              <w:fldChar w:fldCharType="end"/>
+            </w:r>
+          </w:hyperlink>
+        </w:p>
+        <w:p>
+          <w:pPr>
+            <w:pStyle w:val="31"/>
+            <w:tabs>
+              <w:tab w:val="right" w:leader="dot" w:pos="9345"/>
+            </w:tabs>
+            <w:rPr>
+              <w:rFonts w:ascii="Times New Roman" w:hAnsi="Times New Roman" w:cs="Times New Roman"/>
+              <w:noProof/>
+              <w:sz w:val="28"/>
+              <w:szCs w:val="28"/>
+            </w:rPr>
+          </w:pPr>
+          <w:hyperlink w:anchor="_Toc224671704" w:history="1">
             <w:r>
               <w:rPr>
                 <w:rStyle w:val="a9"/>
-                <w:lang w:val="en-US"/>
-              </w:rPr>
-              <w:t>k</w:t>
-            </w:r>
+                <w:rFonts w:ascii="Times New Roman" w:eastAsia="Times New Roman" w:hAnsi="Times New Roman" w:cs="Times New Roman"/>
+                <w:noProof/>
+                <w:sz w:val="28"/>
+                <w:szCs w:val="28"/>
+                <w:lang w:eastAsia="ru-RU"/>
+              </w:rPr>
+              <w:t>3.2.2 Система управления базами данных PostgreSQL</w:t>
+            </w:r>
+            <w:r>
+              <w:rPr>
+                <w:rFonts w:ascii="Times New Roman" w:hAnsi="Times New Roman" w:cs="Times New Roman"/>
+                <w:noProof/>
+                <w:webHidden/>
+                <w:sz w:val="28"/>
+                <w:szCs w:val="28"/>
+              </w:rPr>
+              <w:tab/>
+            </w:r>
+            <w:r>
+              <w:rPr>
+                <w:rFonts w:ascii="Times New Roman" w:hAnsi="Times New Roman" w:cs="Times New Roman"/>
+                <w:noProof/>
+                <w:webHidden/>
+                <w:sz w:val="28"/>
+                <w:szCs w:val="28"/>
+              </w:rPr>
+              <w:fldChar w:fldCharType="begin"/>
+            </w:r>
+            <w:r>
+              <w:rPr>
+                <w:rFonts w:ascii="Times New Roman" w:hAnsi="Times New Roman" w:cs="Times New Roman"/>
+                <w:noProof/>
+                <w:webHidden/>
+                <w:sz w:val="28"/>
+                <w:szCs w:val="28"/>
+              </w:rPr>
+              <w:instrText xml:space="preserve"> PAGEREF _Toc224671704 \h </w:instrText>
+            </w:r>
+            <w:r>
+              <w:rPr>
+                <w:rFonts w:ascii="Times New Roman" w:hAnsi="Times New Roman" w:cs="Times New Roman"/>
+                <w:noProof/>
+                <w:webHidden/>
+                <w:sz w:val="28"/>
+                <w:szCs w:val="28"/>
+              </w:rPr>
+            </w:r>
+            <w:r>
+              <w:rPr>
+                <w:rFonts w:ascii="Times New Roman" w:hAnsi="Times New Roman" w:cs="Times New Roman"/>
+                <w:noProof/>
+                <w:webHidden/>
+                <w:sz w:val="28"/>
+                <w:szCs w:val="28"/>
+              </w:rPr>
+              <w:fldChar w:fldCharType="separate"/>
+            </w:r>
+            <w:r>
+              <w:rPr>
+                <w:rFonts w:ascii="Times New Roman" w:hAnsi="Times New Roman" w:cs="Times New Roman"/>
+                <w:noProof/>
+                <w:webHidden/>
+                <w:sz w:val="28"/>
+                <w:szCs w:val="28"/>
+              </w:rPr>
+              <w:t>8</w:t>
+            </w:r>
+            <w:r>
+              <w:rPr>
+                <w:rFonts w:ascii="Times New Roman" w:hAnsi="Times New Roman" w:cs="Times New Roman"/>
+                <w:noProof/>
+                <w:webHidden/>
+                <w:sz w:val="28"/>
+                <w:szCs w:val="28"/>
+              </w:rPr>
+              <w:fldChar w:fldCharType="end"/>
+            </w:r>
+          </w:hyperlink>
+        </w:p>
+        <w:p>
+          <w:pPr>
+            <w:pStyle w:val="31"/>
+            <w:tabs>
+              <w:tab w:val="right" w:leader="dot" w:pos="9345"/>
+            </w:tabs>
+            <w:rPr>
+              <w:rFonts w:ascii="Times New Roman" w:hAnsi="Times New Roman" w:cs="Times New Roman"/>
+              <w:noProof/>
+              <w:sz w:val="28"/>
+              <w:szCs w:val="28"/>
+            </w:rPr>
+          </w:pPr>
+          <w:hyperlink w:anchor="_Toc224671705" w:history="1">
             <w:r>
               <w:rPr>
                 <w:rStyle w:val="a9"/>
-              </w:rPr>
-              <w:t>-ближайших соседей</w:t>
-            </w:r>
-            <w:r>
-              <w:rPr>
-                <w:webHidden/>
+                <w:rFonts w:ascii="Times New Roman" w:eastAsia="Times New Roman" w:hAnsi="Times New Roman" w:cs="Times New Roman"/>
+                <w:noProof/>
+                <w:sz w:val="28"/>
+                <w:szCs w:val="28"/>
+                <w:lang w:eastAsia="ru-RU"/>
+              </w:rPr>
+              <w:t>3.2.3 Драйвер Npgsql</w:t>
+            </w:r>
+            <w:r>
+              <w:rPr>
+                <w:rFonts w:ascii="Times New Roman" w:hAnsi="Times New Roman" w:cs="Times New Roman"/>
+                <w:noProof/>
+                <w:webHidden/>
+                <w:sz w:val="28"/>
+                <w:szCs w:val="28"/>
               </w:rPr>
               <w:tab/>
             </w:r>
             <w:r>
               <w:rPr>
-                <w:webHidden/>
+                <w:rFonts w:ascii="Times New Roman" w:hAnsi="Times New Roman" w:cs="Times New Roman"/>
+                <w:noProof/>
+                <w:webHidden/>
+                <w:sz w:val="28"/>
+                <w:szCs w:val="28"/>
               </w:rPr>
               <w:fldChar w:fldCharType="begin"/>
             </w:r>
             <w:r>
               <w:rPr>
-                <w:webHidden/>
-              </w:rPr>
-              <w:instrText xml:space="preserve"> PAGEREF _Toc221741780 \h </w:instrText>
-            </w:r>
-            <w:r>
-              <w:rPr>
-                <w:webHidden/>
-              </w:rPr>
-            </w:r>
-            <w:r>
-              <w:rPr>
-                <w:webHidden/>
+                <w:rFonts w:ascii="Times New Roman" w:hAnsi="Times New Roman" w:cs="Times New Roman"/>
+                <w:noProof/>
+                <w:webHidden/>
+                <w:sz w:val="28"/>
+                <w:szCs w:val="28"/>
+              </w:rPr>
+              <w:instrText xml:space="preserve"> PAGEREF _Toc224671705 \h </w:instrText>
+            </w:r>
+            <w:r>
+              <w:rPr>
+                <w:rFonts w:ascii="Times New Roman" w:hAnsi="Times New Roman" w:cs="Times New Roman"/>
+                <w:noProof/>
+                <w:webHidden/>
+                <w:sz w:val="28"/>
+                <w:szCs w:val="28"/>
+              </w:rPr>
+            </w:r>
+            <w:r>
+              <w:rPr>
+                <w:rFonts w:ascii="Times New Roman" w:hAnsi="Times New Roman" w:cs="Times New Roman"/>
+                <w:noProof/>
+                <w:webHidden/>
+                <w:sz w:val="28"/>
+                <w:szCs w:val="28"/>
               </w:rPr>
               <w:fldChar w:fldCharType="separate"/>
             </w:r>
             <w:r>
               <w:rPr>
-                <w:webHidden/>
-              </w:rPr>
-              <w:t>4</w:t>
-            </w:r>
-            <w:r>
-              <w:rPr>
-                <w:webHidden/>
+                <w:rFonts w:ascii="Times New Roman" w:hAnsi="Times New Roman" w:cs="Times New Roman"/>
+                <w:noProof/>
+                <w:webHidden/>
+                <w:sz w:val="28"/>
+                <w:szCs w:val="28"/>
+              </w:rPr>
+              <w:t>8</w:t>
+            </w:r>
+            <w:r>
+              <w:rPr>
+                <w:rFonts w:ascii="Times New Roman" w:hAnsi="Times New Roman" w:cs="Times New Roman"/>
+                <w:noProof/>
+                <w:webHidden/>
+                <w:sz w:val="28"/>
+                <w:szCs w:val="28"/>
               </w:rPr>
               <w:fldChar w:fldCharType="end"/>
             </w:r>
@@ -1124,19 +2168,18 @@
         <w:p>
           <w:pPr>
             <w:pStyle w:val="21"/>
+            <w:rPr>
+              <w:rFonts w:eastAsiaTheme="minorEastAsia"/>
+              <w:kern w:val="2"/>
+              <w14:ligatures w14:val="standardContextual"/>
+            </w:rPr>
           </w:pPr>
-          <w:hyperlink w:anchor="_Toc221741781" w:history="1">
+          <w:hyperlink w:anchor="_Toc224671706" w:history="1">
             <w:r>
               <w:rPr>
                 <w:rStyle w:val="a9"/>
               </w:rPr>
-              <w:t>2.3 k-мерн</w:t>
-            </w:r>
-            <w:r>
-              <w:rPr>
-                <w:rStyle w:val="a9"/>
-              </w:rPr>
-              <w:t>ое дерево как структура ускорения поиска</w:t>
+              <w:t>3.3 Обоснование выбора алгоритмов</w:t>
             </w:r>
             <w:r>
               <w:rPr>
@@ -1154,7 +2197,7 @@
               <w:rPr>
                 <w:webHidden/>
               </w:rPr>
-              <w:instrText xml:space="preserve"> PAGEREF _Toc221741781 \h </w:instrText>
+              <w:instrText xml:space="preserve"> PAGEREF _Toc224671706 \h </w:instrText>
             </w:r>
             <w:r>
               <w:rPr>
@@ -1171,99 +2214,7 @@
               <w:rPr>
                 <w:webHidden/>
               </w:rPr>
-              <w:t>4</w:t>
-            </w:r>
-            <w:r>
-              <w:rPr>
-                <w:webHidden/>
-              </w:rPr>
-              <w:fldChar w:fldCharType="end"/>
-            </w:r>
-          </w:hyperlink>
-        </w:p>
-        <w:p>
-          <w:pPr>
-            <w:pStyle w:val="21"/>
-          </w:pPr>
-          <w:hyperlink w:anchor="_Toc221741782" w:history="1">
-            <w:r>
-              <w:rPr>
-                <w:rStyle w:val="a9"/>
-              </w:rPr>
-              <w:t>2.4 Алгоритм</w:t>
-            </w:r>
-            <w:r>
-              <w:rPr>
-                <w:rStyle w:val="a9"/>
-              </w:rPr>
-              <w:t xml:space="preserve"> поиска </w:t>
-            </w:r>
-            <w:r>
-              <w:rPr>
-                <w:rStyle w:val="a9"/>
-                <w:lang w:val="en-US"/>
-              </w:rPr>
-              <w:t>k</w:t>
-            </w:r>
-            <w:r>
-              <w:rPr>
-                <w:rStyle w:val="a9"/>
-              </w:rPr>
-              <w:t>-ближайших соседей с использовани</w:t>
-            </w:r>
-            <w:r>
-              <w:rPr>
-                <w:rStyle w:val="a9"/>
-              </w:rPr>
-              <w:t xml:space="preserve">ем </w:t>
-            </w:r>
-            <w:r>
-              <w:rPr>
-                <w:rStyle w:val="a9"/>
-                <w:lang w:val="en-US"/>
-              </w:rPr>
-              <w:t>k</w:t>
-            </w:r>
-            <w:r>
-              <w:rPr>
-                <w:rStyle w:val="a9"/>
-              </w:rPr>
-              <w:t>-мерного дерева</w:t>
-            </w:r>
-            <w:r>
-              <w:rPr>
-                <w:webHidden/>
-              </w:rPr>
-              <w:tab/>
-            </w:r>
-            <w:r>
-              <w:rPr>
-                <w:webHidden/>
-              </w:rPr>
-              <w:fldChar w:fldCharType="begin"/>
-            </w:r>
-            <w:r>
-              <w:rPr>
-                <w:webHidden/>
-              </w:rPr>
-              <w:instrText xml:space="preserve"> PAGEREF _Toc221741782 \h </w:instrText>
-            </w:r>
-            <w:r>
-              <w:rPr>
-                <w:webHidden/>
-              </w:rPr>
-            </w:r>
-            <w:r>
-              <w:rPr>
-                <w:webHidden/>
-              </w:rPr>
-              <w:fldChar w:fldCharType="separate"/>
-            </w:r>
-            <w:r>
-              <w:rPr>
-                <w:webHidden/>
-              </w:rPr>
-              <w:t>5</w:t>
+              <w:t>8</w:t>
             </w:r>
             <w:r>
               <w:rPr>
@@ -1493,6 +2444,7 @@
           <w:lang w:eastAsia="ru-RU"/>
         </w:rPr>
       </w:pPr>
+      <w:bookmarkStart w:id="0" w:name="_Toc224671689"/>
       <w:r>
         <w:rPr>
           <w:rFonts w:ascii="Times New Roman" w:eastAsia="Times New Roman" w:hAnsi="Times New Roman" w:cs="Times New Roman"/>
@@ -1503,9 +2455,9 @@
           <w:szCs w:val="32"/>
           <w:lang w:eastAsia="ru-RU"/>
         </w:rPr>
-        <w:lastRenderedPageBreak/>
-        <w:t>1. Введение</w:t>
-      </w:r>
+        <w:t>Введение</w:t>
+      </w:r>
+      <w:bookmarkEnd w:id="0"/>
     </w:p>
     <w:p>
       <w:pPr>
@@ -1548,7 +2500,67 @@
           <w:szCs w:val="28"/>
           <w:lang w:eastAsia="ru-RU"/>
         </w:rPr>
-        <w:t>Одним из базовых методов классификации объектов является алгоритм k-ближайших соседей (k-Nearest Neighbors, kNN). Данный алгоритм основан на сравнении признаков анализируемого объекта с признаками объектов обучающей выборки. Однако при увеличении объёма данных линейный поиск ближайших соседей становится вычислительно затратным.</w:t>
+        <w:t>Одним из базовых методов классификации объектов является алгоритм k-ближайших соседей (k-</w:t>
+      </w:r>
+      <w:proofErr w:type="spellStart"/>
+      <w:r>
+        <w:rPr>
+          <w:rFonts w:ascii="Times New Roman" w:eastAsia="Times New Roman" w:hAnsi="Times New Roman" w:cs="Times New Roman"/>
+          <w:sz w:val="28"/>
+          <w:szCs w:val="28"/>
+          <w:lang w:eastAsia="ru-RU"/>
+        </w:rPr>
+        <w:t>Nearest</w:t>
+      </w:r>
+      <w:proofErr w:type="spellEnd"/>
+      <w:r>
+        <w:rPr>
+          <w:rFonts w:ascii="Times New Roman" w:eastAsia="Times New Roman" w:hAnsi="Times New Roman" w:cs="Times New Roman"/>
+          <w:sz w:val="28"/>
+          <w:szCs w:val="28"/>
+          <w:lang w:eastAsia="ru-RU"/>
+        </w:rPr>
+        <w:t xml:space="preserve"> </w:t>
+      </w:r>
+      <w:proofErr w:type="spellStart"/>
+      <w:r>
+        <w:rPr>
+          <w:rFonts w:ascii="Times New Roman" w:eastAsia="Times New Roman" w:hAnsi="Times New Roman" w:cs="Times New Roman"/>
+          <w:sz w:val="28"/>
+          <w:szCs w:val="28"/>
+          <w:lang w:eastAsia="ru-RU"/>
+        </w:rPr>
+        <w:t>Neighbors</w:t>
+      </w:r>
+      <w:proofErr w:type="spellEnd"/>
+      <w:r>
+        <w:rPr>
+          <w:rFonts w:ascii="Times New Roman" w:eastAsia="Times New Roman" w:hAnsi="Times New Roman" w:cs="Times New Roman"/>
+          <w:sz w:val="28"/>
+          <w:szCs w:val="28"/>
+          <w:lang w:eastAsia="ru-RU"/>
+        </w:rPr>
+        <w:t xml:space="preserve">, </w:t>
+      </w:r>
+      <w:proofErr w:type="spellStart"/>
+      <w:r>
+        <w:rPr>
+          <w:rFonts w:ascii="Times New Roman" w:eastAsia="Times New Roman" w:hAnsi="Times New Roman" w:cs="Times New Roman"/>
+          <w:sz w:val="28"/>
+          <w:szCs w:val="28"/>
+          <w:lang w:eastAsia="ru-RU"/>
+        </w:rPr>
+        <w:t>kNN</w:t>
+      </w:r>
+      <w:proofErr w:type="spellEnd"/>
+      <w:r>
+        <w:rPr>
+          <w:rFonts w:ascii="Times New Roman" w:eastAsia="Times New Roman" w:hAnsi="Times New Roman" w:cs="Times New Roman"/>
+          <w:sz w:val="28"/>
+          <w:szCs w:val="28"/>
+          <w:lang w:eastAsia="ru-RU"/>
+        </w:rPr>
+        <w:t>). Данный алгоритм основан на сравнении признаков анализируемого объекта с признаками объектов обучающей выборки. Однако при увеличении объёма данных линейный поиск ближайших соседей становится вычислительно затратным.</w:t>
       </w:r>
     </w:p>
     <w:p>
@@ -1570,7 +2582,27 @@
           <w:szCs w:val="28"/>
           <w:lang w:eastAsia="ru-RU"/>
         </w:rPr>
-        <w:t>Для повышения эффективности поиска используются специализированные структуры данных, в частности k-мерное дерево (k-d tree), позволяющее существенно сократить время поиска ближайших элементов в многомерном пространстве.</w:t>
+        <w:t xml:space="preserve">Для повышения эффективности поиска используются специализированные структуры данных, в частности k-мерное дерево (k-d </w:t>
+      </w:r>
+      <w:proofErr w:type="spellStart"/>
+      <w:r>
+        <w:rPr>
+          <w:rFonts w:ascii="Times New Roman" w:eastAsia="Times New Roman" w:hAnsi="Times New Roman" w:cs="Times New Roman"/>
+          <w:sz w:val="28"/>
+          <w:szCs w:val="28"/>
+          <w:lang w:eastAsia="ru-RU"/>
+        </w:rPr>
+        <w:t>tree</w:t>
+      </w:r>
+      <w:proofErr w:type="spellEnd"/>
+      <w:r>
+        <w:rPr>
+          <w:rFonts w:ascii="Times New Roman" w:eastAsia="Times New Roman" w:hAnsi="Times New Roman" w:cs="Times New Roman"/>
+          <w:sz w:val="28"/>
+          <w:szCs w:val="28"/>
+          <w:lang w:eastAsia="ru-RU"/>
+        </w:rPr>
+        <w:t>), позволяющее существенно сократить время поиска ближайших элементов в многомерном пространстве.</w:t>
       </w:r>
     </w:p>
     <w:p>
@@ -1658,6 +2690,7 @@
           <w:szCs w:val="28"/>
           <w:lang w:eastAsia="ru-RU"/>
         </w:rPr>
+        <w:lastRenderedPageBreak/>
         <w:t>Изучить методы представления изображений в виде векторов признаков.</w:t>
       </w:r>
     </w:p>
@@ -1916,7 +2949,6 @@
           <w:szCs w:val="28"/>
           <w:lang w:eastAsia="ru-RU"/>
         </w:rPr>
-        <w:lastRenderedPageBreak/>
         <w:t>Предметом исследования являются методы ускорения поиска ближайших соседей с использованием k-мерного дерева.</w:t>
       </w:r>
     </w:p>
@@ -1957,6 +2989,7 @@
           <w:lang w:eastAsia="ru-RU"/>
         </w:rPr>
       </w:pPr>
+      <w:bookmarkStart w:id="1" w:name="_Toc224671690"/>
       <w:r>
         <w:rPr>
           <w:rFonts w:ascii="Times New Roman" w:eastAsia="Times New Roman" w:hAnsi="Times New Roman" w:cs="Times New Roman"/>
@@ -1967,8 +3000,21 @@
           <w:szCs w:val="32"/>
           <w:lang w:eastAsia="ru-RU"/>
         </w:rPr>
-        <w:t>2. Структура данных и алгоритмы их обработки</w:t>
-      </w:r>
+        <w:t>1</w:t>
+      </w:r>
+      <w:r>
+        <w:rPr>
+          <w:rFonts w:ascii="Times New Roman" w:eastAsia="Times New Roman" w:hAnsi="Times New Roman" w:cs="Times New Roman"/>
+          <w:b/>
+          <w:bCs/>
+          <w:kern w:val="36"/>
+          <w:sz w:val="32"/>
+          <w:szCs w:val="32"/>
+          <w:lang w:eastAsia="ru-RU"/>
+        </w:rPr>
+        <w:t>. Структура данных и алгоритмы их обработки</w:t>
+      </w:r>
+      <w:bookmarkEnd w:id="1"/>
     </w:p>
     <w:p>
       <w:pPr>
@@ -1984,6 +3030,7 @@
           <w:lang w:eastAsia="ru-RU"/>
         </w:rPr>
       </w:pPr>
+      <w:bookmarkStart w:id="2" w:name="_Toc224671691"/>
       <w:r>
         <w:rPr>
           <w:rFonts w:ascii="Times New Roman" w:eastAsia="Times New Roman" w:hAnsi="Times New Roman" w:cs="Times New Roman"/>
@@ -1993,8 +3040,20 @@
           <w:szCs w:val="28"/>
           <w:lang w:eastAsia="ru-RU"/>
         </w:rPr>
-        <w:t>2.1 Представление изображений в виде признакового пространства</w:t>
-      </w:r>
+        <w:t>1</w:t>
+      </w:r>
+      <w:r>
+        <w:rPr>
+          <w:rFonts w:ascii="Times New Roman" w:eastAsia="Times New Roman" w:hAnsi="Times New Roman" w:cs="Times New Roman"/>
+          <w:b/>
+          <w:bCs/>
+          <w:sz w:val="28"/>
+          <w:szCs w:val="28"/>
+          <w:lang w:eastAsia="ru-RU"/>
+        </w:rPr>
+        <w:t>.1 Представление изображений в виде признакового пространства</w:t>
+      </w:r>
+      <w:bookmarkEnd w:id="2"/>
     </w:p>
     <w:p>
       <w:pPr>
@@ -2341,6 +3400,7 @@
           <w:lang w:eastAsia="ru-RU"/>
         </w:rPr>
       </w:pPr>
+      <w:bookmarkStart w:id="3" w:name="_Toc224671692"/>
       <w:r>
         <w:rPr>
           <w:rFonts w:ascii="Times New Roman" w:eastAsia="Times New Roman" w:hAnsi="Times New Roman" w:cs="Times New Roman"/>
@@ -2350,26 +3410,39 @@
           <w:szCs w:val="28"/>
           <w:lang w:eastAsia="ru-RU"/>
         </w:rPr>
-        <w:t>2.2 Алгоритм k-ближайших соседей</w:t>
-      </w:r>
-    </w:p>
-    <w:p>
-      <w:pPr>
-        <w:spacing w:before="100" w:beforeAutospacing="1" w:after="100" w:afterAutospacing="1" w:line="240" w:lineRule="auto"/>
-        <w:rPr>
-          <w:rFonts w:ascii="Times New Roman" w:eastAsia="Times New Roman" w:hAnsi="Times New Roman" w:cs="Times New Roman"/>
-          <w:sz w:val="28"/>
-          <w:szCs w:val="28"/>
-          <w:lang w:eastAsia="ru-RU"/>
-        </w:rPr>
-      </w:pPr>
-      <w:r>
-        <w:rPr>
-          <w:rFonts w:ascii="Times New Roman" w:eastAsia="Times New Roman" w:hAnsi="Times New Roman" w:cs="Times New Roman"/>
-          <w:sz w:val="28"/>
-          <w:szCs w:val="28"/>
-          <w:lang w:eastAsia="ru-RU"/>
-        </w:rPr>
+        <w:t>1</w:t>
+      </w:r>
+      <w:r>
+        <w:rPr>
+          <w:rFonts w:ascii="Times New Roman" w:eastAsia="Times New Roman" w:hAnsi="Times New Roman" w:cs="Times New Roman"/>
+          <w:b/>
+          <w:bCs/>
+          <w:sz w:val="28"/>
+          <w:szCs w:val="28"/>
+          <w:lang w:eastAsia="ru-RU"/>
+        </w:rPr>
+        <w:t>.2 Алгоритм k-ближайших соседей</w:t>
+      </w:r>
+      <w:bookmarkEnd w:id="3"/>
+    </w:p>
+    <w:p>
+      <w:pPr>
+        <w:spacing w:before="100" w:beforeAutospacing="1" w:after="100" w:afterAutospacing="1" w:line="240" w:lineRule="auto"/>
+        <w:rPr>
+          <w:rFonts w:ascii="Times New Roman" w:eastAsia="Times New Roman" w:hAnsi="Times New Roman" w:cs="Times New Roman"/>
+          <w:sz w:val="28"/>
+          <w:szCs w:val="28"/>
+          <w:lang w:eastAsia="ru-RU"/>
+        </w:rPr>
+      </w:pPr>
+      <w:r>
+        <w:rPr>
+          <w:rFonts w:ascii="Times New Roman" w:eastAsia="Times New Roman" w:hAnsi="Times New Roman" w:cs="Times New Roman"/>
+          <w:sz w:val="28"/>
+          <w:szCs w:val="28"/>
+          <w:lang w:eastAsia="ru-RU"/>
+        </w:rPr>
+        <w:lastRenderedPageBreak/>
         <w:t>Алгоритм классификации включает следующие этапы:</w:t>
       </w:r>
     </w:p>
@@ -2516,25 +3589,7 @@
                   <w:szCs w:val="28"/>
                   <w:lang w:val="en-US" w:eastAsia="ru-RU"/>
                 </w:rPr>
-                <m:t>i</m:t>
-              </m:r>
-              <m:r>
-                <w:rPr>
-                  <w:rFonts w:ascii="Cambria Math" w:eastAsia="Cambria Math" w:hAnsi="Cambria Math" w:cs="Cambria Math"/>
-                  <w:sz w:val="28"/>
-                  <w:szCs w:val="28"/>
-                  <w:lang w:val="en-US" w:eastAsia="ru-RU"/>
-                </w:rPr>
-                <m:t>=</m:t>
-              </m:r>
-              <m:r>
-                <w:rPr>
-                  <w:rFonts w:ascii="Cambria Math" w:eastAsia="Cambria Math" w:hAnsi="Cambria Math" w:cs="Cambria Math"/>
-                  <w:sz w:val="28"/>
-                  <w:szCs w:val="28"/>
-                  <w:lang w:val="en-US" w:eastAsia="ru-RU"/>
-                </w:rPr>
-                <m:t>1</m:t>
+                <m:t>i=1</m:t>
               </m:r>
             </m:sub>
             <m:sup>
@@ -2716,7 +3771,6 @@
           <w:szCs w:val="28"/>
           <w:lang w:eastAsia="ru-RU"/>
         </w:rPr>
-        <w:lastRenderedPageBreak/>
         <w:t>Недостатком линейной реализации является временная сложность:</w:t>
       </w:r>
     </w:p>
@@ -2774,6 +3828,7 @@
           <w:lang w:eastAsia="ru-RU"/>
         </w:rPr>
       </w:pPr>
+      <w:bookmarkStart w:id="4" w:name="_Toc224671693"/>
       <w:r>
         <w:rPr>
           <w:rFonts w:ascii="Times New Roman" w:eastAsia="Times New Roman" w:hAnsi="Times New Roman" w:cs="Times New Roman"/>
@@ -2783,8 +3838,20 @@
           <w:szCs w:val="28"/>
           <w:lang w:eastAsia="ru-RU"/>
         </w:rPr>
-        <w:t>2.3 k-мерное дерево как структура ускорения поиска</w:t>
-      </w:r>
+        <w:t>1</w:t>
+      </w:r>
+      <w:r>
+        <w:rPr>
+          <w:rFonts w:ascii="Times New Roman" w:eastAsia="Times New Roman" w:hAnsi="Times New Roman" w:cs="Times New Roman"/>
+          <w:b/>
+          <w:bCs/>
+          <w:sz w:val="28"/>
+          <w:szCs w:val="28"/>
+          <w:lang w:eastAsia="ru-RU"/>
+        </w:rPr>
+        <w:t>.3 k-мерное дерево как структура ускорения поиска</w:t>
+      </w:r>
+      <w:bookmarkEnd w:id="4"/>
     </w:p>
     <w:p>
       <w:pPr>
@@ -2901,9 +3968,29 @@
           <w:rFonts w:ascii="Times New Roman" w:eastAsia="Times New Roman" w:hAnsi="Times New Roman" w:cs="Times New Roman"/>
           <w:sz w:val="28"/>
           <w:szCs w:val="28"/>
+          <w:lang w:eastAsia="ru-RU"/>
+        </w:rPr>
+      </w:pPr>
+      <w:proofErr w:type="gramStart"/>
+      <w:r>
+        <w:rPr>
+          <w:rFonts w:ascii="Times New Roman" w:eastAsia="Times New Roman" w:hAnsi="Times New Roman" w:cs="Times New Roman"/>
+          <w:sz w:val="28"/>
+          <w:szCs w:val="28"/>
           <w:lang w:val="en-US" w:eastAsia="ru-RU"/>
         </w:rPr>
-      </w:pPr>
+        <w:t>O</w:t>
+      </w:r>
+      <w:r>
+        <w:rPr>
+          <w:rFonts w:ascii="Times New Roman" w:eastAsia="Times New Roman" w:hAnsi="Times New Roman" w:cs="Times New Roman"/>
+          <w:sz w:val="28"/>
+          <w:szCs w:val="28"/>
+          <w:lang w:eastAsia="ru-RU"/>
+        </w:rPr>
+        <w:t>(</w:t>
+      </w:r>
+      <w:proofErr w:type="gramEnd"/>
       <w:r>
         <w:rPr>
           <w:rFonts w:ascii="Times New Roman" w:eastAsia="Times New Roman" w:hAnsi="Times New Roman" w:cs="Times New Roman"/>
@@ -2911,7 +3998,16 @@
           <w:szCs w:val="28"/>
           <w:lang w:val="en-US" w:eastAsia="ru-RU"/>
         </w:rPr>
-        <w:t>O</w:t>
+        <w:t>log</w:t>
+      </w:r>
+      <w:r>
+        <w:rPr>
+          <w:rFonts w:ascii="Times New Roman" w:eastAsia="Times New Roman" w:hAnsi="Times New Roman" w:cs="Times New Roman"/>
+          <w:sz w:val="28"/>
+          <w:szCs w:val="28"/>
+          <w:lang w:eastAsia="ru-RU"/>
+        </w:rPr>
+        <w:t xml:space="preserve"> </w:t>
       </w:r>
       <w:r>
         <w:rPr>
@@ -2920,7 +4016,16 @@
           <w:szCs w:val="28"/>
           <w:lang w:val="en-US" w:eastAsia="ru-RU"/>
         </w:rPr>
-        <w:t>(log n)</w:t>
+        <w:t>n</w:t>
+      </w:r>
+      <w:r>
+        <w:rPr>
+          <w:rFonts w:ascii="Times New Roman" w:eastAsia="Times New Roman" w:hAnsi="Times New Roman" w:cs="Times New Roman"/>
+          <w:sz w:val="28"/>
+          <w:szCs w:val="28"/>
+          <w:lang w:eastAsia="ru-RU"/>
+        </w:rPr>
+        <w:t>)</w:t>
       </w:r>
     </w:p>
     <w:p>
@@ -2948,6 +4053,7 @@
           <w:lang w:eastAsia="ru-RU"/>
         </w:rPr>
       </w:pPr>
+      <w:bookmarkStart w:id="5" w:name="_Toc224671694"/>
       <w:r>
         <w:rPr>
           <w:rFonts w:ascii="Times New Roman" w:eastAsia="Times New Roman" w:hAnsi="Times New Roman" w:cs="Times New Roman"/>
@@ -2957,7 +4063,7 @@
           <w:szCs w:val="28"/>
           <w:lang w:eastAsia="ru-RU"/>
         </w:rPr>
-        <w:t>2.4 Алгоритм поиска k</w:t>
+        <w:t>1</w:t>
       </w:r>
       <w:r>
         <w:rPr>
@@ -2968,7 +4074,7 @@
           <w:szCs w:val="28"/>
           <w:lang w:eastAsia="ru-RU"/>
         </w:rPr>
-        <w:t>-</w:t>
+        <w:t>.4 Алгоритм поиска k</w:t>
       </w:r>
       <w:r>
         <w:rPr>
@@ -2979,8 +4085,20 @@
           <w:szCs w:val="28"/>
           <w:lang w:eastAsia="ru-RU"/>
         </w:rPr>
+        <w:t>-</w:t>
+      </w:r>
+      <w:r>
+        <w:rPr>
+          <w:rFonts w:ascii="Times New Roman" w:eastAsia="Times New Roman" w:hAnsi="Times New Roman" w:cs="Times New Roman"/>
+          <w:b/>
+          <w:bCs/>
+          <w:sz w:val="28"/>
+          <w:szCs w:val="28"/>
+          <w:lang w:eastAsia="ru-RU"/>
+        </w:rPr>
         <w:t>ближайших соседей с использованием k-мерного дерева</w:t>
       </w:r>
+      <w:bookmarkEnd w:id="5"/>
     </w:p>
     <w:p>
       <w:pPr>
@@ -3077,6 +4195,1579 @@
         </w:rPr>
         <w:t>Возвращается список ближайших соседей.</w:t>
       </w:r>
+    </w:p>
+    <w:p>
+      <w:pPr>
+        <w:spacing w:before="100" w:beforeAutospacing="1" w:after="100" w:afterAutospacing="1" w:line="240" w:lineRule="auto"/>
+        <w:rPr>
+          <w:rFonts w:ascii="Times New Roman" w:eastAsia="Times New Roman" w:hAnsi="Times New Roman" w:cs="Times New Roman"/>
+          <w:sz w:val="28"/>
+          <w:szCs w:val="28"/>
+          <w:lang w:eastAsia="ru-RU"/>
+        </w:rPr>
+      </w:pPr>
+    </w:p>
+    <w:p>
+      <w:pPr>
+        <w:spacing w:before="100" w:beforeAutospacing="1" w:after="100" w:afterAutospacing="1" w:line="240" w:lineRule="auto"/>
+        <w:rPr>
+          <w:rFonts w:ascii="Times New Roman" w:eastAsia="Times New Roman" w:hAnsi="Times New Roman" w:cs="Times New Roman"/>
+          <w:sz w:val="28"/>
+          <w:szCs w:val="28"/>
+          <w:lang w:eastAsia="ru-RU"/>
+        </w:rPr>
+      </w:pPr>
+    </w:p>
+    <w:p>
+      <w:pPr>
+        <w:spacing w:before="100" w:beforeAutospacing="1" w:after="100" w:afterAutospacing="1" w:line="240" w:lineRule="auto"/>
+        <w:rPr>
+          <w:rFonts w:ascii="Times New Roman" w:eastAsia="Times New Roman" w:hAnsi="Times New Roman" w:cs="Times New Roman"/>
+          <w:sz w:val="28"/>
+          <w:szCs w:val="28"/>
+          <w:lang w:eastAsia="ru-RU"/>
+        </w:rPr>
+      </w:pPr>
+    </w:p>
+    <w:p>
+      <w:pPr>
+        <w:spacing w:before="100" w:beforeAutospacing="1" w:after="100" w:afterAutospacing="1" w:line="240" w:lineRule="auto"/>
+        <w:rPr>
+          <w:rFonts w:ascii="Times New Roman" w:eastAsia="Times New Roman" w:hAnsi="Times New Roman" w:cs="Times New Roman"/>
+          <w:sz w:val="28"/>
+          <w:szCs w:val="28"/>
+          <w:lang w:eastAsia="ru-RU"/>
+        </w:rPr>
+      </w:pPr>
+    </w:p>
+    <w:p>
+      <w:pPr>
+        <w:spacing w:before="100" w:beforeAutospacing="1" w:after="100" w:afterAutospacing="1" w:line="240" w:lineRule="auto"/>
+        <w:rPr>
+          <w:rFonts w:ascii="Times New Roman" w:eastAsia="Times New Roman" w:hAnsi="Times New Roman" w:cs="Times New Roman"/>
+          <w:sz w:val="28"/>
+          <w:szCs w:val="28"/>
+          <w:lang w:eastAsia="ru-RU"/>
+        </w:rPr>
+      </w:pPr>
+    </w:p>
+    <w:p>
+      <w:pPr>
+        <w:spacing w:before="100" w:beforeAutospacing="1" w:after="100" w:afterAutospacing="1" w:line="240" w:lineRule="auto"/>
+        <w:rPr>
+          <w:rFonts w:ascii="Times New Roman" w:eastAsia="Times New Roman" w:hAnsi="Times New Roman" w:cs="Times New Roman"/>
+          <w:sz w:val="28"/>
+          <w:szCs w:val="28"/>
+          <w:lang w:eastAsia="ru-RU"/>
+        </w:rPr>
+      </w:pPr>
+    </w:p>
+    <w:p>
+      <w:pPr>
+        <w:spacing w:before="100" w:beforeAutospacing="1" w:after="100" w:afterAutospacing="1" w:line="240" w:lineRule="auto"/>
+        <w:rPr>
+          <w:rFonts w:ascii="Times New Roman" w:eastAsia="Times New Roman" w:hAnsi="Times New Roman" w:cs="Times New Roman"/>
+          <w:sz w:val="28"/>
+          <w:szCs w:val="28"/>
+          <w:lang w:eastAsia="ru-RU"/>
+        </w:rPr>
+      </w:pPr>
+    </w:p>
+    <w:p>
+      <w:pPr>
+        <w:spacing w:before="100" w:beforeAutospacing="1" w:after="100" w:afterAutospacing="1" w:line="240" w:lineRule="auto"/>
+        <w:rPr>
+          <w:rFonts w:ascii="Times New Roman" w:eastAsia="Times New Roman" w:hAnsi="Times New Roman" w:cs="Times New Roman"/>
+          <w:sz w:val="28"/>
+          <w:szCs w:val="28"/>
+          <w:lang w:eastAsia="ru-RU"/>
+        </w:rPr>
+      </w:pPr>
+    </w:p>
+    <w:p>
+      <w:pPr>
+        <w:spacing w:before="100" w:beforeAutospacing="1" w:after="100" w:afterAutospacing="1" w:line="240" w:lineRule="auto"/>
+        <w:rPr>
+          <w:rFonts w:ascii="Times New Roman" w:eastAsia="Times New Roman" w:hAnsi="Times New Roman" w:cs="Times New Roman"/>
+          <w:sz w:val="28"/>
+          <w:szCs w:val="28"/>
+          <w:lang w:eastAsia="ru-RU"/>
+        </w:rPr>
+      </w:pPr>
+    </w:p>
+    <w:p>
+      <w:pPr>
+        <w:pStyle w:val="1"/>
+        <w:jc w:val="center"/>
+        <w:rPr>
+          <w:sz w:val="32"/>
+          <w:szCs w:val="32"/>
+        </w:rPr>
+      </w:pPr>
+      <w:bookmarkStart w:id="6" w:name="_Toc224671695"/>
+      <w:r>
+        <w:rPr>
+          <w:sz w:val="32"/>
+          <w:szCs w:val="32"/>
+        </w:rPr>
+        <w:t>2. ПОСТАНОВКА ЗАДАЧИ</w:t>
+      </w:r>
+      <w:bookmarkEnd w:id="6"/>
+    </w:p>
+    <w:p>
+      <w:pPr>
+        <w:pStyle w:val="2"/>
+        <w:jc w:val="center"/>
+        <w:rPr>
+          <w:sz w:val="28"/>
+          <w:szCs w:val="28"/>
+        </w:rPr>
+      </w:pPr>
+      <w:bookmarkStart w:id="7" w:name="_Toc224671696"/>
+      <w:r>
+        <w:rPr>
+          <w:sz w:val="28"/>
+          <w:szCs w:val="28"/>
+        </w:rPr>
+        <w:t>2.1 Описание задачи</w:t>
+      </w:r>
+      <w:bookmarkEnd w:id="7"/>
+    </w:p>
+    <w:p>
+      <w:pPr>
+        <w:spacing w:before="100" w:beforeAutospacing="1" w:after="100" w:afterAutospacing="1" w:line="240" w:lineRule="auto"/>
+        <w:ind w:firstLine="708"/>
+        <w:jc w:val="both"/>
+        <w:rPr>
+          <w:rFonts w:ascii="Times New Roman" w:eastAsia="Times New Roman" w:hAnsi="Times New Roman" w:cs="Times New Roman"/>
+          <w:sz w:val="28"/>
+          <w:szCs w:val="28"/>
+          <w:lang w:eastAsia="ru-RU"/>
+        </w:rPr>
+      </w:pPr>
+      <w:r>
+        <w:rPr>
+          <w:rFonts w:ascii="Times New Roman" w:eastAsia="Times New Roman" w:hAnsi="Times New Roman" w:cs="Times New Roman"/>
+          <w:sz w:val="28"/>
+          <w:szCs w:val="28"/>
+          <w:lang w:eastAsia="ru-RU"/>
+        </w:rPr>
+        <w:t>В рамках курсовой работы необходимо разработать программную систему, предназначенную для распознавания изображений цифр и простых геометрических фигур.</w:t>
+      </w:r>
+    </w:p>
+    <w:p>
+      <w:pPr>
+        <w:spacing w:before="100" w:beforeAutospacing="1" w:after="100" w:afterAutospacing="1" w:line="240" w:lineRule="auto"/>
+        <w:ind w:firstLine="708"/>
+        <w:jc w:val="both"/>
+        <w:rPr>
+          <w:rFonts w:ascii="Times New Roman" w:eastAsia="Times New Roman" w:hAnsi="Times New Roman" w:cs="Times New Roman"/>
+          <w:sz w:val="28"/>
+          <w:szCs w:val="28"/>
+          <w:lang w:eastAsia="ru-RU"/>
+        </w:rPr>
+      </w:pPr>
+      <w:r>
+        <w:rPr>
+          <w:rFonts w:ascii="Times New Roman" w:eastAsia="Times New Roman" w:hAnsi="Times New Roman" w:cs="Times New Roman"/>
+          <w:sz w:val="28"/>
+          <w:szCs w:val="28"/>
+          <w:lang w:eastAsia="ru-RU"/>
+        </w:rPr>
+        <w:t>Особенностью системы является применение структуры данных k-мерного дерева (KD-</w:t>
+      </w:r>
+      <w:proofErr w:type="spellStart"/>
+      <w:r>
+        <w:rPr>
+          <w:rFonts w:ascii="Times New Roman" w:eastAsia="Times New Roman" w:hAnsi="Times New Roman" w:cs="Times New Roman"/>
+          <w:sz w:val="28"/>
+          <w:szCs w:val="28"/>
+          <w:lang w:eastAsia="ru-RU"/>
+        </w:rPr>
+        <w:t>Tree</w:t>
+      </w:r>
+      <w:proofErr w:type="spellEnd"/>
+      <w:r>
+        <w:rPr>
+          <w:rFonts w:ascii="Times New Roman" w:eastAsia="Times New Roman" w:hAnsi="Times New Roman" w:cs="Times New Roman"/>
+          <w:sz w:val="28"/>
+          <w:szCs w:val="28"/>
+          <w:lang w:eastAsia="ru-RU"/>
+        </w:rPr>
+        <w:t>), предназначенной для ускорения поиска ближайших соседей в многомерном пространстве признаков.</w:t>
+      </w:r>
+      <w:r>
+        <w:rPr>
+          <w:rFonts w:ascii="Times New Roman" w:eastAsia="Times New Roman" w:hAnsi="Times New Roman" w:cs="Times New Roman"/>
+          <w:sz w:val="28"/>
+          <w:szCs w:val="28"/>
+          <w:lang w:eastAsia="ru-RU"/>
+        </w:rPr>
+        <w:t xml:space="preserve"> </w:t>
+      </w:r>
+      <w:r>
+        <w:rPr>
+          <w:rFonts w:ascii="Times New Roman" w:eastAsia="Times New Roman" w:hAnsi="Times New Roman" w:cs="Times New Roman"/>
+          <w:sz w:val="28"/>
+          <w:szCs w:val="28"/>
+          <w:lang w:eastAsia="ru-RU"/>
+        </w:rPr>
+        <w:t>Входными данными системы являются графические изображения, представленные в виде файлов.</w:t>
+      </w:r>
+      <w:r>
+        <w:rPr>
+          <w:rFonts w:ascii="Times New Roman" w:eastAsia="Times New Roman" w:hAnsi="Times New Roman" w:cs="Times New Roman"/>
+          <w:sz w:val="28"/>
+          <w:szCs w:val="28"/>
+          <w:lang w:eastAsia="ru-RU"/>
+        </w:rPr>
+        <w:t xml:space="preserve"> </w:t>
+      </w:r>
+      <w:r>
+        <w:rPr>
+          <w:rFonts w:ascii="Times New Roman" w:eastAsia="Times New Roman" w:hAnsi="Times New Roman" w:cs="Times New Roman"/>
+          <w:sz w:val="28"/>
+          <w:szCs w:val="28"/>
+          <w:lang w:eastAsia="ru-RU"/>
+        </w:rPr>
+        <w:t>Выходными данными является результат классификации — определение класса изображения.</w:t>
+      </w:r>
+    </w:p>
+    <w:p>
+      <w:pPr>
+        <w:spacing w:before="100" w:beforeAutospacing="1" w:after="100" w:afterAutospacing="1" w:line="240" w:lineRule="auto"/>
+        <w:rPr>
+          <w:rFonts w:ascii="Times New Roman" w:eastAsia="Times New Roman" w:hAnsi="Times New Roman" w:cs="Times New Roman"/>
+          <w:sz w:val="28"/>
+          <w:szCs w:val="28"/>
+          <w:lang w:eastAsia="ru-RU"/>
+        </w:rPr>
+      </w:pPr>
+      <w:r>
+        <w:rPr>
+          <w:rFonts w:ascii="Times New Roman" w:eastAsia="Times New Roman" w:hAnsi="Times New Roman" w:cs="Times New Roman"/>
+          <w:sz w:val="28"/>
+          <w:szCs w:val="28"/>
+          <w:lang w:eastAsia="ru-RU"/>
+        </w:rPr>
+        <w:t>В процессе функционирования система должна выполнять следующие этапы:</w:t>
+      </w:r>
+    </w:p>
+    <w:p>
+      <w:pPr>
+        <w:spacing w:before="100" w:beforeAutospacing="1" w:after="100" w:afterAutospacing="1" w:line="240" w:lineRule="auto"/>
+        <w:rPr>
+          <w:rFonts w:ascii="Times New Roman" w:eastAsia="Times New Roman" w:hAnsi="Times New Roman" w:cs="Times New Roman"/>
+          <w:sz w:val="28"/>
+          <w:szCs w:val="28"/>
+          <w:lang w:eastAsia="ru-RU"/>
+        </w:rPr>
+      </w:pPr>
+      <w:r>
+        <w:rPr>
+          <w:rFonts w:ascii="Times New Roman" w:eastAsia="Times New Roman" w:hAnsi="Times New Roman" w:cs="Times New Roman"/>
+          <w:sz w:val="28"/>
+          <w:szCs w:val="28"/>
+          <w:lang w:eastAsia="ru-RU"/>
+        </w:rPr>
+        <w:t>– загрузка изображения пользователем;</w:t>
+      </w:r>
+      <w:r>
+        <w:rPr>
+          <w:rFonts w:ascii="Times New Roman" w:eastAsia="Times New Roman" w:hAnsi="Times New Roman" w:cs="Times New Roman"/>
+          <w:sz w:val="28"/>
+          <w:szCs w:val="28"/>
+          <w:lang w:eastAsia="ru-RU"/>
+        </w:rPr>
+        <w:br/>
+        <w:t>– предварительная обработка изображения;</w:t>
+      </w:r>
+      <w:r>
+        <w:rPr>
+          <w:rFonts w:ascii="Times New Roman" w:eastAsia="Times New Roman" w:hAnsi="Times New Roman" w:cs="Times New Roman"/>
+          <w:sz w:val="28"/>
+          <w:szCs w:val="28"/>
+          <w:lang w:eastAsia="ru-RU"/>
+        </w:rPr>
+        <w:br/>
+        <w:t>– преобразование изображения в вектор признаков;</w:t>
+      </w:r>
+      <w:r>
+        <w:rPr>
+          <w:rFonts w:ascii="Times New Roman" w:eastAsia="Times New Roman" w:hAnsi="Times New Roman" w:cs="Times New Roman"/>
+          <w:sz w:val="28"/>
+          <w:szCs w:val="28"/>
+          <w:lang w:eastAsia="ru-RU"/>
+        </w:rPr>
+        <w:br/>
+        <w:t>– поиск ближайших соседей;</w:t>
+      </w:r>
+      <w:r>
+        <w:rPr>
+          <w:rFonts w:ascii="Times New Roman" w:eastAsia="Times New Roman" w:hAnsi="Times New Roman" w:cs="Times New Roman"/>
+          <w:sz w:val="28"/>
+          <w:szCs w:val="28"/>
+          <w:lang w:eastAsia="ru-RU"/>
+        </w:rPr>
+        <w:br/>
+        <w:t>– определение класса изображения;</w:t>
+      </w:r>
+      <w:r>
+        <w:rPr>
+          <w:rFonts w:ascii="Times New Roman" w:eastAsia="Times New Roman" w:hAnsi="Times New Roman" w:cs="Times New Roman"/>
+          <w:sz w:val="28"/>
+          <w:szCs w:val="28"/>
+          <w:lang w:eastAsia="ru-RU"/>
+        </w:rPr>
+        <w:br/>
+        <w:t>– отображение результата пользователю.</w:t>
+      </w:r>
+    </w:p>
+    <w:p>
+      <w:pPr>
+        <w:pStyle w:val="2"/>
+        <w:jc w:val="center"/>
+        <w:rPr>
+          <w:sz w:val="28"/>
+          <w:szCs w:val="28"/>
+        </w:rPr>
+      </w:pPr>
+      <w:bookmarkStart w:id="8" w:name="_Toc224671697"/>
+      <w:r>
+        <w:rPr>
+          <w:sz w:val="28"/>
+          <w:szCs w:val="28"/>
+        </w:rPr>
+        <w:t>2.2 Требования к системе</w:t>
+      </w:r>
+      <w:bookmarkEnd w:id="8"/>
+    </w:p>
+    <w:p>
+      <w:pPr>
+        <w:pStyle w:val="3"/>
+        <w:rPr>
+          <w:rFonts w:ascii="Times New Roman" w:eastAsia="Times New Roman" w:hAnsi="Times New Roman" w:cs="Times New Roman"/>
+          <w:b/>
+          <w:bCs/>
+          <w:color w:val="000000" w:themeColor="text1"/>
+          <w:sz w:val="28"/>
+          <w:szCs w:val="28"/>
+          <w:lang w:eastAsia="ru-RU"/>
+          <w14:textOutline w14:w="0" w14:cap="flat" w14:cmpd="sng" w14:algn="ctr">
+            <w14:noFill/>
+            <w14:prstDash w14:val="solid"/>
+            <w14:round/>
+          </w14:textOutline>
+        </w:rPr>
+      </w:pPr>
+      <w:bookmarkStart w:id="9" w:name="_Toc224671698"/>
+      <w:r>
+        <w:rPr>
+          <w:rFonts w:ascii="Times New Roman" w:eastAsia="Times New Roman" w:hAnsi="Times New Roman" w:cs="Times New Roman"/>
+          <w:b/>
+          <w:bCs/>
+          <w:color w:val="000000" w:themeColor="text1"/>
+          <w:sz w:val="28"/>
+          <w:szCs w:val="28"/>
+          <w:lang w:eastAsia="ru-RU"/>
+          <w14:textOutline w14:w="0" w14:cap="flat" w14:cmpd="sng" w14:algn="ctr">
+            <w14:noFill/>
+            <w14:prstDash w14:val="solid"/>
+            <w14:round/>
+          </w14:textOutline>
+        </w:rPr>
+        <w:t>2.2.1 Функциональные требования</w:t>
+      </w:r>
+      <w:bookmarkEnd w:id="9"/>
+    </w:p>
+    <w:p>
+      <w:pPr>
+        <w:spacing w:before="100" w:beforeAutospacing="1" w:after="100" w:afterAutospacing="1" w:line="240" w:lineRule="auto"/>
+        <w:rPr>
+          <w:rFonts w:ascii="Times New Roman" w:eastAsia="Times New Roman" w:hAnsi="Times New Roman" w:cs="Times New Roman"/>
+          <w:sz w:val="28"/>
+          <w:szCs w:val="28"/>
+          <w:lang w:eastAsia="ru-RU"/>
+        </w:rPr>
+      </w:pPr>
+      <w:r>
+        <w:rPr>
+          <w:rFonts w:ascii="Times New Roman" w:eastAsia="Times New Roman" w:hAnsi="Times New Roman" w:cs="Times New Roman"/>
+          <w:sz w:val="28"/>
+          <w:szCs w:val="28"/>
+          <w:lang w:eastAsia="ru-RU"/>
+        </w:rPr>
+        <w:t>Разрабатываемая система должна обеспечивать выполнение следующих функций:</w:t>
+      </w:r>
+    </w:p>
+    <w:p>
+      <w:pPr>
+        <w:spacing w:before="100" w:beforeAutospacing="1" w:after="100" w:afterAutospacing="1" w:line="240" w:lineRule="auto"/>
+        <w:rPr>
+          <w:rFonts w:ascii="Times New Roman" w:eastAsia="Times New Roman" w:hAnsi="Times New Roman" w:cs="Times New Roman"/>
+          <w:sz w:val="28"/>
+          <w:szCs w:val="28"/>
+          <w:lang w:eastAsia="ru-RU"/>
+        </w:rPr>
+      </w:pPr>
+      <w:r>
+        <w:rPr>
+          <w:rFonts w:ascii="Times New Roman" w:eastAsia="Times New Roman" w:hAnsi="Times New Roman" w:cs="Times New Roman"/>
+          <w:sz w:val="28"/>
+          <w:szCs w:val="28"/>
+          <w:lang w:eastAsia="ru-RU"/>
+        </w:rPr>
+        <w:lastRenderedPageBreak/>
+        <w:t>– загрузка изображений пользователем;</w:t>
+      </w:r>
+      <w:r>
+        <w:rPr>
+          <w:rFonts w:ascii="Times New Roman" w:eastAsia="Times New Roman" w:hAnsi="Times New Roman" w:cs="Times New Roman"/>
+          <w:sz w:val="28"/>
+          <w:szCs w:val="28"/>
+          <w:lang w:eastAsia="ru-RU"/>
+        </w:rPr>
+        <w:br/>
+        <w:t>– преобразование изображений в оттенки серого;</w:t>
+      </w:r>
+      <w:r>
+        <w:rPr>
+          <w:rFonts w:ascii="Times New Roman" w:eastAsia="Times New Roman" w:hAnsi="Times New Roman" w:cs="Times New Roman"/>
+          <w:sz w:val="28"/>
+          <w:szCs w:val="28"/>
+          <w:lang w:eastAsia="ru-RU"/>
+        </w:rPr>
+        <w:br/>
+        <w:t>– масштабирование изображений до фиксированного размера;</w:t>
+      </w:r>
+      <w:r>
+        <w:rPr>
+          <w:rFonts w:ascii="Times New Roman" w:eastAsia="Times New Roman" w:hAnsi="Times New Roman" w:cs="Times New Roman"/>
+          <w:sz w:val="28"/>
+          <w:szCs w:val="28"/>
+          <w:lang w:eastAsia="ru-RU"/>
+        </w:rPr>
+        <w:br/>
+        <w:t>– формирование вектора признаков на основе пиксельных данных;</w:t>
+      </w:r>
+      <w:r>
+        <w:rPr>
+          <w:rFonts w:ascii="Times New Roman" w:eastAsia="Times New Roman" w:hAnsi="Times New Roman" w:cs="Times New Roman"/>
+          <w:sz w:val="28"/>
+          <w:szCs w:val="28"/>
+          <w:lang w:eastAsia="ru-RU"/>
+        </w:rPr>
+        <w:br/>
+        <w:t>– хранение данных в базе данных;</w:t>
+      </w:r>
+      <w:r>
+        <w:rPr>
+          <w:rFonts w:ascii="Times New Roman" w:eastAsia="Times New Roman" w:hAnsi="Times New Roman" w:cs="Times New Roman"/>
+          <w:sz w:val="28"/>
+          <w:szCs w:val="28"/>
+          <w:lang w:eastAsia="ru-RU"/>
+        </w:rPr>
+        <w:br/>
+        <w:t>– построение структуры KD-</w:t>
+      </w:r>
+      <w:proofErr w:type="spellStart"/>
+      <w:r>
+        <w:rPr>
+          <w:rFonts w:ascii="Times New Roman" w:eastAsia="Times New Roman" w:hAnsi="Times New Roman" w:cs="Times New Roman"/>
+          <w:sz w:val="28"/>
+          <w:szCs w:val="28"/>
+          <w:lang w:eastAsia="ru-RU"/>
+        </w:rPr>
+        <w:t>Tree</w:t>
+      </w:r>
+      <w:proofErr w:type="spellEnd"/>
+      <w:r>
+        <w:rPr>
+          <w:rFonts w:ascii="Times New Roman" w:eastAsia="Times New Roman" w:hAnsi="Times New Roman" w:cs="Times New Roman"/>
+          <w:sz w:val="28"/>
+          <w:szCs w:val="28"/>
+          <w:lang w:eastAsia="ru-RU"/>
+        </w:rPr>
+        <w:t xml:space="preserve"> на основе обучающей выборки;</w:t>
+      </w:r>
+      <w:r>
+        <w:rPr>
+          <w:rFonts w:ascii="Times New Roman" w:eastAsia="Times New Roman" w:hAnsi="Times New Roman" w:cs="Times New Roman"/>
+          <w:sz w:val="28"/>
+          <w:szCs w:val="28"/>
+          <w:lang w:eastAsia="ru-RU"/>
+        </w:rPr>
+        <w:br/>
+        <w:t>– выполнение классификации изображений с использованием алгоритма k-ближайших соседей;</w:t>
+      </w:r>
+      <w:r>
+        <w:rPr>
+          <w:rFonts w:ascii="Times New Roman" w:eastAsia="Times New Roman" w:hAnsi="Times New Roman" w:cs="Times New Roman"/>
+          <w:sz w:val="28"/>
+          <w:szCs w:val="28"/>
+          <w:lang w:eastAsia="ru-RU"/>
+        </w:rPr>
+        <w:br/>
+        <w:t>– возможность задания параметра k;</w:t>
+      </w:r>
+      <w:r>
+        <w:rPr>
+          <w:rFonts w:ascii="Times New Roman" w:eastAsia="Times New Roman" w:hAnsi="Times New Roman" w:cs="Times New Roman"/>
+          <w:sz w:val="28"/>
+          <w:szCs w:val="28"/>
+          <w:lang w:eastAsia="ru-RU"/>
+        </w:rPr>
+        <w:br/>
+        <w:t>– отображение результатов классификации;</w:t>
+      </w:r>
+      <w:r>
+        <w:rPr>
+          <w:rFonts w:ascii="Times New Roman" w:eastAsia="Times New Roman" w:hAnsi="Times New Roman" w:cs="Times New Roman"/>
+          <w:sz w:val="28"/>
+          <w:szCs w:val="28"/>
+          <w:lang w:eastAsia="ru-RU"/>
+        </w:rPr>
+        <w:br/>
+        <w:t>– измерение времени выполнения алгоритмов.</w:t>
+      </w:r>
+    </w:p>
+    <w:p>
+      <w:pPr>
+        <w:spacing w:before="100" w:beforeAutospacing="1" w:after="100" w:afterAutospacing="1" w:line="240" w:lineRule="auto"/>
+        <w:rPr>
+          <w:rFonts w:ascii="Times New Roman" w:eastAsia="Times New Roman" w:hAnsi="Times New Roman" w:cs="Times New Roman"/>
+          <w:sz w:val="28"/>
+          <w:szCs w:val="28"/>
+          <w:lang w:eastAsia="ru-RU"/>
+        </w:rPr>
+      </w:pPr>
+    </w:p>
+    <w:p>
+      <w:pPr>
+        <w:spacing w:before="100" w:beforeAutospacing="1" w:after="100" w:afterAutospacing="1" w:line="240" w:lineRule="auto"/>
+        <w:rPr>
+          <w:rFonts w:ascii="Times New Roman" w:eastAsia="Times New Roman" w:hAnsi="Times New Roman" w:cs="Times New Roman"/>
+          <w:sz w:val="28"/>
+          <w:szCs w:val="28"/>
+          <w:lang w:eastAsia="ru-RU"/>
+        </w:rPr>
+      </w:pPr>
+    </w:p>
+    <w:p>
+      <w:pPr>
+        <w:pStyle w:val="3"/>
+        <w:rPr>
+          <w:rFonts w:ascii="Times New Roman" w:eastAsia="Times New Roman" w:hAnsi="Times New Roman" w:cs="Times New Roman"/>
+          <w:b/>
+          <w:bCs/>
+          <w:color w:val="000000" w:themeColor="text1"/>
+          <w:sz w:val="28"/>
+          <w:szCs w:val="28"/>
+          <w:lang w:eastAsia="ru-RU"/>
+        </w:rPr>
+      </w:pPr>
+      <w:bookmarkStart w:id="10" w:name="_Toc224671699"/>
+      <w:r>
+        <w:rPr>
+          <w:rFonts w:ascii="Times New Roman" w:eastAsia="Times New Roman" w:hAnsi="Times New Roman" w:cs="Times New Roman"/>
+          <w:b/>
+          <w:bCs/>
+          <w:color w:val="000000" w:themeColor="text1"/>
+          <w:sz w:val="28"/>
+          <w:szCs w:val="28"/>
+          <w:lang w:eastAsia="ru-RU"/>
+        </w:rPr>
+        <w:t>2.2.2 Нефункциональные требования</w:t>
+      </w:r>
+      <w:bookmarkEnd w:id="10"/>
+    </w:p>
+    <w:p>
+      <w:pPr>
+        <w:spacing w:before="100" w:beforeAutospacing="1" w:after="100" w:afterAutospacing="1" w:line="240" w:lineRule="auto"/>
+        <w:rPr>
+          <w:rFonts w:ascii="Times New Roman" w:eastAsia="Times New Roman" w:hAnsi="Times New Roman" w:cs="Times New Roman"/>
+          <w:sz w:val="28"/>
+          <w:szCs w:val="28"/>
+          <w:lang w:eastAsia="ru-RU"/>
+        </w:rPr>
+      </w:pPr>
+      <w:r>
+        <w:rPr>
+          <w:rFonts w:ascii="Times New Roman" w:eastAsia="Times New Roman" w:hAnsi="Times New Roman" w:cs="Times New Roman"/>
+          <w:sz w:val="28"/>
+          <w:szCs w:val="28"/>
+          <w:lang w:eastAsia="ru-RU"/>
+        </w:rPr>
+        <w:t>К системе предъявляются следующие нефункциональные требования:</w:t>
+      </w:r>
+    </w:p>
+    <w:p>
+      <w:pPr>
+        <w:spacing w:before="100" w:beforeAutospacing="1" w:after="100" w:afterAutospacing="1" w:line="240" w:lineRule="auto"/>
+        <w:rPr>
+          <w:rFonts w:ascii="Times New Roman" w:eastAsia="Times New Roman" w:hAnsi="Times New Roman" w:cs="Times New Roman"/>
+          <w:sz w:val="28"/>
+          <w:szCs w:val="28"/>
+          <w:lang w:eastAsia="ru-RU"/>
+        </w:rPr>
+      </w:pPr>
+      <w:r>
+        <w:rPr>
+          <w:rFonts w:ascii="Times New Roman" w:eastAsia="Times New Roman" w:hAnsi="Times New Roman" w:cs="Times New Roman"/>
+          <w:sz w:val="28"/>
+          <w:szCs w:val="28"/>
+          <w:lang w:eastAsia="ru-RU"/>
+        </w:rPr>
+        <w:t>– корректность обработки входных данных;</w:t>
+      </w:r>
+      <w:r>
+        <w:rPr>
+          <w:rFonts w:ascii="Times New Roman" w:eastAsia="Times New Roman" w:hAnsi="Times New Roman" w:cs="Times New Roman"/>
+          <w:sz w:val="28"/>
+          <w:szCs w:val="28"/>
+          <w:lang w:eastAsia="ru-RU"/>
+        </w:rPr>
+        <w:br/>
+        <w:t>– достаточная производительность при работе с набором данных;</w:t>
+      </w:r>
+      <w:r>
+        <w:rPr>
+          <w:rFonts w:ascii="Times New Roman" w:eastAsia="Times New Roman" w:hAnsi="Times New Roman" w:cs="Times New Roman"/>
+          <w:sz w:val="28"/>
+          <w:szCs w:val="28"/>
+          <w:lang w:eastAsia="ru-RU"/>
+        </w:rPr>
+        <w:br/>
+        <w:t>– удобство пользовательского интерфейса;</w:t>
+      </w:r>
+      <w:r>
+        <w:rPr>
+          <w:rFonts w:ascii="Times New Roman" w:eastAsia="Times New Roman" w:hAnsi="Times New Roman" w:cs="Times New Roman"/>
+          <w:sz w:val="28"/>
+          <w:szCs w:val="28"/>
+          <w:lang w:eastAsia="ru-RU"/>
+        </w:rPr>
+        <w:br/>
+        <w:t>– модульная архитектура программного обеспечения;</w:t>
+      </w:r>
+      <w:r>
+        <w:rPr>
+          <w:rFonts w:ascii="Times New Roman" w:eastAsia="Times New Roman" w:hAnsi="Times New Roman" w:cs="Times New Roman"/>
+          <w:sz w:val="28"/>
+          <w:szCs w:val="28"/>
+          <w:lang w:eastAsia="ru-RU"/>
+        </w:rPr>
+        <w:br/>
+        <w:t>– расширяемость системы;</w:t>
+      </w:r>
+      <w:r>
+        <w:rPr>
+          <w:rFonts w:ascii="Times New Roman" w:eastAsia="Times New Roman" w:hAnsi="Times New Roman" w:cs="Times New Roman"/>
+          <w:sz w:val="28"/>
+          <w:szCs w:val="28"/>
+          <w:lang w:eastAsia="ru-RU"/>
+        </w:rPr>
+        <w:br/>
+        <w:t>– отсутствие зависимости от сторонних библиотек машинного обучения.</w:t>
+      </w:r>
+    </w:p>
+    <w:p>
+      <w:pPr>
+        <w:pStyle w:val="1"/>
+        <w:jc w:val="center"/>
+        <w:rPr>
+          <w:sz w:val="32"/>
+          <w:szCs w:val="32"/>
+        </w:rPr>
+      </w:pPr>
+      <w:bookmarkStart w:id="11" w:name="_Toc224671700"/>
+      <w:r>
+        <w:rPr>
+          <w:sz w:val="32"/>
+          <w:szCs w:val="32"/>
+        </w:rPr>
+        <w:t>3. ВЫБОР СРЕДСТВ И ИХ ОБОСНОВАНИЕ</w:t>
+      </w:r>
+      <w:bookmarkEnd w:id="11"/>
+    </w:p>
+    <w:p>
+      <w:pPr>
+        <w:pStyle w:val="2"/>
+        <w:jc w:val="center"/>
+        <w:rPr>
+          <w:sz w:val="28"/>
+          <w:szCs w:val="28"/>
+        </w:rPr>
+      </w:pPr>
+      <w:bookmarkStart w:id="12" w:name="_Toc224671701"/>
+      <w:r>
+        <w:rPr>
+          <w:sz w:val="28"/>
+          <w:szCs w:val="28"/>
+        </w:rPr>
+        <w:t>3.1 Выбор языка программирования</w:t>
+      </w:r>
+      <w:bookmarkEnd w:id="12"/>
+    </w:p>
+    <w:p>
+      <w:pPr>
+        <w:spacing w:before="100" w:beforeAutospacing="1" w:after="100" w:afterAutospacing="1" w:line="240" w:lineRule="auto"/>
+        <w:rPr>
+          <w:rFonts w:ascii="Times New Roman" w:eastAsia="Times New Roman" w:hAnsi="Times New Roman" w:cs="Times New Roman"/>
+          <w:sz w:val="28"/>
+          <w:szCs w:val="28"/>
+          <w:lang w:eastAsia="ru-RU"/>
+        </w:rPr>
+      </w:pPr>
+      <w:r>
+        <w:rPr>
+          <w:rFonts w:ascii="Times New Roman" w:eastAsia="Times New Roman" w:hAnsi="Times New Roman" w:cs="Times New Roman"/>
+          <w:sz w:val="28"/>
+          <w:szCs w:val="28"/>
+          <w:lang w:eastAsia="ru-RU"/>
+        </w:rPr>
+        <w:t>В качестве языка программирования для разработки программной системы выбран язык C#.</w:t>
+      </w:r>
+    </w:p>
+    <w:p>
+      <w:pPr>
+        <w:spacing w:before="100" w:beforeAutospacing="1" w:after="100" w:afterAutospacing="1" w:line="240" w:lineRule="auto"/>
+        <w:rPr>
+          <w:rFonts w:ascii="Times New Roman" w:eastAsia="Times New Roman" w:hAnsi="Times New Roman" w:cs="Times New Roman"/>
+          <w:sz w:val="28"/>
+          <w:szCs w:val="28"/>
+          <w:lang w:eastAsia="ru-RU"/>
+        </w:rPr>
+      </w:pPr>
+      <w:r>
+        <w:rPr>
+          <w:rFonts w:ascii="Times New Roman" w:eastAsia="Times New Roman" w:hAnsi="Times New Roman" w:cs="Times New Roman"/>
+          <w:sz w:val="28"/>
+          <w:szCs w:val="28"/>
+          <w:lang w:eastAsia="ru-RU"/>
+        </w:rPr>
+        <w:t>Выбор данного языка обусловлен следующими причинами</w:t>
+      </w:r>
+      <w:r>
+        <w:rPr>
+          <w:rFonts w:ascii="Times New Roman" w:eastAsia="Times New Roman" w:hAnsi="Times New Roman" w:cs="Times New Roman"/>
+          <w:sz w:val="28"/>
+          <w:szCs w:val="28"/>
+          <w:lang w:eastAsia="ru-RU"/>
+        </w:rPr>
+        <w:t>:</w:t>
+      </w:r>
+    </w:p>
+    <w:p>
+      <w:pPr>
+        <w:pStyle w:val="ab"/>
+        <w:numPr>
+          <w:ilvl w:val="0"/>
+          <w:numId w:val="12"/>
+        </w:numPr>
+        <w:spacing w:before="100" w:beforeAutospacing="1" w:after="100" w:afterAutospacing="1" w:line="240" w:lineRule="auto"/>
+        <w:rPr>
+          <w:rFonts w:ascii="Times New Roman" w:eastAsia="Times New Roman" w:hAnsi="Times New Roman" w:cs="Times New Roman"/>
+          <w:sz w:val="28"/>
+          <w:szCs w:val="28"/>
+          <w:lang w:eastAsia="ru-RU"/>
+        </w:rPr>
+      </w:pPr>
+      <w:r>
+        <w:rPr>
+          <w:rFonts w:ascii="Times New Roman" w:eastAsia="Times New Roman" w:hAnsi="Times New Roman" w:cs="Times New Roman"/>
+          <w:sz w:val="28"/>
+          <w:szCs w:val="28"/>
+          <w:lang w:eastAsia="ru-RU"/>
+        </w:rPr>
+        <w:t>Язык C# является современным объектно-ориентированным языком программирования, поддерживающим основные принципы разработки программного обеспечения, такие как инкапсуляция, наследование и полиморфизм.</w:t>
+      </w:r>
+    </w:p>
+    <w:p>
+      <w:pPr>
+        <w:pStyle w:val="ab"/>
+        <w:numPr>
+          <w:ilvl w:val="0"/>
+          <w:numId w:val="12"/>
+        </w:numPr>
+        <w:spacing w:before="100" w:beforeAutospacing="1" w:after="100" w:afterAutospacing="1" w:line="240" w:lineRule="auto"/>
+        <w:rPr>
+          <w:rFonts w:ascii="Times New Roman" w:eastAsia="Times New Roman" w:hAnsi="Times New Roman" w:cs="Times New Roman"/>
+          <w:sz w:val="28"/>
+          <w:szCs w:val="28"/>
+          <w:lang w:eastAsia="ru-RU"/>
+        </w:rPr>
+      </w:pPr>
+      <w:r>
+        <w:rPr>
+          <w:rFonts w:ascii="Times New Roman" w:eastAsia="Times New Roman" w:hAnsi="Times New Roman" w:cs="Times New Roman"/>
+          <w:sz w:val="28"/>
+          <w:szCs w:val="28"/>
+          <w:lang w:eastAsia="ru-RU"/>
+        </w:rPr>
+        <w:t>Использование платформы .NET предоставляет широкие возможности для создания настольных приложений, а также обеспечивает высокую производительность и надежность программного продукта.</w:t>
+      </w:r>
+    </w:p>
+    <w:p>
+      <w:pPr>
+        <w:pStyle w:val="ab"/>
+        <w:numPr>
+          <w:ilvl w:val="0"/>
+          <w:numId w:val="12"/>
+        </w:numPr>
+        <w:spacing w:before="100" w:beforeAutospacing="1" w:after="100" w:afterAutospacing="1" w:line="240" w:lineRule="auto"/>
+        <w:rPr>
+          <w:rFonts w:ascii="Times New Roman" w:eastAsia="Times New Roman" w:hAnsi="Times New Roman" w:cs="Times New Roman"/>
+          <w:sz w:val="28"/>
+          <w:szCs w:val="28"/>
+          <w:lang w:eastAsia="ru-RU"/>
+        </w:rPr>
+      </w:pPr>
+      <w:r>
+        <w:rPr>
+          <w:rFonts w:ascii="Times New Roman" w:eastAsia="Times New Roman" w:hAnsi="Times New Roman" w:cs="Times New Roman"/>
+          <w:sz w:val="28"/>
+          <w:szCs w:val="28"/>
+          <w:lang w:eastAsia="ru-RU"/>
+        </w:rPr>
+        <w:t xml:space="preserve">Дополнительным преимуществом является наличие развитой стандартной библиотеки, которая упрощает реализацию задач, </w:t>
+      </w:r>
+      <w:r>
+        <w:rPr>
+          <w:rFonts w:ascii="Times New Roman" w:eastAsia="Times New Roman" w:hAnsi="Times New Roman" w:cs="Times New Roman"/>
+          <w:sz w:val="28"/>
+          <w:szCs w:val="28"/>
+          <w:lang w:eastAsia="ru-RU"/>
+        </w:rPr>
+        <w:lastRenderedPageBreak/>
+        <w:t>связанных с обработкой файлов, изображений и взаимодействием с базами данных.</w:t>
+      </w:r>
+    </w:p>
+    <w:p>
+      <w:pPr>
+        <w:pStyle w:val="ab"/>
+        <w:numPr>
+          <w:ilvl w:val="0"/>
+          <w:numId w:val="12"/>
+        </w:numPr>
+        <w:spacing w:before="100" w:beforeAutospacing="1" w:after="100" w:afterAutospacing="1" w:line="240" w:lineRule="auto"/>
+        <w:rPr>
+          <w:rFonts w:ascii="Times New Roman" w:eastAsia="Times New Roman" w:hAnsi="Times New Roman" w:cs="Times New Roman"/>
+          <w:sz w:val="28"/>
+          <w:szCs w:val="28"/>
+          <w:lang w:eastAsia="ru-RU"/>
+        </w:rPr>
+      </w:pPr>
+      <w:r>
+        <w:rPr>
+          <w:rFonts w:ascii="Times New Roman" w:eastAsia="Times New Roman" w:hAnsi="Times New Roman" w:cs="Times New Roman"/>
+          <w:sz w:val="28"/>
+          <w:szCs w:val="28"/>
+          <w:lang w:eastAsia="ru-RU"/>
+        </w:rPr>
+        <w:t>Также язык C# хорошо интегрируется с технологией WPF, используемой для создания пользовательского интерфейса.</w:t>
+      </w:r>
+    </w:p>
+    <w:p>
+      <w:pPr>
+        <w:pStyle w:val="2"/>
+        <w:jc w:val="center"/>
+        <w:rPr>
+          <w:sz w:val="28"/>
+          <w:szCs w:val="28"/>
+        </w:rPr>
+      </w:pPr>
+      <w:bookmarkStart w:id="13" w:name="_Toc224671702"/>
+      <w:r>
+        <w:rPr>
+          <w:sz w:val="28"/>
+          <w:szCs w:val="28"/>
+        </w:rPr>
+        <w:t>3.2 Выбор технологий разработки</w:t>
+      </w:r>
+      <w:bookmarkEnd w:id="13"/>
+    </w:p>
+    <w:p>
+      <w:pPr>
+        <w:pStyle w:val="3"/>
+        <w:rPr>
+          <w:rFonts w:ascii="Times New Roman" w:eastAsia="Times New Roman" w:hAnsi="Times New Roman" w:cs="Times New Roman"/>
+          <w:b/>
+          <w:bCs/>
+          <w:color w:val="000000" w:themeColor="text1"/>
+          <w:sz w:val="28"/>
+          <w:szCs w:val="28"/>
+          <w:lang w:eastAsia="ru-RU"/>
+        </w:rPr>
+      </w:pPr>
+      <w:bookmarkStart w:id="14" w:name="_Toc224671703"/>
+      <w:r>
+        <w:rPr>
+          <w:rFonts w:ascii="Times New Roman" w:eastAsia="Times New Roman" w:hAnsi="Times New Roman" w:cs="Times New Roman"/>
+          <w:b/>
+          <w:bCs/>
+          <w:color w:val="000000" w:themeColor="text1"/>
+          <w:sz w:val="28"/>
+          <w:szCs w:val="28"/>
+          <w:lang w:eastAsia="ru-RU"/>
+        </w:rPr>
+        <w:t>3.2.1 Технология WPF</w:t>
+      </w:r>
+      <w:bookmarkEnd w:id="14"/>
+    </w:p>
+    <w:p>
+      <w:pPr>
+        <w:spacing w:before="100" w:beforeAutospacing="1" w:after="100" w:afterAutospacing="1" w:line="240" w:lineRule="auto"/>
+        <w:rPr>
+          <w:rFonts w:ascii="Times New Roman" w:eastAsia="Times New Roman" w:hAnsi="Times New Roman" w:cs="Times New Roman"/>
+          <w:sz w:val="28"/>
+          <w:szCs w:val="28"/>
+          <w:lang w:eastAsia="ru-RU"/>
+        </w:rPr>
+      </w:pPr>
+      <w:r>
+        <w:rPr>
+          <w:rFonts w:ascii="Times New Roman" w:eastAsia="Times New Roman" w:hAnsi="Times New Roman" w:cs="Times New Roman"/>
+          <w:sz w:val="28"/>
+          <w:szCs w:val="28"/>
+          <w:lang w:eastAsia="ru-RU"/>
+        </w:rPr>
+        <w:t>Для реализации пользовательского интерфейса выбрана технология WPF.</w:t>
+      </w:r>
+    </w:p>
+    <w:p>
+      <w:pPr>
+        <w:spacing w:before="100" w:beforeAutospacing="1" w:after="100" w:afterAutospacing="1" w:line="240" w:lineRule="auto"/>
+        <w:ind w:firstLine="708"/>
+        <w:jc w:val="both"/>
+        <w:rPr>
+          <w:rFonts w:ascii="Times New Roman" w:eastAsia="Times New Roman" w:hAnsi="Times New Roman" w:cs="Times New Roman"/>
+          <w:sz w:val="28"/>
+          <w:szCs w:val="28"/>
+          <w:lang w:eastAsia="ru-RU"/>
+        </w:rPr>
+      </w:pPr>
+      <w:r>
+        <w:rPr>
+          <w:rFonts w:ascii="Times New Roman" w:eastAsia="Times New Roman" w:hAnsi="Times New Roman" w:cs="Times New Roman"/>
+          <w:sz w:val="28"/>
+          <w:szCs w:val="28"/>
+          <w:lang w:eastAsia="ru-RU"/>
+        </w:rPr>
+        <w:t>Данная технология позволяет создавать современные графические интерфейсы и поддерживает использование паттерна MVVM, что способствует разделению логики приложения и интерфейса.</w:t>
+      </w:r>
+    </w:p>
+    <w:p>
+      <w:pPr>
+        <w:spacing w:before="100" w:beforeAutospacing="1" w:after="100" w:afterAutospacing="1" w:line="240" w:lineRule="auto"/>
+        <w:ind w:firstLine="708"/>
+        <w:jc w:val="both"/>
+        <w:rPr>
+          <w:rFonts w:ascii="Times New Roman" w:eastAsia="Times New Roman" w:hAnsi="Times New Roman" w:cs="Times New Roman"/>
+          <w:sz w:val="28"/>
+          <w:szCs w:val="28"/>
+          <w:lang w:eastAsia="ru-RU"/>
+        </w:rPr>
+      </w:pPr>
+    </w:p>
+    <w:p>
+      <w:pPr>
+        <w:spacing w:before="100" w:beforeAutospacing="1" w:after="100" w:afterAutospacing="1" w:line="240" w:lineRule="auto"/>
+        <w:rPr>
+          <w:rFonts w:ascii="Times New Roman" w:eastAsia="Times New Roman" w:hAnsi="Times New Roman" w:cs="Times New Roman"/>
+          <w:sz w:val="28"/>
+          <w:szCs w:val="28"/>
+          <w:lang w:eastAsia="ru-RU"/>
+        </w:rPr>
+      </w:pPr>
+      <w:r>
+        <w:rPr>
+          <w:rFonts w:ascii="Times New Roman" w:eastAsia="Times New Roman" w:hAnsi="Times New Roman" w:cs="Times New Roman"/>
+          <w:sz w:val="28"/>
+          <w:szCs w:val="28"/>
+          <w:lang w:eastAsia="ru-RU"/>
+        </w:rPr>
+        <w:t>Преимуществами WPF являются:</w:t>
+      </w:r>
+    </w:p>
+    <w:p>
+      <w:pPr>
+        <w:spacing w:before="100" w:beforeAutospacing="1" w:after="100" w:afterAutospacing="1" w:line="240" w:lineRule="auto"/>
+        <w:rPr>
+          <w:rFonts w:ascii="Times New Roman" w:eastAsia="Times New Roman" w:hAnsi="Times New Roman" w:cs="Times New Roman"/>
+          <w:sz w:val="28"/>
+          <w:szCs w:val="28"/>
+          <w:lang w:eastAsia="ru-RU"/>
+        </w:rPr>
+      </w:pPr>
+      <w:r>
+        <w:rPr>
+          <w:rFonts w:ascii="Times New Roman" w:eastAsia="Times New Roman" w:hAnsi="Times New Roman" w:cs="Times New Roman"/>
+          <w:sz w:val="28"/>
+          <w:szCs w:val="28"/>
+          <w:lang w:eastAsia="ru-RU"/>
+        </w:rPr>
+        <w:t>– гибкость при разработке интерфейсов;</w:t>
+      </w:r>
+      <w:r>
+        <w:rPr>
+          <w:rFonts w:ascii="Times New Roman" w:eastAsia="Times New Roman" w:hAnsi="Times New Roman" w:cs="Times New Roman"/>
+          <w:sz w:val="28"/>
+          <w:szCs w:val="28"/>
+          <w:lang w:eastAsia="ru-RU"/>
+        </w:rPr>
+        <w:br/>
+        <w:t>– возможность создания визуально понятных приложений;</w:t>
+      </w:r>
+      <w:r>
+        <w:rPr>
+          <w:rFonts w:ascii="Times New Roman" w:eastAsia="Times New Roman" w:hAnsi="Times New Roman" w:cs="Times New Roman"/>
+          <w:sz w:val="28"/>
+          <w:szCs w:val="28"/>
+          <w:lang w:eastAsia="ru-RU"/>
+        </w:rPr>
+        <w:br/>
+        <w:t>– удобная работа с элементами управления.</w:t>
+      </w:r>
+    </w:p>
+    <w:p>
+      <w:pPr>
+        <w:pStyle w:val="3"/>
+        <w:rPr>
+          <w:rFonts w:ascii="Times New Roman" w:eastAsia="Times New Roman" w:hAnsi="Times New Roman" w:cs="Times New Roman"/>
+          <w:b/>
+          <w:bCs/>
+          <w:color w:val="000000" w:themeColor="text1"/>
+          <w:sz w:val="28"/>
+          <w:szCs w:val="28"/>
+          <w:lang w:eastAsia="ru-RU"/>
+        </w:rPr>
+      </w:pPr>
+      <w:bookmarkStart w:id="15" w:name="_Toc224671704"/>
+      <w:r>
+        <w:rPr>
+          <w:rFonts w:ascii="Times New Roman" w:eastAsia="Times New Roman" w:hAnsi="Times New Roman" w:cs="Times New Roman"/>
+          <w:b/>
+          <w:bCs/>
+          <w:color w:val="000000" w:themeColor="text1"/>
+          <w:sz w:val="28"/>
+          <w:szCs w:val="28"/>
+          <w:lang w:eastAsia="ru-RU"/>
+        </w:rPr>
+        <w:t xml:space="preserve">3.2.2 Система управления базами данных </w:t>
+      </w:r>
+      <w:proofErr w:type="spellStart"/>
+      <w:r>
+        <w:rPr>
+          <w:rFonts w:ascii="Times New Roman" w:eastAsia="Times New Roman" w:hAnsi="Times New Roman" w:cs="Times New Roman"/>
+          <w:b/>
+          <w:bCs/>
+          <w:color w:val="000000" w:themeColor="text1"/>
+          <w:sz w:val="28"/>
+          <w:szCs w:val="28"/>
+          <w:lang w:eastAsia="ru-RU"/>
+        </w:rPr>
+        <w:t>PostgreSQL</w:t>
+      </w:r>
+      <w:bookmarkEnd w:id="15"/>
+      <w:proofErr w:type="spellEnd"/>
+    </w:p>
+    <w:p>
+      <w:pPr>
+        <w:spacing w:before="100" w:beforeAutospacing="1" w:after="100" w:afterAutospacing="1" w:line="240" w:lineRule="auto"/>
+        <w:rPr>
+          <w:rFonts w:ascii="Times New Roman" w:eastAsia="Times New Roman" w:hAnsi="Times New Roman" w:cs="Times New Roman"/>
+          <w:sz w:val="28"/>
+          <w:szCs w:val="28"/>
+          <w:lang w:eastAsia="ru-RU"/>
+        </w:rPr>
+      </w:pPr>
+      <w:r>
+        <w:rPr>
+          <w:rFonts w:ascii="Times New Roman" w:eastAsia="Times New Roman" w:hAnsi="Times New Roman" w:cs="Times New Roman"/>
+          <w:sz w:val="28"/>
+          <w:szCs w:val="28"/>
+          <w:lang w:eastAsia="ru-RU"/>
+        </w:rPr>
+        <w:t xml:space="preserve">В качестве системы управления базами данных выбрана </w:t>
+      </w:r>
+      <w:proofErr w:type="spellStart"/>
+      <w:r>
+        <w:rPr>
+          <w:rFonts w:ascii="Times New Roman" w:eastAsia="Times New Roman" w:hAnsi="Times New Roman" w:cs="Times New Roman"/>
+          <w:sz w:val="28"/>
+          <w:szCs w:val="28"/>
+          <w:lang w:eastAsia="ru-RU"/>
+        </w:rPr>
+        <w:t>PostgreSQL</w:t>
+      </w:r>
+      <w:proofErr w:type="spellEnd"/>
+      <w:r>
+        <w:rPr>
+          <w:rFonts w:ascii="Times New Roman" w:eastAsia="Times New Roman" w:hAnsi="Times New Roman" w:cs="Times New Roman"/>
+          <w:sz w:val="28"/>
+          <w:szCs w:val="28"/>
+          <w:lang w:eastAsia="ru-RU"/>
+        </w:rPr>
+        <w:t>.</w:t>
+      </w:r>
+    </w:p>
+    <w:p>
+      <w:pPr>
+        <w:spacing w:before="100" w:beforeAutospacing="1" w:after="100" w:afterAutospacing="1" w:line="240" w:lineRule="auto"/>
+        <w:rPr>
+          <w:rFonts w:ascii="Times New Roman" w:eastAsia="Times New Roman" w:hAnsi="Times New Roman" w:cs="Times New Roman"/>
+          <w:sz w:val="28"/>
+          <w:szCs w:val="28"/>
+          <w:lang w:eastAsia="ru-RU"/>
+        </w:rPr>
+      </w:pPr>
+      <w:r>
+        <w:rPr>
+          <w:rFonts w:ascii="Times New Roman" w:eastAsia="Times New Roman" w:hAnsi="Times New Roman" w:cs="Times New Roman"/>
+          <w:sz w:val="28"/>
+          <w:szCs w:val="28"/>
+          <w:lang w:eastAsia="ru-RU"/>
+        </w:rPr>
+        <w:t>Данный выбор обусловлен следующими преимуществами:</w:t>
+      </w:r>
+    </w:p>
+    <w:p>
+      <w:pPr>
+        <w:spacing w:before="100" w:beforeAutospacing="1" w:after="100" w:afterAutospacing="1" w:line="240" w:lineRule="auto"/>
+        <w:rPr>
+          <w:rFonts w:ascii="Times New Roman" w:eastAsia="Times New Roman" w:hAnsi="Times New Roman" w:cs="Times New Roman"/>
+          <w:sz w:val="28"/>
+          <w:szCs w:val="28"/>
+          <w:lang w:eastAsia="ru-RU"/>
+        </w:rPr>
+      </w:pPr>
+      <w:r>
+        <w:rPr>
+          <w:rFonts w:ascii="Times New Roman" w:eastAsia="Times New Roman" w:hAnsi="Times New Roman" w:cs="Times New Roman"/>
+          <w:sz w:val="28"/>
+          <w:szCs w:val="28"/>
+          <w:lang w:eastAsia="ru-RU"/>
+        </w:rPr>
+        <w:t>– высокая производительность;</w:t>
+      </w:r>
+      <w:r>
+        <w:rPr>
+          <w:rFonts w:ascii="Times New Roman" w:eastAsia="Times New Roman" w:hAnsi="Times New Roman" w:cs="Times New Roman"/>
+          <w:sz w:val="28"/>
+          <w:szCs w:val="28"/>
+          <w:lang w:eastAsia="ru-RU"/>
+        </w:rPr>
+        <w:br/>
+        <w:t>– надежность хранения данных;</w:t>
+      </w:r>
+      <w:r>
+        <w:rPr>
+          <w:rFonts w:ascii="Times New Roman" w:eastAsia="Times New Roman" w:hAnsi="Times New Roman" w:cs="Times New Roman"/>
+          <w:sz w:val="28"/>
+          <w:szCs w:val="28"/>
+          <w:lang w:eastAsia="ru-RU"/>
+        </w:rPr>
+        <w:br/>
+        <w:t>– поддержка сложных типов данных;</w:t>
+      </w:r>
+      <w:r>
+        <w:rPr>
+          <w:rFonts w:ascii="Times New Roman" w:eastAsia="Times New Roman" w:hAnsi="Times New Roman" w:cs="Times New Roman"/>
+          <w:sz w:val="28"/>
+          <w:szCs w:val="28"/>
+          <w:lang w:eastAsia="ru-RU"/>
+        </w:rPr>
+        <w:br/>
+        <w:t>– возможность хранения массивов данных, что важно для представления векторов признаков.</w:t>
+      </w:r>
+    </w:p>
+    <w:p>
+      <w:pPr>
+        <w:pStyle w:val="3"/>
+        <w:rPr>
+          <w:rFonts w:ascii="Times New Roman" w:eastAsia="Times New Roman" w:hAnsi="Times New Roman" w:cs="Times New Roman"/>
+          <w:b/>
+          <w:bCs/>
+          <w:color w:val="000000" w:themeColor="text1"/>
+          <w:sz w:val="28"/>
+          <w:szCs w:val="28"/>
+          <w:lang w:eastAsia="ru-RU"/>
+        </w:rPr>
+      </w:pPr>
+      <w:bookmarkStart w:id="16" w:name="_Toc224671705"/>
+      <w:r>
+        <w:rPr>
+          <w:rFonts w:ascii="Times New Roman" w:eastAsia="Times New Roman" w:hAnsi="Times New Roman" w:cs="Times New Roman"/>
+          <w:b/>
+          <w:bCs/>
+          <w:color w:val="000000" w:themeColor="text1"/>
+          <w:sz w:val="28"/>
+          <w:szCs w:val="28"/>
+          <w:lang w:eastAsia="ru-RU"/>
+        </w:rPr>
+        <w:t xml:space="preserve">3.2.3 Драйвер </w:t>
+      </w:r>
+      <w:proofErr w:type="spellStart"/>
+      <w:r>
+        <w:rPr>
+          <w:rFonts w:ascii="Times New Roman" w:eastAsia="Times New Roman" w:hAnsi="Times New Roman" w:cs="Times New Roman"/>
+          <w:b/>
+          <w:bCs/>
+          <w:color w:val="000000" w:themeColor="text1"/>
+          <w:sz w:val="28"/>
+          <w:szCs w:val="28"/>
+          <w:lang w:eastAsia="ru-RU"/>
+        </w:rPr>
+        <w:t>Npgsql</w:t>
+      </w:r>
+      <w:bookmarkEnd w:id="16"/>
+      <w:proofErr w:type="spellEnd"/>
+    </w:p>
+    <w:p>
+      <w:pPr>
+        <w:spacing w:before="100" w:beforeAutospacing="1" w:after="100" w:afterAutospacing="1" w:line="240" w:lineRule="auto"/>
+        <w:rPr>
+          <w:rFonts w:ascii="Times New Roman" w:eastAsia="Times New Roman" w:hAnsi="Times New Roman" w:cs="Times New Roman"/>
+          <w:sz w:val="28"/>
+          <w:szCs w:val="28"/>
+          <w:lang w:eastAsia="ru-RU"/>
+        </w:rPr>
+      </w:pPr>
+      <w:r>
+        <w:rPr>
+          <w:rFonts w:ascii="Times New Roman" w:eastAsia="Times New Roman" w:hAnsi="Times New Roman" w:cs="Times New Roman"/>
+          <w:sz w:val="28"/>
+          <w:szCs w:val="28"/>
+          <w:lang w:eastAsia="ru-RU"/>
+        </w:rPr>
+        <w:t xml:space="preserve">Для обеспечения взаимодействия приложения с базой данных </w:t>
+      </w:r>
+      <w:proofErr w:type="spellStart"/>
+      <w:r>
+        <w:rPr>
+          <w:rFonts w:ascii="Times New Roman" w:eastAsia="Times New Roman" w:hAnsi="Times New Roman" w:cs="Times New Roman"/>
+          <w:sz w:val="28"/>
+          <w:szCs w:val="28"/>
+          <w:lang w:eastAsia="ru-RU"/>
+        </w:rPr>
+        <w:t>PostgreSQL</w:t>
+      </w:r>
+      <w:proofErr w:type="spellEnd"/>
+      <w:r>
+        <w:rPr>
+          <w:rFonts w:ascii="Times New Roman" w:eastAsia="Times New Roman" w:hAnsi="Times New Roman" w:cs="Times New Roman"/>
+          <w:sz w:val="28"/>
+          <w:szCs w:val="28"/>
+          <w:lang w:eastAsia="ru-RU"/>
+        </w:rPr>
+        <w:t xml:space="preserve"> используется драйвер </w:t>
+      </w:r>
+      <w:proofErr w:type="spellStart"/>
+      <w:r>
+        <w:rPr>
+          <w:rFonts w:ascii="Times New Roman" w:eastAsia="Times New Roman" w:hAnsi="Times New Roman" w:cs="Times New Roman"/>
+          <w:sz w:val="28"/>
+          <w:szCs w:val="28"/>
+          <w:lang w:eastAsia="ru-RU"/>
+        </w:rPr>
+        <w:t>Npgsql</w:t>
+      </w:r>
+      <w:proofErr w:type="spellEnd"/>
+      <w:r>
+        <w:rPr>
+          <w:rFonts w:ascii="Times New Roman" w:eastAsia="Times New Roman" w:hAnsi="Times New Roman" w:cs="Times New Roman"/>
+          <w:sz w:val="28"/>
+          <w:szCs w:val="28"/>
+          <w:lang w:eastAsia="ru-RU"/>
+        </w:rPr>
+        <w:t>.</w:t>
+      </w:r>
+    </w:p>
+    <w:p>
+      <w:pPr>
+        <w:spacing w:before="100" w:beforeAutospacing="1" w:after="100" w:afterAutospacing="1" w:line="240" w:lineRule="auto"/>
+        <w:rPr>
+          <w:rFonts w:ascii="Times New Roman" w:eastAsia="Times New Roman" w:hAnsi="Times New Roman" w:cs="Times New Roman"/>
+          <w:sz w:val="28"/>
+          <w:szCs w:val="28"/>
+          <w:lang w:eastAsia="ru-RU"/>
+        </w:rPr>
+      </w:pPr>
+      <w:r>
+        <w:rPr>
+          <w:rFonts w:ascii="Times New Roman" w:eastAsia="Times New Roman" w:hAnsi="Times New Roman" w:cs="Times New Roman"/>
+          <w:sz w:val="28"/>
+          <w:szCs w:val="28"/>
+          <w:lang w:eastAsia="ru-RU"/>
+        </w:rPr>
+        <w:t>Преимущества:</w:t>
+      </w:r>
+    </w:p>
+    <w:p>
+      <w:pPr>
+        <w:spacing w:before="100" w:beforeAutospacing="1" w:after="100" w:afterAutospacing="1" w:line="240" w:lineRule="auto"/>
+        <w:rPr>
+          <w:rFonts w:ascii="Times New Roman" w:eastAsia="Times New Roman" w:hAnsi="Times New Roman" w:cs="Times New Roman"/>
+          <w:sz w:val="28"/>
+          <w:szCs w:val="28"/>
+          <w:lang w:eastAsia="ru-RU"/>
+        </w:rPr>
+      </w:pPr>
+      <w:r>
+        <w:rPr>
+          <w:rFonts w:ascii="Times New Roman" w:eastAsia="Times New Roman" w:hAnsi="Times New Roman" w:cs="Times New Roman"/>
+          <w:sz w:val="28"/>
+          <w:szCs w:val="28"/>
+          <w:lang w:eastAsia="ru-RU"/>
+        </w:rPr>
+        <w:t>– полная совместимость с платформой .NET;</w:t>
+      </w:r>
+      <w:r>
+        <w:rPr>
+          <w:rFonts w:ascii="Times New Roman" w:eastAsia="Times New Roman" w:hAnsi="Times New Roman" w:cs="Times New Roman"/>
+          <w:sz w:val="28"/>
+          <w:szCs w:val="28"/>
+          <w:lang w:eastAsia="ru-RU"/>
+        </w:rPr>
+        <w:br/>
+        <w:t>– высокая скорость выполнения запросов;</w:t>
+      </w:r>
+      <w:r>
+        <w:rPr>
+          <w:rFonts w:ascii="Times New Roman" w:eastAsia="Times New Roman" w:hAnsi="Times New Roman" w:cs="Times New Roman"/>
+          <w:sz w:val="28"/>
+          <w:szCs w:val="28"/>
+          <w:lang w:eastAsia="ru-RU"/>
+        </w:rPr>
+        <w:br/>
+        <w:t>– удобство использования.</w:t>
+      </w:r>
+    </w:p>
+    <w:p>
+      <w:pPr>
+        <w:pStyle w:val="2"/>
+        <w:jc w:val="center"/>
+        <w:rPr>
+          <w:sz w:val="28"/>
+          <w:szCs w:val="28"/>
+        </w:rPr>
+      </w:pPr>
+      <w:bookmarkStart w:id="17" w:name="_Toc224671706"/>
+      <w:r>
+        <w:rPr>
+          <w:sz w:val="28"/>
+          <w:szCs w:val="28"/>
+        </w:rPr>
+        <w:lastRenderedPageBreak/>
+        <w:t>3.3 Обоснование выбора алгоритмов</w:t>
+      </w:r>
+      <w:bookmarkEnd w:id="17"/>
+    </w:p>
+    <w:p>
+      <w:pPr>
+        <w:spacing w:before="100" w:beforeAutospacing="1" w:after="100" w:afterAutospacing="1" w:line="240" w:lineRule="auto"/>
+        <w:jc w:val="both"/>
+        <w:rPr>
+          <w:rFonts w:ascii="Times New Roman" w:eastAsia="Times New Roman" w:hAnsi="Times New Roman" w:cs="Times New Roman"/>
+          <w:sz w:val="28"/>
+          <w:szCs w:val="28"/>
+          <w:lang w:eastAsia="ru-RU"/>
+        </w:rPr>
+      </w:pPr>
+      <w:r>
+        <w:rPr>
+          <w:rFonts w:ascii="Times New Roman" w:eastAsia="Times New Roman" w:hAnsi="Times New Roman" w:cs="Times New Roman"/>
+          <w:sz w:val="28"/>
+          <w:szCs w:val="28"/>
+          <w:lang w:eastAsia="ru-RU"/>
+        </w:rPr>
+        <w:t>В качестве основного алгоритма классификации выбран алгоритм k-ближайших соседей.</w:t>
+      </w:r>
+      <w:r>
+        <w:rPr>
+          <w:rFonts w:ascii="Times New Roman" w:eastAsia="Times New Roman" w:hAnsi="Times New Roman" w:cs="Times New Roman"/>
+          <w:sz w:val="28"/>
+          <w:szCs w:val="28"/>
+          <w:lang w:eastAsia="ru-RU"/>
+        </w:rPr>
+        <w:t xml:space="preserve"> </w:t>
+      </w:r>
+      <w:r>
+        <w:rPr>
+          <w:rFonts w:ascii="Times New Roman" w:eastAsia="Times New Roman" w:hAnsi="Times New Roman" w:cs="Times New Roman"/>
+          <w:sz w:val="28"/>
+          <w:szCs w:val="28"/>
+          <w:lang w:eastAsia="ru-RU"/>
+        </w:rPr>
+        <w:t>Данный алгоритм отличается простотой реализации и наглядностью работы, что делает его удобным для использования в учебных целях.</w:t>
+      </w:r>
+      <w:r>
+        <w:rPr>
+          <w:rFonts w:ascii="Times New Roman" w:eastAsia="Times New Roman" w:hAnsi="Times New Roman" w:cs="Times New Roman"/>
+          <w:sz w:val="28"/>
+          <w:szCs w:val="28"/>
+          <w:lang w:eastAsia="ru-RU"/>
+        </w:rPr>
+        <w:t xml:space="preserve"> </w:t>
+      </w:r>
+      <w:r>
+        <w:rPr>
+          <w:rFonts w:ascii="Times New Roman" w:eastAsia="Times New Roman" w:hAnsi="Times New Roman" w:cs="Times New Roman"/>
+          <w:sz w:val="28"/>
+          <w:szCs w:val="28"/>
+          <w:lang w:eastAsia="ru-RU"/>
+        </w:rPr>
+        <w:t>Алгоритм не требует предварительного обучения модели, а классификация осуществляется на основе сравнения нового объекта с существующими примерами.</w:t>
+      </w:r>
+    </w:p>
+    <w:p>
+      <w:pPr>
+        <w:spacing w:before="100" w:beforeAutospacing="1" w:after="100" w:afterAutospacing="1" w:line="240" w:lineRule="auto"/>
+        <w:jc w:val="both"/>
+        <w:rPr>
+          <w:rFonts w:ascii="Times New Roman" w:eastAsia="Times New Roman" w:hAnsi="Times New Roman" w:cs="Times New Roman"/>
+          <w:sz w:val="28"/>
+          <w:szCs w:val="28"/>
+          <w:lang w:eastAsia="ru-RU"/>
+        </w:rPr>
+      </w:pPr>
+      <w:r>
+        <w:rPr>
+          <w:rFonts w:ascii="Times New Roman" w:eastAsia="Times New Roman" w:hAnsi="Times New Roman" w:cs="Times New Roman"/>
+          <w:sz w:val="28"/>
+          <w:szCs w:val="28"/>
+          <w:lang w:eastAsia="ru-RU"/>
+        </w:rPr>
+        <w:t>Основным недостатком алгоритма является высокая вычислительная сложность при поиске ближайших соседей.</w:t>
+      </w:r>
+      <w:r>
+        <w:rPr>
+          <w:rFonts w:ascii="Times New Roman" w:eastAsia="Times New Roman" w:hAnsi="Times New Roman" w:cs="Times New Roman"/>
+          <w:sz w:val="28"/>
+          <w:szCs w:val="28"/>
+          <w:lang w:eastAsia="ru-RU"/>
+        </w:rPr>
+        <w:t xml:space="preserve"> </w:t>
+      </w:r>
+      <w:r>
+        <w:rPr>
+          <w:rFonts w:ascii="Times New Roman" w:eastAsia="Times New Roman" w:hAnsi="Times New Roman" w:cs="Times New Roman"/>
+          <w:sz w:val="28"/>
+          <w:szCs w:val="28"/>
+          <w:lang w:eastAsia="ru-RU"/>
+        </w:rPr>
+        <w:t>Для устранения данного недостатка в работе используется структура данных KD-</w:t>
+      </w:r>
+      <w:proofErr w:type="spellStart"/>
+      <w:r>
+        <w:rPr>
+          <w:rFonts w:ascii="Times New Roman" w:eastAsia="Times New Roman" w:hAnsi="Times New Roman" w:cs="Times New Roman"/>
+          <w:sz w:val="28"/>
+          <w:szCs w:val="28"/>
+          <w:lang w:eastAsia="ru-RU"/>
+        </w:rPr>
+        <w:t>Tree</w:t>
+      </w:r>
+      <w:proofErr w:type="spellEnd"/>
+      <w:r>
+        <w:rPr>
+          <w:rFonts w:ascii="Times New Roman" w:eastAsia="Times New Roman" w:hAnsi="Times New Roman" w:cs="Times New Roman"/>
+          <w:sz w:val="28"/>
+          <w:szCs w:val="28"/>
+          <w:lang w:eastAsia="ru-RU"/>
+        </w:rPr>
+        <w:t>.</w:t>
+      </w:r>
+      <w:r>
+        <w:rPr>
+          <w:rFonts w:ascii="Times New Roman" w:eastAsia="Times New Roman" w:hAnsi="Times New Roman" w:cs="Times New Roman"/>
+          <w:sz w:val="28"/>
+          <w:szCs w:val="28"/>
+          <w:lang w:eastAsia="ru-RU"/>
+        </w:rPr>
+        <w:t xml:space="preserve"> </w:t>
+      </w:r>
+      <w:r>
+        <w:rPr>
+          <w:rFonts w:ascii="Times New Roman" w:eastAsia="Times New Roman" w:hAnsi="Times New Roman" w:cs="Times New Roman"/>
+          <w:sz w:val="28"/>
+          <w:szCs w:val="28"/>
+          <w:lang w:eastAsia="ru-RU"/>
+        </w:rPr>
+        <w:t>KD-</w:t>
+      </w:r>
+      <w:proofErr w:type="spellStart"/>
+      <w:r>
+        <w:rPr>
+          <w:rFonts w:ascii="Times New Roman" w:eastAsia="Times New Roman" w:hAnsi="Times New Roman" w:cs="Times New Roman"/>
+          <w:sz w:val="28"/>
+          <w:szCs w:val="28"/>
+          <w:lang w:eastAsia="ru-RU"/>
+        </w:rPr>
+        <w:t>Tree</w:t>
+      </w:r>
+      <w:proofErr w:type="spellEnd"/>
+      <w:r>
+        <w:rPr>
+          <w:rFonts w:ascii="Times New Roman" w:eastAsia="Times New Roman" w:hAnsi="Times New Roman" w:cs="Times New Roman"/>
+          <w:sz w:val="28"/>
+          <w:szCs w:val="28"/>
+          <w:lang w:eastAsia="ru-RU"/>
+        </w:rPr>
+        <w:t xml:space="preserve"> позволяет организовать данные в виде дерева и существенно сократить количество операций при поиске ближайших соседей.</w:t>
+      </w:r>
+    </w:p>
+    <w:p>
+      <w:pPr>
+        <w:spacing w:before="100" w:beforeAutospacing="1" w:after="100" w:afterAutospacing="1" w:line="240" w:lineRule="auto"/>
+        <w:rPr>
+          <w:rFonts w:ascii="Times New Roman" w:eastAsia="Times New Roman" w:hAnsi="Times New Roman" w:cs="Times New Roman"/>
+          <w:sz w:val="28"/>
+          <w:szCs w:val="28"/>
+          <w:lang w:eastAsia="ru-RU"/>
+        </w:rPr>
+      </w:pPr>
+      <w:r>
+        <w:rPr>
+          <w:rFonts w:ascii="Times New Roman" w:eastAsia="Times New Roman" w:hAnsi="Times New Roman" w:cs="Times New Roman"/>
+          <w:sz w:val="28"/>
+          <w:szCs w:val="28"/>
+          <w:lang w:eastAsia="ru-RU"/>
+        </w:rPr>
+        <w:t>Таким образом, использование KD-</w:t>
+      </w:r>
+      <w:proofErr w:type="spellStart"/>
+      <w:r>
+        <w:rPr>
+          <w:rFonts w:ascii="Times New Roman" w:eastAsia="Times New Roman" w:hAnsi="Times New Roman" w:cs="Times New Roman"/>
+          <w:sz w:val="28"/>
+          <w:szCs w:val="28"/>
+          <w:lang w:eastAsia="ru-RU"/>
+        </w:rPr>
+        <w:t>Tree</w:t>
+      </w:r>
+      <w:proofErr w:type="spellEnd"/>
+      <w:r>
+        <w:rPr>
+          <w:rFonts w:ascii="Times New Roman" w:eastAsia="Times New Roman" w:hAnsi="Times New Roman" w:cs="Times New Roman"/>
+          <w:sz w:val="28"/>
+          <w:szCs w:val="28"/>
+          <w:lang w:eastAsia="ru-RU"/>
+        </w:rPr>
+        <w:t xml:space="preserve"> повышает эффективность работы алгоритма k-ближайших соседей.</w:t>
+      </w:r>
+    </w:p>
+    <w:p>
+      <w:pPr>
+        <w:spacing w:before="100" w:beforeAutospacing="1" w:after="100" w:afterAutospacing="1" w:line="240" w:lineRule="auto"/>
+        <w:rPr>
+          <w:rFonts w:ascii="Times New Roman" w:eastAsia="Times New Roman" w:hAnsi="Times New Roman" w:cs="Times New Roman"/>
+          <w:sz w:val="28"/>
+          <w:szCs w:val="28"/>
+          <w:lang w:eastAsia="ru-RU"/>
+        </w:rPr>
+      </w:pPr>
     </w:p>
     <w:p>
       <w:pPr>
@@ -3099,7 +5790,7 @@
 </file>
 
 <file path=word/endnotes.xml><?xml version="1.0" encoding="utf-8"?>
-<w:endnotes xmlns:wpc="http://schemas.microsoft.com/office/word/2010/wordprocessingCanvas" xmlns:cx="http://schemas.microsoft.com/office/drawing/2014/chartex" xmlns:cx1="http://schemas.microsoft.com/office/drawing/2015/9/8/chartex" xmlns:cx2="http://schemas.microsoft.com/office/drawing/2015/10/21/chartex" xmlns:cx3="http://schemas.microsoft.com/office/drawing/2016/5/9/chartex" xmlns:cx4="http://schemas.microsoft.com/office/drawing/2016/5/10/chartex" xmlns:cx5="http://schemas.microsoft.com/office/drawing/2016/5/11/chartex" xmlns:cx6="http://schemas.microsoft.com/office/drawing/2016/5/12/chartex" xmlns:cx7="http://schemas.microsoft.com/office/drawing/2016/5/13/chartex" xmlns:cx8="http://schemas.microsoft.com/office/drawing/2016/5/14/chartex" xmlns:mc="http://schemas.openxmlformats.org/markup-compatibility/2006" xmlns:aink="http://schemas.microsoft.com/office/drawing/2016/ink" xmlns:am3d="http://schemas.microsoft.com/office/drawing/2017/model3d" xmlns:o="urn:schemas-microsoft-com:office:office" xmlns:r="http://schemas.openxmlformats.org/officeDocument/2006/relationships" xmlns:m="http://schemas.openxmlformats.org/officeDocument/2006/math" xmlns:v="urn:schemas-microsoft-com:vml" xmlns:wp14="http://schemas.microsoft.com/office/word/2010/wordprocessingDrawing" xmlns:wp="http://schemas.openxmlformats.org/drawingml/2006/wordprocessingDrawing" xmlns:w10="urn:schemas-microsoft-com:office:word" xmlns:w="http://schemas.openxmlformats.org/wordprocessingml/2006/main" xmlns:w14="http://schemas.microsoft.com/office/word/2010/wordml" xmlns:w15="http://schemas.microsoft.com/office/word/2012/wordml" xmlns:w16cex="http://schemas.microsoft.com/office/word/2018/wordml/cex" xmlns:w16cid="http://schemas.microsoft.com/office/word/2016/wordml/cid" xmlns:w16="http://schemas.microsoft.com/office/word/2018/wordml" xmlns:w16sdtdh="http://schemas.microsoft.com/office/word/2020/wordml/sdtdatahash" xmlns:w16se="http://schemas.microsoft.com/office/word/2015/wordml/symex" xmlns:wpg="http://schemas.microsoft.com/office/word/2010/wordprocessingGroup" xmlns:wpi="http://schemas.microsoft.com/office/word/2010/wordprocessingInk" xmlns:wne="http://schemas.microsoft.com/office/word/2006/wordml" xmlns:wps="http://schemas.microsoft.com/office/word/2010/wordprocessingShape" mc:Ignorable="w14 w15 w16se w16cid w16 w16cex w16sdtdh wp14">
+<w:endnotes xmlns:wpc="http://schemas.microsoft.com/office/word/2010/wordprocessingCanvas" xmlns:cx="http://schemas.microsoft.com/office/drawing/2014/chartex" xmlns:cx1="http://schemas.microsoft.com/office/drawing/2015/9/8/chartex" xmlns:cx2="http://schemas.microsoft.com/office/drawing/2015/10/21/chartex" xmlns:cx3="http://schemas.microsoft.com/office/drawing/2016/5/9/chartex" xmlns:cx4="http://schemas.microsoft.com/office/drawing/2016/5/10/chartex" xmlns:cx5="http://schemas.microsoft.com/office/drawing/2016/5/11/chartex" xmlns:cx6="http://schemas.microsoft.com/office/drawing/2016/5/12/chartex" xmlns:cx7="http://schemas.microsoft.com/office/drawing/2016/5/13/chartex" xmlns:cx8="http://schemas.microsoft.com/office/drawing/2016/5/14/chartex" xmlns:mc="http://schemas.openxmlformats.org/markup-compatibility/2006" xmlns:aink="http://schemas.microsoft.com/office/drawing/2016/ink" xmlns:am3d="http://schemas.microsoft.com/office/drawing/2017/model3d" xmlns:o="urn:schemas-microsoft-com:office:office" xmlns:oel="http://schemas.microsoft.com/office/2019/extlst" xmlns:r="http://schemas.openxmlformats.org/officeDocument/2006/relationships" xmlns:m="http://schemas.openxmlformats.org/officeDocument/2006/math" xmlns:v="urn:schemas-microsoft-com:vml" xmlns:wp14="http://schemas.microsoft.com/office/word/2010/wordprocessingDrawing" xmlns:wp="http://schemas.openxmlformats.org/drawingml/2006/wordprocessingDrawing" xmlns:w10="urn:schemas-microsoft-com:office:word" xmlns:w="http://schemas.openxmlformats.org/wordprocessingml/2006/main" xmlns:w14="http://schemas.microsoft.com/office/word/2010/wordml" xmlns:w15="http://schemas.microsoft.com/office/word/2012/wordml" xmlns:w16cex="http://schemas.microsoft.com/office/word/2018/wordml/cex" xmlns:w16cid="http://schemas.microsoft.com/office/word/2016/wordml/cid" xmlns:w16="http://schemas.microsoft.com/office/word/2018/wordml" xmlns:w16du="http://schemas.microsoft.com/office/word/2023/wordml/word16du" xmlns:w16sdtdh="http://schemas.microsoft.com/office/word/2020/wordml/sdtdatahash" xmlns:w16sdtfl="http://schemas.microsoft.com/office/word/2024/wordml/sdtformatlock" xmlns:w16se="http://schemas.microsoft.com/office/word/2015/wordml/symex" xmlns:wpg="http://schemas.microsoft.com/office/word/2010/wordprocessingGroup" xmlns:wpi="http://schemas.microsoft.com/office/word/2010/wordprocessingInk" xmlns:wne="http://schemas.microsoft.com/office/word/2006/wordml" xmlns:wps="http://schemas.microsoft.com/office/word/2010/wordprocessingShape" mc:Ignorable="w14 w15 w16se w16cid w16 w16cex w16sdtdh w16sdtfl w16du wp14">
   <w:endnote w:type="separator" w:id="-1">
     <w:p>
       <w:pPr>
@@ -3124,7 +5815,7 @@
 </file>
 
 <file path=word/footer1.xml><?xml version="1.0" encoding="utf-8"?>
-<w:ftr xmlns:wpc="http://schemas.microsoft.com/office/word/2010/wordprocessingCanvas" xmlns:cx="http://schemas.microsoft.com/office/drawing/2014/chartex" xmlns:cx1="http://schemas.microsoft.com/office/drawing/2015/9/8/chartex" xmlns:cx2="http://schemas.microsoft.com/office/drawing/2015/10/21/chartex" xmlns:cx3="http://schemas.microsoft.com/office/drawing/2016/5/9/chartex" xmlns:cx4="http://schemas.microsoft.com/office/drawing/2016/5/10/chartex" xmlns:cx5="http://schemas.microsoft.com/office/drawing/2016/5/11/chartex" xmlns:cx6="http://schemas.microsoft.com/office/drawing/2016/5/12/chartex" xmlns:cx7="http://schemas.microsoft.com/office/drawing/2016/5/13/chartex" xmlns:cx8="http://schemas.microsoft.com/office/drawing/2016/5/14/chartex" xmlns:mc="http://schemas.openxmlformats.org/markup-compatibility/2006" xmlns:aink="http://schemas.microsoft.com/office/drawing/2016/ink" xmlns:am3d="http://schemas.microsoft.com/office/drawing/2017/model3d" xmlns:o="urn:schemas-microsoft-com:office:office" xmlns:r="http://schemas.openxmlformats.org/officeDocument/2006/relationships" xmlns:m="http://schemas.openxmlformats.org/officeDocument/2006/math" xmlns:v="urn:schemas-microsoft-com:vml" xmlns:wp14="http://schemas.microsoft.com/office/word/2010/wordprocessingDrawing" xmlns:wp="http://schemas.openxmlformats.org/drawingml/2006/wordprocessingDrawing" xmlns:w10="urn:schemas-microsoft-com:office:word" xmlns:w="http://schemas.openxmlformats.org/wordprocessingml/2006/main" xmlns:w14="http://schemas.microsoft.com/office/word/2010/wordml" xmlns:w15="http://schemas.microsoft.com/office/word/2012/wordml" xmlns:w16cex="http://schemas.microsoft.com/office/word/2018/wordml/cex" xmlns:w16cid="http://schemas.microsoft.com/office/word/2016/wordml/cid" xmlns:w16="http://schemas.microsoft.com/office/word/2018/wordml" xmlns:w16sdtdh="http://schemas.microsoft.com/office/word/2020/wordml/sdtdatahash" xmlns:w16se="http://schemas.microsoft.com/office/word/2015/wordml/symex" xmlns:wpg="http://schemas.microsoft.com/office/word/2010/wordprocessingGroup" xmlns:wpi="http://schemas.microsoft.com/office/word/2010/wordprocessingInk" xmlns:wne="http://schemas.microsoft.com/office/word/2006/wordml" xmlns:wps="http://schemas.microsoft.com/office/word/2010/wordprocessingShape" mc:Ignorable="w14 w15 w16se w16cid w16 w16cex w16sdtdh wp14">
+<w:ftr xmlns:wpc="http://schemas.microsoft.com/office/word/2010/wordprocessingCanvas" xmlns:cx="http://schemas.microsoft.com/office/drawing/2014/chartex" xmlns:cx1="http://schemas.microsoft.com/office/drawing/2015/9/8/chartex" xmlns:cx2="http://schemas.microsoft.com/office/drawing/2015/10/21/chartex" xmlns:cx3="http://schemas.microsoft.com/office/drawing/2016/5/9/chartex" xmlns:cx4="http://schemas.microsoft.com/office/drawing/2016/5/10/chartex" xmlns:cx5="http://schemas.microsoft.com/office/drawing/2016/5/11/chartex" xmlns:cx6="http://schemas.microsoft.com/office/drawing/2016/5/12/chartex" xmlns:cx7="http://schemas.microsoft.com/office/drawing/2016/5/13/chartex" xmlns:cx8="http://schemas.microsoft.com/office/drawing/2016/5/14/chartex" xmlns:mc="http://schemas.openxmlformats.org/markup-compatibility/2006" xmlns:aink="http://schemas.microsoft.com/office/drawing/2016/ink" xmlns:am3d="http://schemas.microsoft.com/office/drawing/2017/model3d" xmlns:o="urn:schemas-microsoft-com:office:office" xmlns:oel="http://schemas.microsoft.com/office/2019/extlst" xmlns:r="http://schemas.openxmlformats.org/officeDocument/2006/relationships" xmlns:m="http://schemas.openxmlformats.org/officeDocument/2006/math" xmlns:v="urn:schemas-microsoft-com:vml" xmlns:wp14="http://schemas.microsoft.com/office/word/2010/wordprocessingDrawing" xmlns:wp="http://schemas.openxmlformats.org/drawingml/2006/wordprocessingDrawing" xmlns:w10="urn:schemas-microsoft-com:office:word" xmlns:w="http://schemas.openxmlformats.org/wordprocessingml/2006/main" xmlns:w14="http://schemas.microsoft.com/office/word/2010/wordml" xmlns:w15="http://schemas.microsoft.com/office/word/2012/wordml" xmlns:w16cex="http://schemas.microsoft.com/office/word/2018/wordml/cex" xmlns:w16cid="http://schemas.microsoft.com/office/word/2016/wordml/cid" xmlns:w16="http://schemas.microsoft.com/office/word/2018/wordml" xmlns:w16du="http://schemas.microsoft.com/office/word/2023/wordml/word16du" xmlns:w16sdtdh="http://schemas.microsoft.com/office/word/2020/wordml/sdtdatahash" xmlns:w16sdtfl="http://schemas.microsoft.com/office/word/2024/wordml/sdtformatlock" xmlns:w16se="http://schemas.microsoft.com/office/word/2015/wordml/symex" xmlns:wpg="http://schemas.microsoft.com/office/word/2010/wordprocessingGroup" xmlns:wpi="http://schemas.microsoft.com/office/word/2010/wordprocessingInk" xmlns:wne="http://schemas.microsoft.com/office/word/2006/wordml" xmlns:wps="http://schemas.microsoft.com/office/word/2010/wordprocessingShape" mc:Ignorable="w14 w15 w16se w16cid w16 w16cex w16sdtdh w16sdtfl w16du wp14">
   <w:sdt>
     <w:sdtPr>
       <w:id w:val="-2087052582"/>
@@ -3133,7 +5824,6 @@
         <w:docPartUnique/>
       </w:docPartObj>
     </w:sdtPr>
-    <w:sdtEndPr/>
     <w:sdtContent>
       <w:p>
         <w:pPr>
@@ -3167,7 +5857,7 @@
 </file>
 
 <file path=word/footnotes.xml><?xml version="1.0" encoding="utf-8"?>
-<w:footnotes xmlns:wpc="http://schemas.microsoft.com/office/word/2010/wordprocessingCanvas" xmlns:cx="http://schemas.microsoft.com/office/drawing/2014/chartex" xmlns:cx1="http://schemas.microsoft.com/office/drawing/2015/9/8/chartex" xmlns:cx2="http://schemas.microsoft.com/office/drawing/2015/10/21/chartex" xmlns:cx3="http://schemas.microsoft.com/office/drawing/2016/5/9/chartex" xmlns:cx4="http://schemas.microsoft.com/office/drawing/2016/5/10/chartex" xmlns:cx5="http://schemas.microsoft.com/office/drawing/2016/5/11/chartex" xmlns:cx6="http://schemas.microsoft.com/office/drawing/2016/5/12/chartex" xmlns:cx7="http://schemas.microsoft.com/office/drawing/2016/5/13/chartex" xmlns:cx8="http://schemas.microsoft.com/office/drawing/2016/5/14/chartex" xmlns:mc="http://schemas.openxmlformats.org/markup-compatibility/2006" xmlns:aink="http://schemas.microsoft.com/office/drawing/2016/ink" xmlns:am3d="http://schemas.microsoft.com/office/drawing/2017/model3d" xmlns:o="urn:schemas-microsoft-com:office:office" xmlns:r="http://schemas.openxmlformats.org/officeDocument/2006/relationships" xmlns:m="http://schemas.openxmlformats.org/officeDocument/2006/math" xmlns:v="urn:schemas-microsoft-com:vml" xmlns:wp14="http://schemas.microsoft.com/office/word/2010/wordprocessingDrawing" xmlns:wp="http://schemas.openxmlformats.org/drawingml/2006/wordprocessingDrawing" xmlns:w10="urn:schemas-microsoft-com:office:word" xmlns:w="http://schemas.openxmlformats.org/wordprocessingml/2006/main" xmlns:w14="http://schemas.microsoft.com/office/word/2010/wordml" xmlns:w15="http://schemas.microsoft.com/office/word/2012/wordml" xmlns:w16cex="http://schemas.microsoft.com/office/word/2018/wordml/cex" xmlns:w16cid="http://schemas.microsoft.com/office/word/2016/wordml/cid" xmlns:w16="http://schemas.microsoft.com/office/word/2018/wordml" xmlns:w16sdtdh="http://schemas.microsoft.com/office/word/2020/wordml/sdtdatahash" xmlns:w16se="http://schemas.microsoft.com/office/word/2015/wordml/symex" xmlns:wpg="http://schemas.microsoft.com/office/word/2010/wordprocessingGroup" xmlns:wpi="http://schemas.microsoft.com/office/word/2010/wordprocessingInk" xmlns:wne="http://schemas.microsoft.com/office/word/2006/wordml" xmlns:wps="http://schemas.microsoft.com/office/word/2010/wordprocessingShape" mc:Ignorable="w14 w15 w16se w16cid w16 w16cex w16sdtdh wp14">
+<w:footnotes xmlns:wpc="http://schemas.microsoft.com/office/word/2010/wordprocessingCanvas" xmlns:cx="http://schemas.microsoft.com/office/drawing/2014/chartex" xmlns:cx1="http://schemas.microsoft.com/office/drawing/2015/9/8/chartex" xmlns:cx2="http://schemas.microsoft.com/office/drawing/2015/10/21/chartex" xmlns:cx3="http://schemas.microsoft.com/office/drawing/2016/5/9/chartex" xmlns:cx4="http://schemas.microsoft.com/office/drawing/2016/5/10/chartex" xmlns:cx5="http://schemas.microsoft.com/office/drawing/2016/5/11/chartex" xmlns:cx6="http://schemas.microsoft.com/office/drawing/2016/5/12/chartex" xmlns:cx7="http://schemas.microsoft.com/office/drawing/2016/5/13/chartex" xmlns:cx8="http://schemas.microsoft.com/office/drawing/2016/5/14/chartex" xmlns:mc="http://schemas.openxmlformats.org/markup-compatibility/2006" xmlns:aink="http://schemas.microsoft.com/office/drawing/2016/ink" xmlns:am3d="http://schemas.microsoft.com/office/drawing/2017/model3d" xmlns:o="urn:schemas-microsoft-com:office:office" xmlns:oel="http://schemas.microsoft.com/office/2019/extlst" xmlns:r="http://schemas.openxmlformats.org/officeDocument/2006/relationships" xmlns:m="http://schemas.openxmlformats.org/officeDocument/2006/math" xmlns:v="urn:schemas-microsoft-com:vml" xmlns:wp14="http://schemas.microsoft.com/office/word/2010/wordprocessingDrawing" xmlns:wp="http://schemas.openxmlformats.org/drawingml/2006/wordprocessingDrawing" xmlns:w10="urn:schemas-microsoft-com:office:word" xmlns:w="http://schemas.openxmlformats.org/wordprocessingml/2006/main" xmlns:w14="http://schemas.microsoft.com/office/word/2010/wordml" xmlns:w15="http://schemas.microsoft.com/office/word/2012/wordml" xmlns:w16cex="http://schemas.microsoft.com/office/word/2018/wordml/cex" xmlns:w16cid="http://schemas.microsoft.com/office/word/2016/wordml/cid" xmlns:w16="http://schemas.microsoft.com/office/word/2018/wordml" xmlns:w16du="http://schemas.microsoft.com/office/word/2023/wordml/word16du" xmlns:w16sdtdh="http://schemas.microsoft.com/office/word/2020/wordml/sdtdatahash" xmlns:w16sdtfl="http://schemas.microsoft.com/office/word/2024/wordml/sdtformatlock" xmlns:w16se="http://schemas.microsoft.com/office/word/2015/wordml/symex" xmlns:wpg="http://schemas.microsoft.com/office/word/2010/wordprocessingGroup" xmlns:wpi="http://schemas.microsoft.com/office/word/2010/wordprocessingInk" xmlns:wne="http://schemas.microsoft.com/office/word/2006/wordml" xmlns:wps="http://schemas.microsoft.com/office/word/2010/wordprocessingShape" mc:Ignorable="w14 w15 w16se w16cid w16 w16cex w16sdtdh w16sdtfl w16du wp14">
   <w:footnote w:type="separator" w:id="-1">
     <w:p>
       <w:pPr>
@@ -3192,7 +5882,7 @@
 </file>
 
 <file path=word/numbering.xml><?xml version="1.0" encoding="utf-8"?>
-<w:numbering xmlns:wpc="http://schemas.microsoft.com/office/word/2010/wordprocessingCanvas" xmlns:cx="http://schemas.microsoft.com/office/drawing/2014/chartex" xmlns:cx1="http://schemas.microsoft.com/office/drawing/2015/9/8/chartex" xmlns:cx2="http://schemas.microsoft.com/office/drawing/2015/10/21/chartex" xmlns:cx3="http://schemas.microsoft.com/office/drawing/2016/5/9/chartex" xmlns:cx4="http://schemas.microsoft.com/office/drawing/2016/5/10/chartex" xmlns:cx5="http://schemas.microsoft.com/office/drawing/2016/5/11/chartex" xmlns:cx6="http://schemas.microsoft.com/office/drawing/2016/5/12/chartex" xmlns:cx7="http://schemas.microsoft.com/office/drawing/2016/5/13/chartex" xmlns:cx8="http://schemas.microsoft.com/office/drawing/2016/5/14/chartex" xmlns:mc="http://schemas.openxmlformats.org/markup-compatibility/2006" xmlns:aink="http://schemas.microsoft.com/office/drawing/2016/ink" xmlns:am3d="http://schemas.microsoft.com/office/drawing/2017/model3d" xmlns:o="urn:schemas-microsoft-com:office:office" xmlns:r="http://schemas.openxmlformats.org/officeDocument/2006/relationships" xmlns:m="http://schemas.openxmlformats.org/officeDocument/2006/math" xmlns:v="urn:schemas-microsoft-com:vml" xmlns:wp14="http://schemas.microsoft.com/office/word/2010/wordprocessingDrawing" xmlns:wp="http://schemas.openxmlformats.org/drawingml/2006/wordprocessingDrawing" xmlns:w10="urn:schemas-microsoft-com:office:word" xmlns:w="http://schemas.openxmlformats.org/wordprocessingml/2006/main" xmlns:w14="http://schemas.microsoft.com/office/word/2010/wordml" xmlns:w15="http://schemas.microsoft.com/office/word/2012/wordml" xmlns:w16cex="http://schemas.microsoft.com/office/word/2018/wordml/cex" xmlns:w16cid="http://schemas.microsoft.com/office/word/2016/wordml/cid" xmlns:w16="http://schemas.microsoft.com/office/word/2018/wordml" xmlns:w16sdtdh="http://schemas.microsoft.com/office/word/2020/wordml/sdtdatahash" xmlns:w16se="http://schemas.microsoft.com/office/word/2015/wordml/symex" xmlns:wpg="http://schemas.microsoft.com/office/word/2010/wordprocessingGroup" xmlns:wpi="http://schemas.microsoft.com/office/word/2010/wordprocessingInk" xmlns:wne="http://schemas.microsoft.com/office/word/2006/wordml" xmlns:wps="http://schemas.microsoft.com/office/word/2010/wordprocessingShape" mc:Ignorable="w14 w15 w16se w16cid w16 w16cex w16sdtdh wp14">
+<w:numbering xmlns:wpc="http://schemas.microsoft.com/office/word/2010/wordprocessingCanvas" xmlns:cx="http://schemas.microsoft.com/office/drawing/2014/chartex" xmlns:cx1="http://schemas.microsoft.com/office/drawing/2015/9/8/chartex" xmlns:cx2="http://schemas.microsoft.com/office/drawing/2015/10/21/chartex" xmlns:cx3="http://schemas.microsoft.com/office/drawing/2016/5/9/chartex" xmlns:cx4="http://schemas.microsoft.com/office/drawing/2016/5/10/chartex" xmlns:cx5="http://schemas.microsoft.com/office/drawing/2016/5/11/chartex" xmlns:cx6="http://schemas.microsoft.com/office/drawing/2016/5/12/chartex" xmlns:cx7="http://schemas.microsoft.com/office/drawing/2016/5/13/chartex" xmlns:cx8="http://schemas.microsoft.com/office/drawing/2016/5/14/chartex" xmlns:mc="http://schemas.openxmlformats.org/markup-compatibility/2006" xmlns:aink="http://schemas.microsoft.com/office/drawing/2016/ink" xmlns:am3d="http://schemas.microsoft.com/office/drawing/2017/model3d" xmlns:o="urn:schemas-microsoft-com:office:office" xmlns:oel="http://schemas.microsoft.com/office/2019/extlst" xmlns:r="http://schemas.openxmlformats.org/officeDocument/2006/relationships" xmlns:m="http://schemas.openxmlformats.org/officeDocument/2006/math" xmlns:v="urn:schemas-microsoft-com:vml" xmlns:wp14="http://schemas.microsoft.com/office/word/2010/wordprocessingDrawing" xmlns:wp="http://schemas.openxmlformats.org/drawingml/2006/wordprocessingDrawing" xmlns:w10="urn:schemas-microsoft-com:office:word" xmlns:w="http://schemas.openxmlformats.org/wordprocessingml/2006/main" xmlns:w14="http://schemas.microsoft.com/office/word/2010/wordml" xmlns:w15="http://schemas.microsoft.com/office/word/2012/wordml" xmlns:w16cex="http://schemas.microsoft.com/office/word/2018/wordml/cex" xmlns:w16cid="http://schemas.microsoft.com/office/word/2016/wordml/cid" xmlns:w16="http://schemas.microsoft.com/office/word/2018/wordml" xmlns:w16du="http://schemas.microsoft.com/office/word/2023/wordml/word16du" xmlns:w16sdtdh="http://schemas.microsoft.com/office/word/2020/wordml/sdtdatahash" xmlns:w16sdtfl="http://schemas.microsoft.com/office/word/2024/wordml/sdtformatlock" xmlns:w16se="http://schemas.microsoft.com/office/word/2015/wordml/symex" xmlns:wpg="http://schemas.microsoft.com/office/word/2010/wordprocessingGroup" xmlns:wpi="http://schemas.microsoft.com/office/word/2010/wordprocessingInk" xmlns:wne="http://schemas.microsoft.com/office/word/2006/wordml" xmlns:wps="http://schemas.microsoft.com/office/word/2010/wordprocessingShape" mc:Ignorable="w14 w15 w16se w16cid w16 w16cex w16sdtdh w16sdtfl w16du wp14">
   <w:abstractNum w:abstractNumId="0" w15:restartNumberingAfterBreak="0">
     <w:nsid w:val="10DC022E"/>
     <w:multiLevelType w:val="multilevel"/>
@@ -3424,6 +6114,119 @@
     </w:lvl>
   </w:abstractNum>
   <w:abstractNum w:abstractNumId="2" w15:restartNumberingAfterBreak="0">
+    <w:nsid w:val="2003597A"/>
+    <w:multiLevelType w:val="hybridMultilevel"/>
+    <w:tmpl w:val="E1CAA22C"/>
+    <w:lvl w:ilvl="0" w:tplc="04190001">
+      <w:start w:val="1"/>
+      <w:numFmt w:val="bullet"/>
+      <w:lvlText w:val=""/>
+      <w:lvlJc w:val="left"/>
+      <w:pPr>
+        <w:ind w:left="720" w:hanging="360"/>
+      </w:pPr>
+      <w:rPr>
+        <w:rFonts w:ascii="Symbol" w:hAnsi="Symbol" w:hint="default"/>
+      </w:rPr>
+    </w:lvl>
+    <w:lvl w:ilvl="1" w:tplc="04190003" w:tentative="1">
+      <w:start w:val="1"/>
+      <w:numFmt w:val="bullet"/>
+      <w:lvlText w:val="o"/>
+      <w:lvlJc w:val="left"/>
+      <w:pPr>
+        <w:ind w:left="1440" w:hanging="360"/>
+      </w:pPr>
+      <w:rPr>
+        <w:rFonts w:ascii="Courier New" w:hAnsi="Courier New" w:cs="Courier New" w:hint="default"/>
+      </w:rPr>
+    </w:lvl>
+    <w:lvl w:ilvl="2" w:tplc="04190005" w:tentative="1">
+      <w:start w:val="1"/>
+      <w:numFmt w:val="bullet"/>
+      <w:lvlText w:val=""/>
+      <w:lvlJc w:val="left"/>
+      <w:pPr>
+        <w:ind w:left="2160" w:hanging="360"/>
+      </w:pPr>
+      <w:rPr>
+        <w:rFonts w:ascii="Wingdings" w:hAnsi="Wingdings" w:hint="default"/>
+      </w:rPr>
+    </w:lvl>
+    <w:lvl w:ilvl="3" w:tplc="04190001" w:tentative="1">
+      <w:start w:val="1"/>
+      <w:numFmt w:val="bullet"/>
+      <w:lvlText w:val=""/>
+      <w:lvlJc w:val="left"/>
+      <w:pPr>
+        <w:ind w:left="2880" w:hanging="360"/>
+      </w:pPr>
+      <w:rPr>
+        <w:rFonts w:ascii="Symbol" w:hAnsi="Symbol" w:hint="default"/>
+      </w:rPr>
+    </w:lvl>
+    <w:lvl w:ilvl="4" w:tplc="04190003" w:tentative="1">
+      <w:start w:val="1"/>
+      <w:numFmt w:val="bullet"/>
+      <w:lvlText w:val="o"/>
+      <w:lvlJc w:val="left"/>
+      <w:pPr>
+        <w:ind w:left="3600" w:hanging="360"/>
+      </w:pPr>
+      <w:rPr>
+        <w:rFonts w:ascii="Courier New" w:hAnsi="Courier New" w:cs="Courier New" w:hint="default"/>
+      </w:rPr>
+    </w:lvl>
+    <w:lvl w:ilvl="5" w:tplc="04190005" w:tentative="1">
+      <w:start w:val="1"/>
+      <w:numFmt w:val="bullet"/>
+      <w:lvlText w:val=""/>
+      <w:lvlJc w:val="left"/>
+      <w:pPr>
+        <w:ind w:left="4320" w:hanging="360"/>
+      </w:pPr>
+      <w:rPr>
+        <w:rFonts w:ascii="Wingdings" w:hAnsi="Wingdings" w:hint="default"/>
+      </w:rPr>
+    </w:lvl>
+    <w:lvl w:ilvl="6" w:tplc="04190001" w:tentative="1">
+      <w:start w:val="1"/>
+      <w:numFmt w:val="bullet"/>
+      <w:lvlText w:val=""/>
+      <w:lvlJc w:val="left"/>
+      <w:pPr>
+        <w:ind w:left="5040" w:hanging="360"/>
+      </w:pPr>
+      <w:rPr>
+        <w:rFonts w:ascii="Symbol" w:hAnsi="Symbol" w:hint="default"/>
+      </w:rPr>
+    </w:lvl>
+    <w:lvl w:ilvl="7" w:tplc="04190003" w:tentative="1">
+      <w:start w:val="1"/>
+      <w:numFmt w:val="bullet"/>
+      <w:lvlText w:val="o"/>
+      <w:lvlJc w:val="left"/>
+      <w:pPr>
+        <w:ind w:left="5760" w:hanging="360"/>
+      </w:pPr>
+      <w:rPr>
+        <w:rFonts w:ascii="Courier New" w:hAnsi="Courier New" w:cs="Courier New" w:hint="default"/>
+      </w:rPr>
+    </w:lvl>
+    <w:lvl w:ilvl="8" w:tplc="04190005" w:tentative="1">
+      <w:start w:val="1"/>
+      <w:numFmt w:val="bullet"/>
+      <w:lvlText w:val=""/>
+      <w:lvlJc w:val="left"/>
+      <w:pPr>
+        <w:ind w:left="6480" w:hanging="360"/>
+      </w:pPr>
+      <w:rPr>
+        <w:rFonts w:ascii="Wingdings" w:hAnsi="Wingdings" w:hint="default"/>
+      </w:rPr>
+    </w:lvl>
+  </w:abstractNum>
+  <w:abstractNum w:abstractNumId="3" w15:restartNumberingAfterBreak="0">
     <w:nsid w:val="20ED51DB"/>
     <w:multiLevelType w:val="multilevel"/>
     <w:tmpl w:val="2806ECAC"/>
@@ -3536,7 +6339,7 @@
       </w:pPr>
     </w:lvl>
   </w:abstractNum>
-  <w:abstractNum w:abstractNumId="3" w15:restartNumberingAfterBreak="0">
+  <w:abstractNum w:abstractNumId="4" w15:restartNumberingAfterBreak="0">
     <w:nsid w:val="2642605D"/>
     <w:multiLevelType w:val="multilevel"/>
     <w:tmpl w:val="1430CA94"/>
@@ -3649,7 +6452,7 @@
       </w:pPr>
     </w:lvl>
   </w:abstractNum>
-  <w:abstractNum w:abstractNumId="4" w15:restartNumberingAfterBreak="0">
+  <w:abstractNum w:abstractNumId="5" w15:restartNumberingAfterBreak="0">
     <w:nsid w:val="2BF924E8"/>
     <w:multiLevelType w:val="multilevel"/>
     <w:tmpl w:val="1F0A1ABE"/>
@@ -3798,7 +6601,7 @@
       </w:rPr>
     </w:lvl>
   </w:abstractNum>
-  <w:abstractNum w:abstractNumId="5" w15:restartNumberingAfterBreak="0">
+  <w:abstractNum w:abstractNumId="6" w15:restartNumberingAfterBreak="0">
     <w:nsid w:val="350B26E8"/>
     <w:multiLevelType w:val="multilevel"/>
     <w:tmpl w:val="A53A5082"/>
@@ -3947,7 +6750,7 @@
       </w:rPr>
     </w:lvl>
   </w:abstractNum>
-  <w:abstractNum w:abstractNumId="6" w15:restartNumberingAfterBreak="0">
+  <w:abstractNum w:abstractNumId="7" w15:restartNumberingAfterBreak="0">
     <w:nsid w:val="3DED6BB4"/>
     <w:multiLevelType w:val="multilevel"/>
     <w:tmpl w:val="3782C28E"/>
@@ -4060,7 +6863,7 @@
       </w:pPr>
     </w:lvl>
   </w:abstractNum>
-  <w:abstractNum w:abstractNumId="7" w15:restartNumberingAfterBreak="0">
+  <w:abstractNum w:abstractNumId="8" w15:restartNumberingAfterBreak="0">
     <w:nsid w:val="474D1AD6"/>
     <w:multiLevelType w:val="multilevel"/>
     <w:tmpl w:val="7E0C28AA"/>
@@ -4173,7 +6976,7 @@
       </w:pPr>
     </w:lvl>
   </w:abstractNum>
-  <w:abstractNum w:abstractNumId="8" w15:restartNumberingAfterBreak="0">
+  <w:abstractNum w:abstractNumId="9" w15:restartNumberingAfterBreak="0">
     <w:nsid w:val="481F032A"/>
     <w:multiLevelType w:val="multilevel"/>
     <w:tmpl w:val="3A903722"/>
@@ -4322,7 +7125,7 @@
       </w:rPr>
     </w:lvl>
   </w:abstractNum>
-  <w:abstractNum w:abstractNumId="9" w15:restartNumberingAfterBreak="0">
+  <w:abstractNum w:abstractNumId="10" w15:restartNumberingAfterBreak="0">
     <w:nsid w:val="4DA90BCB"/>
     <w:multiLevelType w:val="multilevel"/>
     <w:tmpl w:val="5D5C2958"/>
@@ -4439,7 +7242,7 @@
       </w:pPr>
     </w:lvl>
   </w:abstractNum>
-  <w:abstractNum w:abstractNumId="10" w15:restartNumberingAfterBreak="0">
+  <w:abstractNum w:abstractNumId="11" w15:restartNumberingAfterBreak="0">
     <w:nsid w:val="7BA671BA"/>
     <w:multiLevelType w:val="multilevel"/>
     <w:tmpl w:val="73BEE4BC"/>
@@ -4552,44 +7355,47 @@
       </w:pPr>
     </w:lvl>
   </w:abstractNum>
-  <w:num w:numId="1">
+  <w:num w:numId="1" w16cid:durableId="2076201594">
+    <w:abstractNumId w:val="11"/>
+  </w:num>
+  <w:num w:numId="2" w16cid:durableId="1736585151">
+    <w:abstractNumId w:val="9"/>
+  </w:num>
+  <w:num w:numId="3" w16cid:durableId="586620705">
+    <w:abstractNumId w:val="6"/>
+  </w:num>
+  <w:num w:numId="4" w16cid:durableId="1797411821">
+    <w:abstractNumId w:val="0"/>
+  </w:num>
+  <w:num w:numId="5" w16cid:durableId="2028285725">
+    <w:abstractNumId w:val="8"/>
+  </w:num>
+  <w:num w:numId="6" w16cid:durableId="1203245679">
+    <w:abstractNumId w:val="7"/>
+  </w:num>
+  <w:num w:numId="7" w16cid:durableId="530461072">
+    <w:abstractNumId w:val="3"/>
+  </w:num>
+  <w:num w:numId="8" w16cid:durableId="1012269187">
     <w:abstractNumId w:val="10"/>
   </w:num>
-  <w:num w:numId="2">
-    <w:abstractNumId w:val="8"/>
-  </w:num>
-  <w:num w:numId="3">
+  <w:num w:numId="9" w16cid:durableId="1893152717">
     <w:abstractNumId w:val="5"/>
   </w:num>
-  <w:num w:numId="4">
-    <w:abstractNumId w:val="0"/>
-  </w:num>
-  <w:num w:numId="5">
-    <w:abstractNumId w:val="7"/>
-  </w:num>
-  <w:num w:numId="6">
-    <w:abstractNumId w:val="6"/>
-  </w:num>
-  <w:num w:numId="7">
-    <w:abstractNumId w:val="2"/>
-  </w:num>
-  <w:num w:numId="8">
-    <w:abstractNumId w:val="9"/>
-  </w:num>
-  <w:num w:numId="9">
+  <w:num w:numId="10" w16cid:durableId="1181626541">
     <w:abstractNumId w:val="4"/>
   </w:num>
-  <w:num w:numId="10">
-    <w:abstractNumId w:val="3"/>
+  <w:num w:numId="11" w16cid:durableId="377439511">
+    <w:abstractNumId w:val="1"/>
   </w:num>
-  <w:num w:numId="11">
-    <w:abstractNumId w:val="1"/>
+  <w:num w:numId="12" w16cid:durableId="208805129">
+    <w:abstractNumId w:val="2"/>
   </w:num>
 </w:numbering>
 </file>
 
 <file path=word/styles.xml><?xml version="1.0" encoding="utf-8"?>
-<w:styles xmlns:mc="http://schemas.openxmlformats.org/markup-compatibility/2006" xmlns:r="http://schemas.openxmlformats.org/officeDocument/2006/relationships" xmlns:w="http://schemas.openxmlformats.org/wordprocessingml/2006/main" xmlns:w14="http://schemas.microsoft.com/office/word/2010/wordml" xmlns:w15="http://schemas.microsoft.com/office/word/2012/wordml" xmlns:w16cex="http://schemas.microsoft.com/office/word/2018/wordml/cex" xmlns:w16cid="http://schemas.microsoft.com/office/word/2016/wordml/cid" xmlns:w16="http://schemas.microsoft.com/office/word/2018/wordml" xmlns:w16sdtdh="http://schemas.microsoft.com/office/word/2020/wordml/sdtdatahash" xmlns:w16se="http://schemas.microsoft.com/office/word/2015/wordml/symex" mc:Ignorable="w14 w15 w16se w16cid w16 w16cex w16sdtdh">
+<w:styles xmlns:mc="http://schemas.openxmlformats.org/markup-compatibility/2006" xmlns:r="http://schemas.openxmlformats.org/officeDocument/2006/relationships" xmlns:w="http://schemas.openxmlformats.org/wordprocessingml/2006/main" xmlns:w14="http://schemas.microsoft.com/office/word/2010/wordml" xmlns:w15="http://schemas.microsoft.com/office/word/2012/wordml" xmlns:w16cex="http://schemas.microsoft.com/office/word/2018/wordml/cex" xmlns:w16cid="http://schemas.microsoft.com/office/word/2016/wordml/cid" xmlns:w16="http://schemas.microsoft.com/office/word/2018/wordml" xmlns:w16du="http://schemas.microsoft.com/office/word/2023/wordml/word16du" xmlns:w16sdtdh="http://schemas.microsoft.com/office/word/2020/wordml/sdtdatahash" xmlns:w16sdtfl="http://schemas.microsoft.com/office/word/2024/wordml/sdtformatlock" xmlns:w16se="http://schemas.microsoft.com/office/word/2015/wordml/symex" mc:Ignorable="w14 w15 w16se w16cid w16 w16cex w16sdtdh w16sdtfl w16du">
   <w:docDefaults>
     <w:rPrDefault>
       <w:rPr>
@@ -5028,10 +7834,31 @@
       <w:lang w:eastAsia="ru-RU"/>
     </w:rPr>
   </w:style>
+  <w:style w:type="paragraph" w:styleId="3">
+    <w:name w:val="heading 3"/>
+    <w:basedOn w:val="a"/>
+    <w:next w:val="a"/>
+    <w:link w:val="30"/>
+    <w:uiPriority w:val="9"/>
+    <w:unhideWhenUsed/>
+    <w:qFormat/>
+    <w:rsid w:val="007647E5"/>
+    <w:pPr>
+      <w:keepNext/>
+      <w:keepLines/>
+      <w:spacing w:before="40" w:after="0"/>
+      <w:outlineLvl w:val="2"/>
+    </w:pPr>
+    <w:rPr>
+      <w:rFonts w:asciiTheme="majorHAnsi" w:eastAsiaTheme="majorEastAsia" w:hAnsiTheme="majorHAnsi" w:cstheme="majorBidi"/>
+      <w:color w:val="1F3763" w:themeColor="accent1" w:themeShade="7F"/>
+      <w:sz w:val="24"/>
+      <w:szCs w:val="24"/>
+    </w:rPr>
+  </w:style>
   <w:style w:type="character" w:default="1" w:styleId="a0">
     <w:name w:val="Default Paragraph Font"/>
     <w:uiPriority w:val="1"/>
-    <w:semiHidden/>
     <w:unhideWhenUsed/>
   </w:style>
   <w:style w:type="table" w:default="1" w:styleId="a1">
@@ -5271,6 +8098,43 @@
     <w:rPr>
       <w:color w:val="808080"/>
     </w:rPr>
+  </w:style>
+  <w:style w:type="character" w:customStyle="1" w:styleId="30">
+    <w:name w:val="Заголовок 3 Знак"/>
+    <w:basedOn w:val="a0"/>
+    <w:link w:val="3"/>
+    <w:uiPriority w:val="9"/>
+    <w:rsid w:val="007647E5"/>
+    <w:rPr>
+      <w:rFonts w:asciiTheme="majorHAnsi" w:eastAsiaTheme="majorEastAsia" w:hAnsiTheme="majorHAnsi" w:cstheme="majorBidi"/>
+      <w:color w:val="1F3763" w:themeColor="accent1" w:themeShade="7F"/>
+      <w:sz w:val="24"/>
+      <w:szCs w:val="24"/>
+    </w:rPr>
+  </w:style>
+  <w:style w:type="paragraph" w:styleId="ab">
+    <w:name w:val="List Paragraph"/>
+    <w:basedOn w:val="a"/>
+    <w:uiPriority w:val="34"/>
+    <w:qFormat/>
+    <w:rsid w:val="007647E5"/>
+    <w:pPr>
+      <w:ind w:left="720"/>
+      <w:contextualSpacing/>
+    </w:pPr>
+  </w:style>
+  <w:style w:type="paragraph" w:styleId="31">
+    <w:name w:val="toc 3"/>
+    <w:basedOn w:val="a"/>
+    <w:next w:val="a"/>
+    <w:autoRedefine/>
+    <w:uiPriority w:val="39"/>
+    <w:unhideWhenUsed/>
+    <w:rsid w:val="00D66068"/>
+    <w:pPr>
+      <w:spacing w:after="100"/>
+      <w:ind w:left="440"/>
+    </w:pPr>
   </w:style>
 </w:styles>
 </file>

--- a/Отчет/Пояснительная_записка.docx
+++ b/Отчет/Пояснительная_записка.docx
@@ -750,8 +750,11 @@
     <w:sdt>
       <w:sdtPr>
         <w:rPr>
+          <w:rFonts w:asciiTheme="minorHAnsi" w:eastAsiaTheme="minorHAnsi" w:hAnsiTheme="minorHAnsi" w:cstheme="minorBidi"/>
+          <w:color w:val="auto"/>
           <w:sz w:val="36"/>
           <w:szCs w:val="36"/>
+          <w:lang w:eastAsia="en-US"/>
         </w:rPr>
         <w:id w:val="1160585272"/>
         <w:docPartObj>
@@ -761,13 +764,10 @@
       </w:sdtPr>
       <w:sdtEndPr>
         <w:rPr>
-          <w:rFonts w:asciiTheme="minorHAnsi" w:eastAsiaTheme="minorHAnsi" w:hAnsiTheme="minorHAnsi" w:cstheme="minorBidi"/>
           <w:b/>
           <w:bCs/>
-          <w:color w:val="auto"/>
           <w:sz w:val="22"/>
           <w:szCs w:val="22"/>
-          <w:lang w:eastAsia="en-US"/>
         </w:rPr>
       </w:sdtEndPr>
       <w:sdtContent>
@@ -2341,97 +2341,7 @@
     </w:p>
     <w:p>
       <w:pPr>
-        <w:spacing w:before="100" w:beforeAutospacing="1" w:after="100" w:afterAutospacing="1" w:line="240" w:lineRule="auto"/>
-        <w:outlineLvl w:val="0"/>
-        <w:rPr>
-          <w:rFonts w:ascii="Times New Roman" w:eastAsia="Times New Roman" w:hAnsi="Times New Roman" w:cs="Times New Roman"/>
-          <w:b/>
-          <w:bCs/>
-          <w:kern w:val="36"/>
-          <w:sz w:val="48"/>
-          <w:szCs w:val="48"/>
-          <w:lang w:eastAsia="ru-RU"/>
-        </w:rPr>
-      </w:pPr>
-    </w:p>
-    <w:p>
-      <w:pPr>
-        <w:spacing w:before="100" w:beforeAutospacing="1" w:after="100" w:afterAutospacing="1" w:line="240" w:lineRule="auto"/>
-        <w:outlineLvl w:val="0"/>
-        <w:rPr>
-          <w:rFonts w:ascii="Times New Roman" w:eastAsia="Times New Roman" w:hAnsi="Times New Roman" w:cs="Times New Roman"/>
-          <w:b/>
-          <w:bCs/>
-          <w:kern w:val="36"/>
-          <w:sz w:val="48"/>
-          <w:szCs w:val="48"/>
-          <w:lang w:eastAsia="ru-RU"/>
-        </w:rPr>
-      </w:pPr>
-    </w:p>
-    <w:p>
-      <w:pPr>
-        <w:spacing w:before="100" w:beforeAutospacing="1" w:after="100" w:afterAutospacing="1" w:line="240" w:lineRule="auto"/>
-        <w:outlineLvl w:val="0"/>
-        <w:rPr>
-          <w:rFonts w:ascii="Times New Roman" w:eastAsia="Times New Roman" w:hAnsi="Times New Roman" w:cs="Times New Roman"/>
-          <w:b/>
-          <w:bCs/>
-          <w:kern w:val="36"/>
-          <w:sz w:val="48"/>
-          <w:szCs w:val="48"/>
-          <w:lang w:eastAsia="ru-RU"/>
-        </w:rPr>
-      </w:pPr>
-    </w:p>
-    <w:p>
-      <w:pPr>
-        <w:spacing w:before="100" w:beforeAutospacing="1" w:after="100" w:afterAutospacing="1" w:line="240" w:lineRule="auto"/>
-        <w:outlineLvl w:val="0"/>
-        <w:rPr>
-          <w:rFonts w:ascii="Times New Roman" w:eastAsia="Times New Roman" w:hAnsi="Times New Roman" w:cs="Times New Roman"/>
-          <w:b/>
-          <w:bCs/>
-          <w:kern w:val="36"/>
-          <w:sz w:val="48"/>
-          <w:szCs w:val="48"/>
-          <w:lang w:eastAsia="ru-RU"/>
-        </w:rPr>
-      </w:pPr>
-    </w:p>
-    <w:p>
-      <w:pPr>
-        <w:spacing w:before="100" w:beforeAutospacing="1" w:after="100" w:afterAutospacing="1" w:line="240" w:lineRule="auto"/>
-        <w:outlineLvl w:val="0"/>
-        <w:rPr>
-          <w:rFonts w:ascii="Times New Roman" w:eastAsia="Times New Roman" w:hAnsi="Times New Roman" w:cs="Times New Roman"/>
-          <w:b/>
-          <w:bCs/>
-          <w:kern w:val="36"/>
-          <w:sz w:val="48"/>
-          <w:szCs w:val="48"/>
-          <w:lang w:eastAsia="ru-RU"/>
-        </w:rPr>
-      </w:pPr>
-    </w:p>
-    <w:p>
-      <w:pPr>
-        <w:spacing w:before="100" w:beforeAutospacing="1" w:after="100" w:afterAutospacing="1" w:line="240" w:lineRule="auto"/>
-        <w:outlineLvl w:val="0"/>
-        <w:rPr>
-          <w:rFonts w:ascii="Times New Roman" w:eastAsia="Times New Roman" w:hAnsi="Times New Roman" w:cs="Times New Roman"/>
-          <w:b/>
-          <w:bCs/>
-          <w:kern w:val="36"/>
-          <w:sz w:val="48"/>
-          <w:szCs w:val="48"/>
-          <w:lang w:eastAsia="ru-RU"/>
-        </w:rPr>
-      </w:pPr>
-    </w:p>
-    <w:p>
-      <w:pPr>
-        <w:spacing w:before="100" w:beforeAutospacing="1" w:after="100" w:afterAutospacing="1" w:line="240" w:lineRule="auto"/>
+        <w:spacing w:before="100" w:beforeAutospacing="1" w:after="100" w:afterAutospacing="1" w:line="360" w:lineRule="auto"/>
         <w:jc w:val="center"/>
         <w:outlineLvl w:val="0"/>
         <w:rPr>
@@ -2455,13 +2365,14 @@
           <w:szCs w:val="32"/>
           <w:lang w:eastAsia="ru-RU"/>
         </w:rPr>
+        <w:lastRenderedPageBreak/>
         <w:t>Введение</w:t>
       </w:r>
       <w:bookmarkEnd w:id="0"/>
     </w:p>
     <w:p>
       <w:pPr>
-        <w:spacing w:before="100" w:beforeAutospacing="1" w:after="100" w:afterAutospacing="1" w:line="240" w:lineRule="auto"/>
+        <w:spacing w:before="100" w:beforeAutospacing="1" w:after="100" w:afterAutospacing="1" w:line="360" w:lineRule="auto"/>
         <w:ind w:firstLine="708"/>
         <w:jc w:val="both"/>
         <w:rPr>
@@ -2483,7 +2394,7 @@
     </w:p>
     <w:p>
       <w:pPr>
-        <w:spacing w:before="100" w:beforeAutospacing="1" w:after="100" w:afterAutospacing="1" w:line="240" w:lineRule="auto"/>
+        <w:spacing w:before="100" w:beforeAutospacing="1" w:after="100" w:afterAutospacing="1" w:line="360" w:lineRule="auto"/>
         <w:ind w:firstLine="708"/>
         <w:jc w:val="both"/>
         <w:rPr>
@@ -2565,7 +2476,7 @@
     </w:p>
     <w:p>
       <w:pPr>
-        <w:spacing w:before="100" w:beforeAutospacing="1" w:after="100" w:afterAutospacing="1" w:line="240" w:lineRule="auto"/>
+        <w:spacing w:before="100" w:beforeAutospacing="1" w:after="100" w:afterAutospacing="1" w:line="360" w:lineRule="auto"/>
         <w:ind w:firstLine="708"/>
         <w:jc w:val="both"/>
         <w:rPr>
@@ -2607,7 +2518,7 @@
     </w:p>
     <w:p>
       <w:pPr>
-        <w:spacing w:before="100" w:beforeAutospacing="1" w:after="100" w:afterAutospacing="1" w:line="240" w:lineRule="auto"/>
+        <w:spacing w:before="100" w:beforeAutospacing="1" w:after="100" w:afterAutospacing="1" w:line="360" w:lineRule="auto"/>
         <w:ind w:firstLine="708"/>
         <w:jc w:val="both"/>
         <w:rPr>
@@ -2629,7 +2540,7 @@
     </w:p>
     <w:p>
       <w:pPr>
-        <w:spacing w:before="100" w:beforeAutospacing="1" w:after="100" w:afterAutospacing="1" w:line="240" w:lineRule="auto"/>
+        <w:spacing w:before="100" w:beforeAutospacing="1" w:after="100" w:afterAutospacing="1" w:line="360" w:lineRule="auto"/>
         <w:ind w:firstLine="708"/>
         <w:jc w:val="both"/>
         <w:rPr>
@@ -2651,7 +2562,7 @@
     </w:p>
     <w:p>
       <w:pPr>
-        <w:spacing w:before="100" w:beforeAutospacing="1" w:after="100" w:afterAutospacing="1" w:line="240" w:lineRule="auto"/>
+        <w:spacing w:before="100" w:beforeAutospacing="1" w:after="100" w:afterAutospacing="1" w:line="360" w:lineRule="auto"/>
         <w:rPr>
           <w:rFonts w:ascii="Times New Roman" w:eastAsia="Times New Roman" w:hAnsi="Times New Roman" w:cs="Times New Roman"/>
           <w:sz w:val="28"/>
@@ -2675,22 +2586,21 @@
           <w:ilvl w:val="0"/>
           <w:numId w:val="8"/>
         </w:numPr>
-        <w:spacing w:before="100" w:beforeAutospacing="1" w:after="100" w:afterAutospacing="1" w:line="240" w:lineRule="auto"/>
-        <w:rPr>
-          <w:rFonts w:ascii="Times New Roman" w:eastAsia="Times New Roman" w:hAnsi="Times New Roman" w:cs="Times New Roman"/>
-          <w:sz w:val="28"/>
-          <w:szCs w:val="28"/>
-          <w:lang w:eastAsia="ru-RU"/>
-        </w:rPr>
-      </w:pPr>
-      <w:r>
-        <w:rPr>
-          <w:rFonts w:ascii="Times New Roman" w:eastAsia="Times New Roman" w:hAnsi="Times New Roman" w:cs="Times New Roman"/>
-          <w:sz w:val="28"/>
-          <w:szCs w:val="28"/>
-          <w:lang w:eastAsia="ru-RU"/>
-        </w:rPr>
-        <w:lastRenderedPageBreak/>
+        <w:spacing w:before="100" w:beforeAutospacing="1" w:after="100" w:afterAutospacing="1" w:line="360" w:lineRule="auto"/>
+        <w:rPr>
+          <w:rFonts w:ascii="Times New Roman" w:eastAsia="Times New Roman" w:hAnsi="Times New Roman" w:cs="Times New Roman"/>
+          <w:sz w:val="28"/>
+          <w:szCs w:val="28"/>
+          <w:lang w:eastAsia="ru-RU"/>
+        </w:rPr>
+      </w:pPr>
+      <w:r>
+        <w:rPr>
+          <w:rFonts w:ascii="Times New Roman" w:eastAsia="Times New Roman" w:hAnsi="Times New Roman" w:cs="Times New Roman"/>
+          <w:sz w:val="28"/>
+          <w:szCs w:val="28"/>
+          <w:lang w:eastAsia="ru-RU"/>
+        </w:rPr>
         <w:t>Изучить методы представления изображений в виде векторов признаков.</w:t>
       </w:r>
     </w:p>
@@ -2700,7 +2610,7 @@
           <w:ilvl w:val="0"/>
           <w:numId w:val="8"/>
         </w:numPr>
-        <w:spacing w:before="100" w:beforeAutospacing="1" w:after="100" w:afterAutospacing="1" w:line="240" w:lineRule="auto"/>
+        <w:spacing w:before="100" w:beforeAutospacing="1" w:after="100" w:afterAutospacing="1" w:line="360" w:lineRule="auto"/>
         <w:rPr>
           <w:rFonts w:ascii="Times New Roman" w:eastAsia="Times New Roman" w:hAnsi="Times New Roman" w:cs="Times New Roman"/>
           <w:sz w:val="28"/>
@@ -2724,21 +2634,22 @@
           <w:ilvl w:val="0"/>
           <w:numId w:val="8"/>
         </w:numPr>
-        <w:spacing w:before="100" w:beforeAutospacing="1" w:after="100" w:afterAutospacing="1" w:line="240" w:lineRule="auto"/>
-        <w:rPr>
-          <w:rFonts w:ascii="Times New Roman" w:eastAsia="Times New Roman" w:hAnsi="Times New Roman" w:cs="Times New Roman"/>
-          <w:sz w:val="28"/>
-          <w:szCs w:val="28"/>
-          <w:lang w:eastAsia="ru-RU"/>
-        </w:rPr>
-      </w:pPr>
-      <w:r>
-        <w:rPr>
-          <w:rFonts w:ascii="Times New Roman" w:eastAsia="Times New Roman" w:hAnsi="Times New Roman" w:cs="Times New Roman"/>
-          <w:sz w:val="28"/>
-          <w:szCs w:val="28"/>
-          <w:lang w:eastAsia="ru-RU"/>
-        </w:rPr>
+        <w:spacing w:before="100" w:beforeAutospacing="1" w:after="100" w:afterAutospacing="1" w:line="360" w:lineRule="auto"/>
+        <w:rPr>
+          <w:rFonts w:ascii="Times New Roman" w:eastAsia="Times New Roman" w:hAnsi="Times New Roman" w:cs="Times New Roman"/>
+          <w:sz w:val="28"/>
+          <w:szCs w:val="28"/>
+          <w:lang w:eastAsia="ru-RU"/>
+        </w:rPr>
+      </w:pPr>
+      <w:r>
+        <w:rPr>
+          <w:rFonts w:ascii="Times New Roman" w:eastAsia="Times New Roman" w:hAnsi="Times New Roman" w:cs="Times New Roman"/>
+          <w:sz w:val="28"/>
+          <w:szCs w:val="28"/>
+          <w:lang w:eastAsia="ru-RU"/>
+        </w:rPr>
+        <w:lastRenderedPageBreak/>
         <w:t>Изучить принципы построения k-мерного дерева.</w:t>
       </w:r>
     </w:p>
@@ -2748,7 +2659,7 @@
           <w:ilvl w:val="0"/>
           <w:numId w:val="8"/>
         </w:numPr>
-        <w:spacing w:before="100" w:beforeAutospacing="1" w:after="100" w:afterAutospacing="1" w:line="240" w:lineRule="auto"/>
+        <w:spacing w:before="100" w:beforeAutospacing="1" w:after="100" w:afterAutospacing="1" w:line="360" w:lineRule="auto"/>
         <w:rPr>
           <w:rFonts w:ascii="Times New Roman" w:eastAsia="Times New Roman" w:hAnsi="Times New Roman" w:cs="Times New Roman"/>
           <w:sz w:val="28"/>
@@ -2772,7 +2683,7 @@
           <w:ilvl w:val="1"/>
           <w:numId w:val="8"/>
         </w:numPr>
-        <w:spacing w:before="100" w:beforeAutospacing="1" w:after="100" w:afterAutospacing="1" w:line="240" w:lineRule="auto"/>
+        <w:spacing w:before="100" w:beforeAutospacing="1" w:after="100" w:afterAutospacing="1" w:line="360" w:lineRule="auto"/>
         <w:rPr>
           <w:rFonts w:ascii="Times New Roman" w:eastAsia="Times New Roman" w:hAnsi="Times New Roman" w:cs="Times New Roman"/>
           <w:sz w:val="28"/>
@@ -2796,7 +2707,7 @@
           <w:ilvl w:val="1"/>
           <w:numId w:val="8"/>
         </w:numPr>
-        <w:spacing w:before="100" w:beforeAutospacing="1" w:after="100" w:afterAutospacing="1" w:line="240" w:lineRule="auto"/>
+        <w:spacing w:before="100" w:beforeAutospacing="1" w:after="100" w:afterAutospacing="1" w:line="360" w:lineRule="auto"/>
         <w:rPr>
           <w:rFonts w:ascii="Times New Roman" w:eastAsia="Times New Roman" w:hAnsi="Times New Roman" w:cs="Times New Roman"/>
           <w:sz w:val="28"/>
@@ -2820,7 +2731,7 @@
           <w:ilvl w:val="1"/>
           <w:numId w:val="8"/>
         </w:numPr>
-        <w:spacing w:before="100" w:beforeAutospacing="1" w:after="100" w:afterAutospacing="1" w:line="240" w:lineRule="auto"/>
+        <w:spacing w:before="100" w:beforeAutospacing="1" w:after="100" w:afterAutospacing="1" w:line="360" w:lineRule="auto"/>
         <w:rPr>
           <w:rFonts w:ascii="Times New Roman" w:eastAsia="Times New Roman" w:hAnsi="Times New Roman" w:cs="Times New Roman"/>
           <w:sz w:val="28"/>
@@ -2844,7 +2755,7 @@
           <w:ilvl w:val="0"/>
           <w:numId w:val="8"/>
         </w:numPr>
-        <w:spacing w:before="100" w:beforeAutospacing="1" w:after="100" w:afterAutospacing="1" w:line="240" w:lineRule="auto"/>
+        <w:spacing w:before="100" w:beforeAutospacing="1" w:after="100" w:afterAutospacing="1" w:line="360" w:lineRule="auto"/>
         <w:rPr>
           <w:rFonts w:ascii="Times New Roman" w:eastAsia="Times New Roman" w:hAnsi="Times New Roman" w:cs="Times New Roman"/>
           <w:sz w:val="28"/>
@@ -2868,7 +2779,7 @@
           <w:ilvl w:val="0"/>
           <w:numId w:val="8"/>
         </w:numPr>
-        <w:spacing w:before="100" w:beforeAutospacing="1" w:after="100" w:afterAutospacing="1" w:line="240" w:lineRule="auto"/>
+        <w:spacing w:before="100" w:beforeAutospacing="1" w:after="100" w:afterAutospacing="1" w:line="360" w:lineRule="auto"/>
         <w:rPr>
           <w:rFonts w:ascii="Times New Roman" w:eastAsia="Times New Roman" w:hAnsi="Times New Roman" w:cs="Times New Roman"/>
           <w:sz w:val="28"/>
@@ -2892,7 +2803,7 @@
           <w:ilvl w:val="0"/>
           <w:numId w:val="8"/>
         </w:numPr>
-        <w:spacing w:before="100" w:beforeAutospacing="1" w:after="100" w:afterAutospacing="1" w:line="240" w:lineRule="auto"/>
+        <w:spacing w:before="100" w:beforeAutospacing="1" w:after="100" w:afterAutospacing="1" w:line="360" w:lineRule="auto"/>
         <w:rPr>
           <w:rFonts w:ascii="Times New Roman" w:eastAsia="Times New Roman" w:hAnsi="Times New Roman" w:cs="Times New Roman"/>
           <w:sz w:val="28"/>
@@ -2912,27 +2823,7 @@
     </w:p>
     <w:p>
       <w:pPr>
-        <w:spacing w:before="100" w:beforeAutospacing="1" w:after="100" w:afterAutospacing="1" w:line="240" w:lineRule="auto"/>
-        <w:rPr>
-          <w:rFonts w:ascii="Times New Roman" w:eastAsia="Times New Roman" w:hAnsi="Times New Roman" w:cs="Times New Roman"/>
-          <w:sz w:val="28"/>
-          <w:szCs w:val="28"/>
-          <w:lang w:eastAsia="ru-RU"/>
-        </w:rPr>
-      </w:pPr>
-      <w:r>
-        <w:rPr>
-          <w:rFonts w:ascii="Times New Roman" w:eastAsia="Times New Roman" w:hAnsi="Times New Roman" w:cs="Times New Roman"/>
-          <w:sz w:val="28"/>
-          <w:szCs w:val="28"/>
-          <w:lang w:eastAsia="ru-RU"/>
-        </w:rPr>
-        <w:t>Объектом исследования являются алгоритмы классификации изображений.</w:t>
-      </w:r>
-    </w:p>
-    <w:p>
-      <w:pPr>
-        <w:spacing w:before="100" w:beforeAutospacing="1" w:after="100" w:afterAutospacing="1" w:line="240" w:lineRule="auto"/>
+        <w:spacing w:before="100" w:beforeAutospacing="1" w:after="100" w:afterAutospacing="1" w:line="360" w:lineRule="auto"/>
         <w:ind w:firstLine="708"/>
         <w:jc w:val="both"/>
         <w:rPr>
@@ -2954,7 +2845,7 @@
     </w:p>
     <w:p>
       <w:pPr>
-        <w:spacing w:before="100" w:beforeAutospacing="1" w:after="100" w:afterAutospacing="1" w:line="240" w:lineRule="auto"/>
+        <w:spacing w:before="100" w:beforeAutospacing="1" w:after="100" w:afterAutospacing="1" w:line="360" w:lineRule="auto"/>
         <w:ind w:firstLine="708"/>
         <w:jc w:val="both"/>
         <w:rPr>
@@ -2976,7 +2867,7 @@
     </w:p>
     <w:p>
       <w:pPr>
-        <w:spacing w:before="100" w:beforeAutospacing="1" w:after="100" w:afterAutospacing="1" w:line="240" w:lineRule="auto"/>
+        <w:spacing w:before="100" w:beforeAutospacing="1" w:after="100" w:afterAutospacing="1" w:line="360" w:lineRule="auto"/>
         <w:jc w:val="center"/>
         <w:outlineLvl w:val="0"/>
         <w:rPr>
@@ -3018,7 +2909,7 @@
     </w:p>
     <w:p>
       <w:pPr>
-        <w:spacing w:before="100" w:beforeAutospacing="1" w:after="100" w:afterAutospacing="1" w:line="240" w:lineRule="auto"/>
+        <w:spacing w:before="100" w:beforeAutospacing="1" w:after="100" w:afterAutospacing="1" w:line="360" w:lineRule="auto"/>
         <w:jc w:val="center"/>
         <w:outlineLvl w:val="1"/>
         <w:rPr>
@@ -3057,7 +2948,7 @@
     </w:p>
     <w:p>
       <w:pPr>
-        <w:spacing w:before="100" w:beforeAutospacing="1" w:after="100" w:afterAutospacing="1" w:line="240" w:lineRule="auto"/>
+        <w:spacing w:before="100" w:beforeAutospacing="1" w:after="100" w:afterAutospacing="1" w:line="360" w:lineRule="auto"/>
         <w:rPr>
           <w:rFonts w:ascii="Times New Roman" w:eastAsia="Times New Roman" w:hAnsi="Times New Roman" w:cs="Times New Roman"/>
           <w:sz w:val="28"/>
@@ -3077,7 +2968,7 @@
     </w:p>
     <w:p>
       <w:pPr>
-        <w:spacing w:before="100" w:beforeAutospacing="1" w:after="100" w:afterAutospacing="1" w:line="240" w:lineRule="auto"/>
+        <w:spacing w:before="100" w:beforeAutospacing="1" w:after="100" w:afterAutospacing="1" w:line="360" w:lineRule="auto"/>
         <w:rPr>
           <w:rFonts w:ascii="Times New Roman" w:eastAsia="Times New Roman" w:hAnsi="Times New Roman" w:cs="Times New Roman"/>
           <w:sz w:val="28"/>
@@ -3097,7 +2988,7 @@
     </w:p>
     <w:p>
       <w:pPr>
-        <w:spacing w:before="100" w:beforeAutospacing="1" w:after="100" w:afterAutospacing="1" w:line="240" w:lineRule="auto"/>
+        <w:spacing w:before="100" w:beforeAutospacing="1" w:after="100" w:afterAutospacing="1" w:line="360" w:lineRule="auto"/>
         <w:rPr>
           <w:rFonts w:ascii="Times New Roman" w:eastAsia="Times New Roman" w:hAnsi="Times New Roman" w:cs="Times New Roman"/>
           <w:sz w:val="28"/>
@@ -3256,7 +3147,7 @@
     </w:p>
     <w:p>
       <w:pPr>
-        <w:spacing w:before="100" w:beforeAutospacing="1" w:after="100" w:afterAutospacing="1" w:line="240" w:lineRule="auto"/>
+        <w:spacing w:before="100" w:beforeAutospacing="1" w:after="100" w:afterAutospacing="1" w:line="360" w:lineRule="auto"/>
         <w:rPr>
           <w:rFonts w:ascii="Times New Roman" w:eastAsia="Times New Roman" w:hAnsi="Times New Roman" w:cs="Times New Roman"/>
           <w:sz w:val="28"/>
@@ -3276,7 +3167,7 @@
     </w:p>
     <w:p>
       <w:pPr>
-        <w:spacing w:before="100" w:beforeAutospacing="1" w:after="100" w:afterAutospacing="1" w:line="240" w:lineRule="auto"/>
+        <w:spacing w:before="100" w:beforeAutospacing="1" w:after="100" w:afterAutospacing="1" w:line="360" w:lineRule="auto"/>
         <w:rPr>
           <w:rFonts w:ascii="Times New Roman" w:eastAsia="Times New Roman" w:hAnsi="Times New Roman" w:cs="Times New Roman"/>
           <w:sz w:val="28"/>
@@ -3300,7 +3191,7 @@
           <w:ilvl w:val="0"/>
           <w:numId w:val="9"/>
         </w:numPr>
-        <w:spacing w:before="100" w:beforeAutospacing="1" w:after="100" w:afterAutospacing="1" w:line="240" w:lineRule="auto"/>
+        <w:spacing w:before="100" w:beforeAutospacing="1" w:after="100" w:afterAutospacing="1" w:line="360" w:lineRule="auto"/>
         <w:rPr>
           <w:rFonts w:ascii="Times New Roman" w:eastAsia="Times New Roman" w:hAnsi="Times New Roman" w:cs="Times New Roman"/>
           <w:sz w:val="28"/>
@@ -3324,7 +3215,7 @@
           <w:ilvl w:val="0"/>
           <w:numId w:val="9"/>
         </w:numPr>
-        <w:spacing w:before="100" w:beforeAutospacing="1" w:after="100" w:afterAutospacing="1" w:line="240" w:lineRule="auto"/>
+        <w:spacing w:before="100" w:beforeAutospacing="1" w:after="100" w:afterAutospacing="1" w:line="360" w:lineRule="auto"/>
         <w:rPr>
           <w:rFonts w:ascii="Times New Roman" w:eastAsia="Times New Roman" w:hAnsi="Times New Roman" w:cs="Times New Roman"/>
           <w:sz w:val="28"/>
@@ -3348,27 +3239,28 @@
           <w:ilvl w:val="0"/>
           <w:numId w:val="9"/>
         </w:numPr>
-        <w:spacing w:before="100" w:beforeAutospacing="1" w:after="100" w:afterAutospacing="1" w:line="240" w:lineRule="auto"/>
-        <w:rPr>
-          <w:rFonts w:ascii="Times New Roman" w:eastAsia="Times New Roman" w:hAnsi="Times New Roman" w:cs="Times New Roman"/>
-          <w:sz w:val="28"/>
-          <w:szCs w:val="28"/>
-          <w:lang w:eastAsia="ru-RU"/>
-        </w:rPr>
-      </w:pPr>
-      <w:r>
-        <w:rPr>
-          <w:rFonts w:ascii="Times New Roman" w:eastAsia="Times New Roman" w:hAnsi="Times New Roman" w:cs="Times New Roman"/>
-          <w:sz w:val="28"/>
-          <w:szCs w:val="28"/>
-          <w:lang w:eastAsia="ru-RU"/>
-        </w:rPr>
+        <w:spacing w:before="100" w:beforeAutospacing="1" w:after="100" w:afterAutospacing="1" w:line="360" w:lineRule="auto"/>
+        <w:rPr>
+          <w:rFonts w:ascii="Times New Roman" w:eastAsia="Times New Roman" w:hAnsi="Times New Roman" w:cs="Times New Roman"/>
+          <w:sz w:val="28"/>
+          <w:szCs w:val="28"/>
+          <w:lang w:eastAsia="ru-RU"/>
+        </w:rPr>
+      </w:pPr>
+      <w:r>
+        <w:rPr>
+          <w:rFonts w:ascii="Times New Roman" w:eastAsia="Times New Roman" w:hAnsi="Times New Roman" w:cs="Times New Roman"/>
+          <w:sz w:val="28"/>
+          <w:szCs w:val="28"/>
+          <w:lang w:eastAsia="ru-RU"/>
+        </w:rPr>
+        <w:lastRenderedPageBreak/>
         <w:t>гистограмма распределения интенсивности.</w:t>
       </w:r>
     </w:p>
     <w:p>
       <w:pPr>
-        <w:spacing w:before="100" w:beforeAutospacing="1" w:after="100" w:afterAutospacing="1" w:line="240" w:lineRule="auto"/>
+        <w:spacing w:before="100" w:beforeAutospacing="1" w:after="100" w:afterAutospacing="1" w:line="360" w:lineRule="auto"/>
         <w:rPr>
           <w:rFonts w:ascii="Times New Roman" w:eastAsia="Times New Roman" w:hAnsi="Times New Roman" w:cs="Times New Roman"/>
           <w:sz w:val="28"/>
@@ -3388,7 +3280,7 @@
     </w:p>
     <w:p>
       <w:pPr>
-        <w:spacing w:before="100" w:beforeAutospacing="1" w:after="100" w:afterAutospacing="1" w:line="240" w:lineRule="auto"/>
+        <w:spacing w:before="100" w:beforeAutospacing="1" w:after="100" w:afterAutospacing="1" w:line="360" w:lineRule="auto"/>
         <w:jc w:val="center"/>
         <w:outlineLvl w:val="1"/>
         <w:rPr>
@@ -3427,22 +3319,21 @@
     </w:p>
     <w:p>
       <w:pPr>
-        <w:spacing w:before="100" w:beforeAutospacing="1" w:after="100" w:afterAutospacing="1" w:line="240" w:lineRule="auto"/>
-        <w:rPr>
-          <w:rFonts w:ascii="Times New Roman" w:eastAsia="Times New Roman" w:hAnsi="Times New Roman" w:cs="Times New Roman"/>
-          <w:sz w:val="28"/>
-          <w:szCs w:val="28"/>
-          <w:lang w:eastAsia="ru-RU"/>
-        </w:rPr>
-      </w:pPr>
-      <w:r>
-        <w:rPr>
-          <w:rFonts w:ascii="Times New Roman" w:eastAsia="Times New Roman" w:hAnsi="Times New Roman" w:cs="Times New Roman"/>
-          <w:sz w:val="28"/>
-          <w:szCs w:val="28"/>
-          <w:lang w:eastAsia="ru-RU"/>
-        </w:rPr>
-        <w:lastRenderedPageBreak/>
+        <w:spacing w:before="100" w:beforeAutospacing="1" w:after="100" w:afterAutospacing="1" w:line="360" w:lineRule="auto"/>
+        <w:rPr>
+          <w:rFonts w:ascii="Times New Roman" w:eastAsia="Times New Roman" w:hAnsi="Times New Roman" w:cs="Times New Roman"/>
+          <w:sz w:val="28"/>
+          <w:szCs w:val="28"/>
+          <w:lang w:eastAsia="ru-RU"/>
+        </w:rPr>
+      </w:pPr>
+      <w:r>
+        <w:rPr>
+          <w:rFonts w:ascii="Times New Roman" w:eastAsia="Times New Roman" w:hAnsi="Times New Roman" w:cs="Times New Roman"/>
+          <w:sz w:val="28"/>
+          <w:szCs w:val="28"/>
+          <w:lang w:eastAsia="ru-RU"/>
+        </w:rPr>
         <w:t>Алгоритм классификации включает следующие этапы:</w:t>
       </w:r>
     </w:p>
@@ -3452,7 +3343,7 @@
           <w:ilvl w:val="0"/>
           <w:numId w:val="10"/>
         </w:numPr>
-        <w:spacing w:before="100" w:beforeAutospacing="1" w:after="100" w:afterAutospacing="1" w:line="240" w:lineRule="auto"/>
+        <w:spacing w:before="100" w:beforeAutospacing="1" w:after="100" w:afterAutospacing="1" w:line="360" w:lineRule="auto"/>
         <w:rPr>
           <w:rFonts w:ascii="Times New Roman" w:eastAsia="Times New Roman" w:hAnsi="Times New Roman" w:cs="Times New Roman"/>
           <w:sz w:val="28"/>
@@ -3476,7 +3367,7 @@
           <w:ilvl w:val="0"/>
           <w:numId w:val="10"/>
         </w:numPr>
-        <w:spacing w:before="100" w:beforeAutospacing="1" w:after="100" w:afterAutospacing="1" w:line="240" w:lineRule="auto"/>
+        <w:spacing w:before="100" w:beforeAutospacing="1" w:after="100" w:afterAutospacing="1" w:line="360" w:lineRule="auto"/>
         <w:rPr>
           <w:rFonts w:ascii="Times New Roman" w:eastAsia="Times New Roman" w:hAnsi="Times New Roman" w:cs="Times New Roman"/>
           <w:sz w:val="28"/>
@@ -3500,7 +3391,7 @@
           <w:ilvl w:val="0"/>
           <w:numId w:val="10"/>
         </w:numPr>
-        <w:spacing w:before="100" w:beforeAutospacing="1" w:after="100" w:afterAutospacing="1" w:line="240" w:lineRule="auto"/>
+        <w:spacing w:before="100" w:beforeAutospacing="1" w:after="100" w:afterAutospacing="1" w:line="360" w:lineRule="auto"/>
         <w:rPr>
           <w:rFonts w:ascii="Times New Roman" w:eastAsia="Times New Roman" w:hAnsi="Times New Roman" w:cs="Times New Roman"/>
           <w:sz w:val="28"/>
@@ -3520,7 +3411,7 @@
     </w:p>
     <w:p>
       <w:pPr>
-        <w:spacing w:before="100" w:beforeAutospacing="1" w:after="100" w:afterAutospacing="1" w:line="240" w:lineRule="auto"/>
+        <w:spacing w:before="100" w:beforeAutospacing="1" w:after="100" w:afterAutospacing="1" w:line="360" w:lineRule="auto"/>
         <w:rPr>
           <w:rFonts w:ascii="Times New Roman" w:eastAsia="Times New Roman" w:hAnsi="Times New Roman" w:cs="Times New Roman"/>
           <w:sz w:val="28"/>
@@ -3540,7 +3431,7 @@
     </w:p>
     <w:p>
       <w:pPr>
-        <w:spacing w:after="0" w:line="240" w:lineRule="auto"/>
+        <w:spacing w:after="0" w:line="360" w:lineRule="auto"/>
         <w:rPr>
           <w:rFonts w:ascii="Times New Roman" w:eastAsia="Times New Roman" w:hAnsi="Times New Roman" w:cs="Times New Roman"/>
           <w:sz w:val="28"/>
@@ -3734,7 +3625,7 @@
     </w:p>
     <w:p>
       <w:pPr>
-        <w:spacing w:after="0" w:line="240" w:lineRule="auto"/>
+        <w:spacing w:after="0" w:line="360" w:lineRule="auto"/>
         <w:rPr>
           <w:rFonts w:ascii="Times New Roman" w:eastAsia="Times New Roman" w:hAnsi="Times New Roman" w:cs="Times New Roman"/>
           <w:sz w:val="28"/>
@@ -3745,7 +3636,7 @@
     </w:p>
     <w:p>
       <w:pPr>
-        <w:spacing w:after="0" w:line="240" w:lineRule="auto"/>
+        <w:spacing w:after="0" w:line="360" w:lineRule="auto"/>
         <w:rPr>
           <w:rFonts w:ascii="Times New Roman" w:eastAsia="Times New Roman" w:hAnsi="Times New Roman" w:cs="Times New Roman"/>
           <w:sz w:val="28"/>
@@ -3756,7 +3647,7 @@
     </w:p>
     <w:p>
       <w:pPr>
-        <w:spacing w:before="100" w:beforeAutospacing="1" w:after="100" w:afterAutospacing="1" w:line="240" w:lineRule="auto"/>
+        <w:spacing w:before="100" w:beforeAutospacing="1" w:after="100" w:afterAutospacing="1" w:line="360" w:lineRule="auto"/>
         <w:rPr>
           <w:rFonts w:ascii="Times New Roman" w:eastAsia="Times New Roman" w:hAnsi="Times New Roman" w:cs="Times New Roman"/>
           <w:sz w:val="28"/>
@@ -3776,7 +3667,7 @@
     </w:p>
     <w:p>
       <w:pPr>
-        <w:spacing w:after="0" w:line="240" w:lineRule="auto"/>
+        <w:spacing w:after="0" w:line="360" w:lineRule="auto"/>
         <w:rPr>
           <w:rFonts w:ascii="Times New Roman" w:eastAsia="Times New Roman" w:hAnsi="Times New Roman" w:cs="Times New Roman"/>
           <w:sz w:val="28"/>
@@ -3796,7 +3687,7 @@
     </w:p>
     <w:p>
       <w:pPr>
-        <w:spacing w:before="100" w:beforeAutospacing="1" w:after="100" w:afterAutospacing="1" w:line="240" w:lineRule="auto"/>
+        <w:spacing w:before="100" w:beforeAutospacing="1" w:after="100" w:afterAutospacing="1" w:line="360" w:lineRule="auto"/>
         <w:rPr>
           <w:rFonts w:ascii="Times New Roman" w:eastAsia="Times New Roman" w:hAnsi="Times New Roman" w:cs="Times New Roman"/>
           <w:sz w:val="28"/>
@@ -3816,7 +3707,7 @@
     </w:p>
     <w:p>
       <w:pPr>
-        <w:spacing w:before="100" w:beforeAutospacing="1" w:after="100" w:afterAutospacing="1" w:line="240" w:lineRule="auto"/>
+        <w:spacing w:before="100" w:beforeAutospacing="1" w:after="100" w:afterAutospacing="1" w:line="360" w:lineRule="auto"/>
         <w:jc w:val="center"/>
         <w:outlineLvl w:val="1"/>
         <w:rPr>
@@ -3855,7 +3746,7 @@
     </w:p>
     <w:p>
       <w:pPr>
-        <w:spacing w:before="100" w:beforeAutospacing="1" w:after="100" w:afterAutospacing="1" w:line="240" w:lineRule="auto"/>
+        <w:spacing w:before="100" w:beforeAutospacing="1" w:after="100" w:afterAutospacing="1" w:line="360" w:lineRule="auto"/>
         <w:ind w:firstLine="708"/>
         <w:jc w:val="both"/>
         <w:rPr>
@@ -3877,7 +3768,7 @@
     </w:p>
     <w:p>
       <w:pPr>
-        <w:spacing w:before="100" w:beforeAutospacing="1" w:after="100" w:afterAutospacing="1" w:line="240" w:lineRule="auto"/>
+        <w:spacing w:before="100" w:beforeAutospacing="1" w:after="100" w:afterAutospacing="1" w:line="360" w:lineRule="auto"/>
         <w:rPr>
           <w:rFonts w:ascii="Times New Roman" w:eastAsia="Times New Roman" w:hAnsi="Times New Roman" w:cs="Times New Roman"/>
           <w:sz w:val="28"/>
@@ -3897,7 +3788,7 @@
     </w:p>
     <w:p>
       <w:pPr>
-        <w:spacing w:before="100" w:beforeAutospacing="1" w:after="100" w:afterAutospacing="1" w:line="240" w:lineRule="auto"/>
+        <w:spacing w:before="100" w:beforeAutospacing="1" w:after="100" w:afterAutospacing="1" w:line="360" w:lineRule="auto"/>
         <w:rPr>
           <w:rFonts w:ascii="Times New Roman" w:eastAsia="Times New Roman" w:hAnsi="Times New Roman" w:cs="Times New Roman"/>
           <w:i/>
@@ -3922,27 +3813,28 @@
     </w:p>
     <w:p>
       <w:pPr>
-        <w:spacing w:before="100" w:beforeAutospacing="1" w:after="100" w:afterAutospacing="1" w:line="240" w:lineRule="auto"/>
-        <w:rPr>
-          <w:rFonts w:ascii="Times New Roman" w:eastAsia="Times New Roman" w:hAnsi="Times New Roman" w:cs="Times New Roman"/>
-          <w:sz w:val="28"/>
-          <w:szCs w:val="28"/>
-          <w:lang w:eastAsia="ru-RU"/>
-        </w:rPr>
-      </w:pPr>
-      <w:r>
-        <w:rPr>
-          <w:rFonts w:ascii="Times New Roman" w:eastAsia="Times New Roman" w:hAnsi="Times New Roman" w:cs="Times New Roman"/>
-          <w:sz w:val="28"/>
-          <w:szCs w:val="28"/>
-          <w:lang w:eastAsia="ru-RU"/>
-        </w:rPr>
+        <w:spacing w:before="100" w:beforeAutospacing="1" w:after="100" w:afterAutospacing="1" w:line="360" w:lineRule="auto"/>
+        <w:rPr>
+          <w:rFonts w:ascii="Times New Roman" w:eastAsia="Times New Roman" w:hAnsi="Times New Roman" w:cs="Times New Roman"/>
+          <w:sz w:val="28"/>
+          <w:szCs w:val="28"/>
+          <w:lang w:eastAsia="ru-RU"/>
+        </w:rPr>
+      </w:pPr>
+      <w:r>
+        <w:rPr>
+          <w:rFonts w:ascii="Times New Roman" w:eastAsia="Times New Roman" w:hAnsi="Times New Roman" w:cs="Times New Roman"/>
+          <w:sz w:val="28"/>
+          <w:szCs w:val="28"/>
+          <w:lang w:eastAsia="ru-RU"/>
+        </w:rPr>
+        <w:lastRenderedPageBreak/>
         <w:t>На каждом уровне дерево делит пространство гиперплоскостью.</w:t>
       </w:r>
     </w:p>
     <w:p>
       <w:pPr>
-        <w:spacing w:before="100" w:beforeAutospacing="1" w:after="100" w:afterAutospacing="1" w:line="240" w:lineRule="auto"/>
+        <w:spacing w:before="100" w:beforeAutospacing="1" w:after="100" w:afterAutospacing="1" w:line="360" w:lineRule="auto"/>
         <w:rPr>
           <w:rFonts w:ascii="Times New Roman" w:eastAsia="Times New Roman" w:hAnsi="Times New Roman" w:cs="Times New Roman"/>
           <w:sz w:val="28"/>
@@ -3962,7 +3854,7 @@
     </w:p>
     <w:p>
       <w:pPr>
-        <w:spacing w:after="0" w:line="240" w:lineRule="auto"/>
+        <w:spacing w:after="0" w:line="360" w:lineRule="auto"/>
         <w:jc w:val="center"/>
         <w:rPr>
           <w:rFonts w:ascii="Times New Roman" w:eastAsia="Times New Roman" w:hAnsi="Times New Roman" w:cs="Times New Roman"/>
@@ -4030,18 +3922,18 @@
     </w:p>
     <w:p>
       <w:pPr>
-        <w:spacing w:after="0" w:line="240" w:lineRule="auto"/>
-        <w:rPr>
-          <w:rFonts w:ascii="Times New Roman" w:eastAsia="Times New Roman" w:hAnsi="Times New Roman" w:cs="Times New Roman"/>
-          <w:sz w:val="28"/>
-          <w:szCs w:val="28"/>
-          <w:lang w:eastAsia="ru-RU"/>
-        </w:rPr>
-      </w:pPr>
-    </w:p>
-    <w:p>
-      <w:pPr>
-        <w:spacing w:before="100" w:beforeAutospacing="1" w:after="100" w:afterAutospacing="1" w:line="240" w:lineRule="auto"/>
+        <w:spacing w:after="0" w:line="360" w:lineRule="auto"/>
+        <w:rPr>
+          <w:rFonts w:ascii="Times New Roman" w:eastAsia="Times New Roman" w:hAnsi="Times New Roman" w:cs="Times New Roman"/>
+          <w:sz w:val="28"/>
+          <w:szCs w:val="28"/>
+          <w:lang w:eastAsia="ru-RU"/>
+        </w:rPr>
+      </w:pPr>
+    </w:p>
+    <w:p>
+      <w:pPr>
+        <w:spacing w:before="100" w:beforeAutospacing="1" w:after="100" w:afterAutospacing="1" w:line="360" w:lineRule="auto"/>
         <w:jc w:val="center"/>
         <w:outlineLvl w:val="1"/>
         <w:rPr>
@@ -4106,7 +3998,7 @@
           <w:ilvl w:val="0"/>
           <w:numId w:val="11"/>
         </w:numPr>
-        <w:spacing w:before="100" w:beforeAutospacing="1" w:after="100" w:afterAutospacing="1" w:line="240" w:lineRule="auto"/>
+        <w:spacing w:before="100" w:beforeAutospacing="1" w:after="100" w:afterAutospacing="1" w:line="360" w:lineRule="auto"/>
         <w:rPr>
           <w:rFonts w:ascii="Times New Roman" w:eastAsia="Times New Roman" w:hAnsi="Times New Roman" w:cs="Times New Roman"/>
           <w:sz w:val="28"/>
@@ -4130,7 +4022,7 @@
           <w:ilvl w:val="0"/>
           <w:numId w:val="11"/>
         </w:numPr>
-        <w:spacing w:before="100" w:beforeAutospacing="1" w:after="100" w:afterAutospacing="1" w:line="240" w:lineRule="auto"/>
+        <w:spacing w:before="100" w:beforeAutospacing="1" w:after="100" w:afterAutospacing="1" w:line="360" w:lineRule="auto"/>
         <w:rPr>
           <w:rFonts w:ascii="Times New Roman" w:eastAsia="Times New Roman" w:hAnsi="Times New Roman" w:cs="Times New Roman"/>
           <w:sz w:val="28"/>
@@ -4154,7 +4046,7 @@
           <w:ilvl w:val="0"/>
           <w:numId w:val="11"/>
         </w:numPr>
-        <w:spacing w:before="100" w:beforeAutospacing="1" w:after="100" w:afterAutospacing="1" w:line="240" w:lineRule="auto"/>
+        <w:spacing w:before="100" w:beforeAutospacing="1" w:after="100" w:afterAutospacing="1" w:line="360" w:lineRule="auto"/>
         <w:rPr>
           <w:rFonts w:ascii="Times New Roman" w:eastAsia="Times New Roman" w:hAnsi="Times New Roman" w:cs="Times New Roman"/>
           <w:sz w:val="28"/>
@@ -4178,7 +4070,7 @@
           <w:ilvl w:val="0"/>
           <w:numId w:val="11"/>
         </w:numPr>
-        <w:spacing w:before="100" w:beforeAutospacing="1" w:after="100" w:afterAutospacing="1" w:line="240" w:lineRule="auto"/>
+        <w:spacing w:before="100" w:beforeAutospacing="1" w:after="100" w:afterAutospacing="1" w:line="360" w:lineRule="auto"/>
         <w:rPr>
           <w:rFonts w:ascii="Times New Roman" w:eastAsia="Times New Roman" w:hAnsi="Times New Roman" w:cs="Times New Roman"/>
           <w:sz w:val="28"/>
@@ -4198,95 +4090,117 @@
     </w:p>
     <w:p>
       <w:pPr>
-        <w:spacing w:before="100" w:beforeAutospacing="1" w:after="100" w:afterAutospacing="1" w:line="240" w:lineRule="auto"/>
-        <w:rPr>
-          <w:rFonts w:ascii="Times New Roman" w:eastAsia="Times New Roman" w:hAnsi="Times New Roman" w:cs="Times New Roman"/>
-          <w:sz w:val="28"/>
-          <w:szCs w:val="28"/>
-          <w:lang w:eastAsia="ru-RU"/>
-        </w:rPr>
-      </w:pPr>
-    </w:p>
-    <w:p>
-      <w:pPr>
-        <w:spacing w:before="100" w:beforeAutospacing="1" w:after="100" w:afterAutospacing="1" w:line="240" w:lineRule="auto"/>
-        <w:rPr>
-          <w:rFonts w:ascii="Times New Roman" w:eastAsia="Times New Roman" w:hAnsi="Times New Roman" w:cs="Times New Roman"/>
-          <w:sz w:val="28"/>
-          <w:szCs w:val="28"/>
-          <w:lang w:eastAsia="ru-RU"/>
-        </w:rPr>
-      </w:pPr>
-    </w:p>
-    <w:p>
-      <w:pPr>
-        <w:spacing w:before="100" w:beforeAutospacing="1" w:after="100" w:afterAutospacing="1" w:line="240" w:lineRule="auto"/>
-        <w:rPr>
-          <w:rFonts w:ascii="Times New Roman" w:eastAsia="Times New Roman" w:hAnsi="Times New Roman" w:cs="Times New Roman"/>
-          <w:sz w:val="28"/>
-          <w:szCs w:val="28"/>
-          <w:lang w:eastAsia="ru-RU"/>
-        </w:rPr>
-      </w:pPr>
-    </w:p>
-    <w:p>
-      <w:pPr>
-        <w:spacing w:before="100" w:beforeAutospacing="1" w:after="100" w:afterAutospacing="1" w:line="240" w:lineRule="auto"/>
-        <w:rPr>
-          <w:rFonts w:ascii="Times New Roman" w:eastAsia="Times New Roman" w:hAnsi="Times New Roman" w:cs="Times New Roman"/>
-          <w:sz w:val="28"/>
-          <w:szCs w:val="28"/>
-          <w:lang w:eastAsia="ru-RU"/>
-        </w:rPr>
-      </w:pPr>
-    </w:p>
-    <w:p>
-      <w:pPr>
-        <w:spacing w:before="100" w:beforeAutospacing="1" w:after="100" w:afterAutospacing="1" w:line="240" w:lineRule="auto"/>
-        <w:rPr>
-          <w:rFonts w:ascii="Times New Roman" w:eastAsia="Times New Roman" w:hAnsi="Times New Roman" w:cs="Times New Roman"/>
-          <w:sz w:val="28"/>
-          <w:szCs w:val="28"/>
-          <w:lang w:eastAsia="ru-RU"/>
-        </w:rPr>
-      </w:pPr>
-    </w:p>
-    <w:p>
-      <w:pPr>
-        <w:spacing w:before="100" w:beforeAutospacing="1" w:after="100" w:afterAutospacing="1" w:line="240" w:lineRule="auto"/>
-        <w:rPr>
-          <w:rFonts w:ascii="Times New Roman" w:eastAsia="Times New Roman" w:hAnsi="Times New Roman" w:cs="Times New Roman"/>
-          <w:sz w:val="28"/>
-          <w:szCs w:val="28"/>
-          <w:lang w:eastAsia="ru-RU"/>
-        </w:rPr>
-      </w:pPr>
-    </w:p>
-    <w:p>
-      <w:pPr>
-        <w:spacing w:before="100" w:beforeAutospacing="1" w:after="100" w:afterAutospacing="1" w:line="240" w:lineRule="auto"/>
-        <w:rPr>
-          <w:rFonts w:ascii="Times New Roman" w:eastAsia="Times New Roman" w:hAnsi="Times New Roman" w:cs="Times New Roman"/>
-          <w:sz w:val="28"/>
-          <w:szCs w:val="28"/>
-          <w:lang w:eastAsia="ru-RU"/>
-        </w:rPr>
-      </w:pPr>
-    </w:p>
-    <w:p>
-      <w:pPr>
-        <w:spacing w:before="100" w:beforeAutospacing="1" w:after="100" w:afterAutospacing="1" w:line="240" w:lineRule="auto"/>
-        <w:rPr>
-          <w:rFonts w:ascii="Times New Roman" w:eastAsia="Times New Roman" w:hAnsi="Times New Roman" w:cs="Times New Roman"/>
-          <w:sz w:val="28"/>
-          <w:szCs w:val="28"/>
-          <w:lang w:eastAsia="ru-RU"/>
-        </w:rPr>
-      </w:pPr>
-    </w:p>
-    <w:p>
-      <w:pPr>
-        <w:spacing w:before="100" w:beforeAutospacing="1" w:after="100" w:afterAutospacing="1" w:line="240" w:lineRule="auto"/>
+        <w:spacing w:before="100" w:beforeAutospacing="1" w:after="100" w:afterAutospacing="1" w:line="360" w:lineRule="auto"/>
+        <w:rPr>
+          <w:rFonts w:ascii="Times New Roman" w:eastAsia="Times New Roman" w:hAnsi="Times New Roman" w:cs="Times New Roman"/>
+          <w:sz w:val="28"/>
+          <w:szCs w:val="28"/>
+          <w:lang w:eastAsia="ru-RU"/>
+        </w:rPr>
+      </w:pPr>
+    </w:p>
+    <w:p>
+      <w:pPr>
+        <w:spacing w:before="100" w:beforeAutospacing="1" w:after="100" w:afterAutospacing="1" w:line="360" w:lineRule="auto"/>
+        <w:rPr>
+          <w:rFonts w:ascii="Times New Roman" w:eastAsia="Times New Roman" w:hAnsi="Times New Roman" w:cs="Times New Roman"/>
+          <w:sz w:val="28"/>
+          <w:szCs w:val="28"/>
+          <w:lang w:eastAsia="ru-RU"/>
+        </w:rPr>
+      </w:pPr>
+    </w:p>
+    <w:p>
+      <w:pPr>
+        <w:spacing w:before="100" w:beforeAutospacing="1" w:after="100" w:afterAutospacing="1" w:line="360" w:lineRule="auto"/>
+        <w:rPr>
+          <w:rFonts w:ascii="Times New Roman" w:eastAsia="Times New Roman" w:hAnsi="Times New Roman" w:cs="Times New Roman"/>
+          <w:sz w:val="28"/>
+          <w:szCs w:val="28"/>
+          <w:lang w:eastAsia="ru-RU"/>
+        </w:rPr>
+      </w:pPr>
+    </w:p>
+    <w:p>
+      <w:pPr>
+        <w:spacing w:before="100" w:beforeAutospacing="1" w:after="100" w:afterAutospacing="1" w:line="360" w:lineRule="auto"/>
+        <w:rPr>
+          <w:rFonts w:ascii="Times New Roman" w:eastAsia="Times New Roman" w:hAnsi="Times New Roman" w:cs="Times New Roman"/>
+          <w:sz w:val="28"/>
+          <w:szCs w:val="28"/>
+          <w:lang w:eastAsia="ru-RU"/>
+        </w:rPr>
+      </w:pPr>
+    </w:p>
+    <w:p>
+      <w:pPr>
+        <w:spacing w:before="100" w:beforeAutospacing="1" w:after="100" w:afterAutospacing="1" w:line="360" w:lineRule="auto"/>
+        <w:rPr>
+          <w:rFonts w:ascii="Times New Roman" w:eastAsia="Times New Roman" w:hAnsi="Times New Roman" w:cs="Times New Roman"/>
+          <w:sz w:val="28"/>
+          <w:szCs w:val="28"/>
+          <w:lang w:eastAsia="ru-RU"/>
+        </w:rPr>
+      </w:pPr>
+    </w:p>
+    <w:p>
+      <w:pPr>
+        <w:spacing w:before="100" w:beforeAutospacing="1" w:after="100" w:afterAutospacing="1" w:line="360" w:lineRule="auto"/>
+        <w:rPr>
+          <w:rFonts w:ascii="Times New Roman" w:eastAsia="Times New Roman" w:hAnsi="Times New Roman" w:cs="Times New Roman"/>
+          <w:sz w:val="28"/>
+          <w:szCs w:val="28"/>
+          <w:lang w:eastAsia="ru-RU"/>
+        </w:rPr>
+      </w:pPr>
+    </w:p>
+    <w:p>
+      <w:pPr>
+        <w:spacing w:before="100" w:beforeAutospacing="1" w:after="100" w:afterAutospacing="1" w:line="360" w:lineRule="auto"/>
+        <w:rPr>
+          <w:rFonts w:ascii="Times New Roman" w:eastAsia="Times New Roman" w:hAnsi="Times New Roman" w:cs="Times New Roman"/>
+          <w:sz w:val="28"/>
+          <w:szCs w:val="28"/>
+          <w:lang w:eastAsia="ru-RU"/>
+        </w:rPr>
+      </w:pPr>
+    </w:p>
+    <w:p>
+      <w:pPr>
+        <w:spacing w:before="100" w:beforeAutospacing="1" w:after="100" w:afterAutospacing="1" w:line="360" w:lineRule="auto"/>
+        <w:rPr>
+          <w:rFonts w:ascii="Times New Roman" w:eastAsia="Times New Roman" w:hAnsi="Times New Roman" w:cs="Times New Roman"/>
+          <w:sz w:val="28"/>
+          <w:szCs w:val="28"/>
+          <w:lang w:eastAsia="ru-RU"/>
+        </w:rPr>
+      </w:pPr>
+    </w:p>
+    <w:p>
+      <w:pPr>
+        <w:spacing w:before="100" w:beforeAutospacing="1" w:after="100" w:afterAutospacing="1" w:line="360" w:lineRule="auto"/>
+        <w:rPr>
+          <w:rFonts w:ascii="Times New Roman" w:eastAsia="Times New Roman" w:hAnsi="Times New Roman" w:cs="Times New Roman"/>
+          <w:sz w:val="28"/>
+          <w:szCs w:val="28"/>
+          <w:lang w:eastAsia="ru-RU"/>
+        </w:rPr>
+      </w:pPr>
+    </w:p>
+    <w:p>
+      <w:pPr>
+        <w:spacing w:before="100" w:beforeAutospacing="1" w:after="100" w:afterAutospacing="1" w:line="360" w:lineRule="auto"/>
+        <w:rPr>
+          <w:rFonts w:ascii="Times New Roman" w:eastAsia="Times New Roman" w:hAnsi="Times New Roman" w:cs="Times New Roman"/>
+          <w:sz w:val="28"/>
+          <w:szCs w:val="28"/>
+          <w:lang w:eastAsia="ru-RU"/>
+        </w:rPr>
+      </w:pPr>
+    </w:p>
+    <w:p>
+      <w:pPr>
+        <w:spacing w:before="100" w:beforeAutospacing="1" w:after="100" w:afterAutospacing="1" w:line="360" w:lineRule="auto"/>
         <w:rPr>
           <w:rFonts w:ascii="Times New Roman" w:eastAsia="Times New Roman" w:hAnsi="Times New Roman" w:cs="Times New Roman"/>
           <w:sz w:val="28"/>
@@ -4298,6 +4212,7 @@
     <w:p>
       <w:pPr>
         <w:pStyle w:val="1"/>
+        <w:spacing w:line="360" w:lineRule="auto"/>
         <w:jc w:val="center"/>
         <w:rPr>
           <w:sz w:val="32"/>
@@ -4310,6 +4225,7 @@
           <w:sz w:val="32"/>
           <w:szCs w:val="32"/>
         </w:rPr>
+        <w:lastRenderedPageBreak/>
         <w:t>2. ПОСТАНОВКА ЗАДАЧИ</w:t>
       </w:r>
       <w:bookmarkEnd w:id="6"/>
@@ -4317,6 +4233,7 @@
     <w:p>
       <w:pPr>
         <w:pStyle w:val="2"/>
+        <w:spacing w:line="360" w:lineRule="auto"/>
         <w:jc w:val="center"/>
         <w:rPr>
           <w:sz w:val="28"/>
@@ -4335,7 +4252,7 @@
     </w:p>
     <w:p>
       <w:pPr>
-        <w:spacing w:before="100" w:beforeAutospacing="1" w:after="100" w:afterAutospacing="1" w:line="240" w:lineRule="auto"/>
+        <w:spacing w:before="100" w:beforeAutospacing="1" w:after="100" w:afterAutospacing="1" w:line="360" w:lineRule="auto"/>
         <w:ind w:firstLine="708"/>
         <w:jc w:val="both"/>
         <w:rPr>
@@ -4357,7 +4274,7 @@
     </w:p>
     <w:p>
       <w:pPr>
-        <w:spacing w:before="100" w:beforeAutospacing="1" w:after="100" w:afterAutospacing="1" w:line="240" w:lineRule="auto"/>
+        <w:spacing w:before="100" w:beforeAutospacing="1" w:after="100" w:afterAutospacing="1" w:line="360" w:lineRule="auto"/>
         <w:ind w:firstLine="708"/>
         <w:jc w:val="both"/>
         <w:rPr>
@@ -4435,7 +4352,7 @@
     </w:p>
     <w:p>
       <w:pPr>
-        <w:spacing w:before="100" w:beforeAutospacing="1" w:after="100" w:afterAutospacing="1" w:line="240" w:lineRule="auto"/>
+        <w:spacing w:before="100" w:beforeAutospacing="1" w:after="100" w:afterAutospacing="1" w:line="360" w:lineRule="auto"/>
         <w:rPr>
           <w:rFonts w:ascii="Times New Roman" w:eastAsia="Times New Roman" w:hAnsi="Times New Roman" w:cs="Times New Roman"/>
           <w:sz w:val="28"/>
@@ -4455,7 +4372,7 @@
     </w:p>
     <w:p>
       <w:pPr>
-        <w:spacing w:before="100" w:beforeAutospacing="1" w:after="100" w:afterAutospacing="1" w:line="240" w:lineRule="auto"/>
+        <w:spacing w:before="100" w:beforeAutospacing="1" w:after="100" w:afterAutospacing="1" w:line="360" w:lineRule="auto"/>
         <w:rPr>
           <w:rFonts w:ascii="Times New Roman" w:eastAsia="Times New Roman" w:hAnsi="Times New Roman" w:cs="Times New Roman"/>
           <w:sz w:val="28"/>
@@ -4526,6 +4443,7 @@
     <w:p>
       <w:pPr>
         <w:pStyle w:val="2"/>
+        <w:spacing w:line="360" w:lineRule="auto"/>
         <w:jc w:val="center"/>
         <w:rPr>
           <w:sz w:val="28"/>
@@ -4545,6 +4463,7 @@
     <w:p>
       <w:pPr>
         <w:pStyle w:val="3"/>
+        <w:spacing w:line="360" w:lineRule="auto"/>
         <w:rPr>
           <w:rFonts w:ascii="Times New Roman" w:eastAsia="Times New Roman" w:hAnsi="Times New Roman" w:cs="Times New Roman"/>
           <w:b/>
@@ -4582,7 +4501,7 @@
     </w:p>
     <w:p>
       <w:pPr>
-        <w:spacing w:before="100" w:beforeAutospacing="1" w:after="100" w:afterAutospacing="1" w:line="240" w:lineRule="auto"/>
+        <w:spacing w:before="100" w:beforeAutospacing="1" w:after="100" w:afterAutospacing="1" w:line="360" w:lineRule="auto"/>
         <w:rPr>
           <w:rFonts w:ascii="Times New Roman" w:eastAsia="Times New Roman" w:hAnsi="Times New Roman" w:cs="Times New Roman"/>
           <w:sz w:val="28"/>
@@ -4602,22 +4521,21 @@
     </w:p>
     <w:p>
       <w:pPr>
-        <w:spacing w:before="100" w:beforeAutospacing="1" w:after="100" w:afterAutospacing="1" w:line="240" w:lineRule="auto"/>
-        <w:rPr>
-          <w:rFonts w:ascii="Times New Roman" w:eastAsia="Times New Roman" w:hAnsi="Times New Roman" w:cs="Times New Roman"/>
-          <w:sz w:val="28"/>
-          <w:szCs w:val="28"/>
-          <w:lang w:eastAsia="ru-RU"/>
-        </w:rPr>
-      </w:pPr>
-      <w:r>
-        <w:rPr>
-          <w:rFonts w:ascii="Times New Roman" w:eastAsia="Times New Roman" w:hAnsi="Times New Roman" w:cs="Times New Roman"/>
-          <w:sz w:val="28"/>
-          <w:szCs w:val="28"/>
-          <w:lang w:eastAsia="ru-RU"/>
-        </w:rPr>
-        <w:lastRenderedPageBreak/>
+        <w:spacing w:before="100" w:beforeAutospacing="1" w:after="100" w:afterAutospacing="1" w:line="360" w:lineRule="auto"/>
+        <w:rPr>
+          <w:rFonts w:ascii="Times New Roman" w:eastAsia="Times New Roman" w:hAnsi="Times New Roman" w:cs="Times New Roman"/>
+          <w:sz w:val="28"/>
+          <w:szCs w:val="28"/>
+          <w:lang w:eastAsia="ru-RU"/>
+        </w:rPr>
+      </w:pPr>
+      <w:r>
+        <w:rPr>
+          <w:rFonts w:ascii="Times New Roman" w:eastAsia="Times New Roman" w:hAnsi="Times New Roman" w:cs="Times New Roman"/>
+          <w:sz w:val="28"/>
+          <w:szCs w:val="28"/>
+          <w:lang w:eastAsia="ru-RU"/>
+        </w:rPr>
         <w:t>– загрузка изображений пользователем;</w:t>
       </w:r>
       <w:r>
@@ -4638,6 +4556,15 @@
           <w:lang w:eastAsia="ru-RU"/>
         </w:rPr>
         <w:br/>
+      </w:r>
+      <w:r>
+        <w:rPr>
+          <w:rFonts w:ascii="Times New Roman" w:eastAsia="Times New Roman" w:hAnsi="Times New Roman" w:cs="Times New Roman"/>
+          <w:sz w:val="28"/>
+          <w:szCs w:val="28"/>
+          <w:lang w:eastAsia="ru-RU"/>
+        </w:rPr>
+        <w:lastRenderedPageBreak/>
         <w:t>– масштабирование изображений до фиксированного размера;</w:t>
       </w:r>
       <w:r>
@@ -4733,29 +4660,8 @@
     </w:p>
     <w:p>
       <w:pPr>
-        <w:spacing w:before="100" w:beforeAutospacing="1" w:after="100" w:afterAutospacing="1" w:line="240" w:lineRule="auto"/>
-        <w:rPr>
-          <w:rFonts w:ascii="Times New Roman" w:eastAsia="Times New Roman" w:hAnsi="Times New Roman" w:cs="Times New Roman"/>
-          <w:sz w:val="28"/>
-          <w:szCs w:val="28"/>
-          <w:lang w:eastAsia="ru-RU"/>
-        </w:rPr>
-      </w:pPr>
-    </w:p>
-    <w:p>
-      <w:pPr>
-        <w:spacing w:before="100" w:beforeAutospacing="1" w:after="100" w:afterAutospacing="1" w:line="240" w:lineRule="auto"/>
-        <w:rPr>
-          <w:rFonts w:ascii="Times New Roman" w:eastAsia="Times New Roman" w:hAnsi="Times New Roman" w:cs="Times New Roman"/>
-          <w:sz w:val="28"/>
-          <w:szCs w:val="28"/>
-          <w:lang w:eastAsia="ru-RU"/>
-        </w:rPr>
-      </w:pPr>
-    </w:p>
-    <w:p>
-      <w:pPr>
         <w:pStyle w:val="3"/>
+        <w:spacing w:line="360" w:lineRule="auto"/>
         <w:rPr>
           <w:rFonts w:ascii="Times New Roman" w:eastAsia="Times New Roman" w:hAnsi="Times New Roman" w:cs="Times New Roman"/>
           <w:b/>
@@ -4783,7 +4689,7 @@
     </w:p>
     <w:p>
       <w:pPr>
-        <w:spacing w:before="100" w:beforeAutospacing="1" w:after="100" w:afterAutospacing="1" w:line="240" w:lineRule="auto"/>
+        <w:spacing w:before="100" w:beforeAutospacing="1" w:after="100" w:afterAutospacing="1" w:line="360" w:lineRule="auto"/>
         <w:rPr>
           <w:rFonts w:ascii="Times New Roman" w:eastAsia="Times New Roman" w:hAnsi="Times New Roman" w:cs="Times New Roman"/>
           <w:sz w:val="28"/>
@@ -4803,7 +4709,7 @@
     </w:p>
     <w:p>
       <w:pPr>
-        <w:spacing w:before="100" w:beforeAutospacing="1" w:after="100" w:afterAutospacing="1" w:line="240" w:lineRule="auto"/>
+        <w:spacing w:before="100" w:beforeAutospacing="1" w:after="100" w:afterAutospacing="1" w:line="360" w:lineRule="auto"/>
         <w:rPr>
           <w:rFonts w:ascii="Times New Roman" w:eastAsia="Times New Roman" w:hAnsi="Times New Roman" w:cs="Times New Roman"/>
           <w:sz w:val="28"/>
@@ -4873,7 +4779,85 @@
     </w:p>
     <w:p>
       <w:pPr>
+        <w:spacing w:before="100" w:beforeAutospacing="1" w:after="100" w:afterAutospacing="1" w:line="360" w:lineRule="auto"/>
+        <w:rPr>
+          <w:rFonts w:ascii="Times New Roman" w:eastAsia="Times New Roman" w:hAnsi="Times New Roman" w:cs="Times New Roman"/>
+          <w:sz w:val="28"/>
+          <w:szCs w:val="28"/>
+          <w:lang w:eastAsia="ru-RU"/>
+        </w:rPr>
+      </w:pPr>
+    </w:p>
+    <w:p>
+      <w:pPr>
+        <w:spacing w:before="100" w:beforeAutospacing="1" w:after="100" w:afterAutospacing="1" w:line="360" w:lineRule="auto"/>
+        <w:rPr>
+          <w:rFonts w:ascii="Times New Roman" w:eastAsia="Times New Roman" w:hAnsi="Times New Roman" w:cs="Times New Roman"/>
+          <w:sz w:val="28"/>
+          <w:szCs w:val="28"/>
+          <w:lang w:eastAsia="ru-RU"/>
+        </w:rPr>
+      </w:pPr>
+    </w:p>
+    <w:p>
+      <w:pPr>
+        <w:spacing w:before="100" w:beforeAutospacing="1" w:after="100" w:afterAutospacing="1" w:line="360" w:lineRule="auto"/>
+        <w:rPr>
+          <w:rFonts w:ascii="Times New Roman" w:eastAsia="Times New Roman" w:hAnsi="Times New Roman" w:cs="Times New Roman"/>
+          <w:sz w:val="28"/>
+          <w:szCs w:val="28"/>
+          <w:lang w:eastAsia="ru-RU"/>
+        </w:rPr>
+      </w:pPr>
+    </w:p>
+    <w:p>
+      <w:pPr>
+        <w:spacing w:before="100" w:beforeAutospacing="1" w:after="100" w:afterAutospacing="1" w:line="360" w:lineRule="auto"/>
+        <w:rPr>
+          <w:rFonts w:ascii="Times New Roman" w:eastAsia="Times New Roman" w:hAnsi="Times New Roman" w:cs="Times New Roman"/>
+          <w:sz w:val="28"/>
+          <w:szCs w:val="28"/>
+          <w:lang w:eastAsia="ru-RU"/>
+        </w:rPr>
+      </w:pPr>
+    </w:p>
+    <w:p>
+      <w:pPr>
+        <w:spacing w:before="100" w:beforeAutospacing="1" w:after="100" w:afterAutospacing="1" w:line="360" w:lineRule="auto"/>
+        <w:rPr>
+          <w:rFonts w:ascii="Times New Roman" w:eastAsia="Times New Roman" w:hAnsi="Times New Roman" w:cs="Times New Roman"/>
+          <w:sz w:val="28"/>
+          <w:szCs w:val="28"/>
+          <w:lang w:eastAsia="ru-RU"/>
+        </w:rPr>
+      </w:pPr>
+    </w:p>
+    <w:p>
+      <w:pPr>
+        <w:spacing w:before="100" w:beforeAutospacing="1" w:after="100" w:afterAutospacing="1" w:line="360" w:lineRule="auto"/>
+        <w:rPr>
+          <w:rFonts w:ascii="Times New Roman" w:eastAsia="Times New Roman" w:hAnsi="Times New Roman" w:cs="Times New Roman"/>
+          <w:sz w:val="28"/>
+          <w:szCs w:val="28"/>
+          <w:lang w:eastAsia="ru-RU"/>
+        </w:rPr>
+      </w:pPr>
+    </w:p>
+    <w:p>
+      <w:pPr>
+        <w:spacing w:before="100" w:beforeAutospacing="1" w:after="100" w:afterAutospacing="1" w:line="360" w:lineRule="auto"/>
+        <w:rPr>
+          <w:rFonts w:ascii="Times New Roman" w:eastAsia="Times New Roman" w:hAnsi="Times New Roman" w:cs="Times New Roman"/>
+          <w:sz w:val="28"/>
+          <w:szCs w:val="28"/>
+          <w:lang w:eastAsia="ru-RU"/>
+        </w:rPr>
+      </w:pPr>
+    </w:p>
+    <w:p>
+      <w:pPr>
         <w:pStyle w:val="1"/>
+        <w:spacing w:line="360" w:lineRule="auto"/>
         <w:jc w:val="center"/>
         <w:rPr>
           <w:sz w:val="32"/>
@@ -4886,6 +4870,7 @@
           <w:sz w:val="32"/>
           <w:szCs w:val="32"/>
         </w:rPr>
+        <w:lastRenderedPageBreak/>
         <w:t>3. ВЫБОР СРЕДСТВ И ИХ ОБОСНОВАНИЕ</w:t>
       </w:r>
       <w:bookmarkEnd w:id="11"/>
@@ -4893,6 +4878,7 @@
     <w:p>
       <w:pPr>
         <w:pStyle w:val="2"/>
+        <w:spacing w:line="360" w:lineRule="auto"/>
         <w:jc w:val="center"/>
         <w:rPr>
           <w:sz w:val="28"/>
@@ -4911,7 +4897,8 @@
     </w:p>
     <w:p>
       <w:pPr>
-        <w:spacing w:before="100" w:beforeAutospacing="1" w:after="100" w:afterAutospacing="1" w:line="240" w:lineRule="auto"/>
+        <w:spacing w:before="100" w:beforeAutospacing="1" w:after="100" w:afterAutospacing="1" w:line="360" w:lineRule="auto"/>
+        <w:ind w:firstLine="708"/>
         <w:rPr>
           <w:rFonts w:ascii="Times New Roman" w:eastAsia="Times New Roman" w:hAnsi="Times New Roman" w:cs="Times New Roman"/>
           <w:sz w:val="28"/>
@@ -4931,7 +4918,7 @@
     </w:p>
     <w:p>
       <w:pPr>
-        <w:spacing w:before="100" w:beforeAutospacing="1" w:after="100" w:afterAutospacing="1" w:line="240" w:lineRule="auto"/>
+        <w:spacing w:before="100" w:beforeAutospacing="1" w:after="100" w:afterAutospacing="1" w:line="360" w:lineRule="auto"/>
         <w:rPr>
           <w:rFonts w:ascii="Times New Roman" w:eastAsia="Times New Roman" w:hAnsi="Times New Roman" w:cs="Times New Roman"/>
           <w:sz w:val="28"/>
@@ -4965,7 +4952,7 @@
           <w:ilvl w:val="0"/>
           <w:numId w:val="12"/>
         </w:numPr>
-        <w:spacing w:before="100" w:beforeAutospacing="1" w:after="100" w:afterAutospacing="1" w:line="240" w:lineRule="auto"/>
+        <w:spacing w:before="100" w:beforeAutospacing="1" w:after="100" w:afterAutospacing="1" w:line="360" w:lineRule="auto"/>
         <w:rPr>
           <w:rFonts w:ascii="Times New Roman" w:eastAsia="Times New Roman" w:hAnsi="Times New Roman" w:cs="Times New Roman"/>
           <w:sz w:val="28"/>
@@ -4990,7 +4977,7 @@
           <w:ilvl w:val="0"/>
           <w:numId w:val="12"/>
         </w:numPr>
-        <w:spacing w:before="100" w:beforeAutospacing="1" w:after="100" w:afterAutospacing="1" w:line="240" w:lineRule="auto"/>
+        <w:spacing w:before="100" w:beforeAutospacing="1" w:after="100" w:afterAutospacing="1" w:line="360" w:lineRule="auto"/>
         <w:rPr>
           <w:rFonts w:ascii="Times New Roman" w:eastAsia="Times New Roman" w:hAnsi="Times New Roman" w:cs="Times New Roman"/>
           <w:sz w:val="28"/>
@@ -5015,32 +5002,22 @@
           <w:ilvl w:val="0"/>
           <w:numId w:val="12"/>
         </w:numPr>
-        <w:spacing w:before="100" w:beforeAutospacing="1" w:after="100" w:afterAutospacing="1" w:line="240" w:lineRule="auto"/>
-        <w:rPr>
-          <w:rFonts w:ascii="Times New Roman" w:eastAsia="Times New Roman" w:hAnsi="Times New Roman" w:cs="Times New Roman"/>
-          <w:sz w:val="28"/>
-          <w:szCs w:val="28"/>
-          <w:lang w:eastAsia="ru-RU"/>
-        </w:rPr>
-      </w:pPr>
-      <w:r>
-        <w:rPr>
-          <w:rFonts w:ascii="Times New Roman" w:eastAsia="Times New Roman" w:hAnsi="Times New Roman" w:cs="Times New Roman"/>
-          <w:sz w:val="28"/>
-          <w:szCs w:val="28"/>
-          <w:lang w:eastAsia="ru-RU"/>
-        </w:rPr>
-        <w:t xml:space="preserve">Дополнительным преимуществом является наличие развитой стандартной библиотеки, которая упрощает реализацию задач, </w:t>
-      </w:r>
-      <w:r>
-        <w:rPr>
-          <w:rFonts w:ascii="Times New Roman" w:eastAsia="Times New Roman" w:hAnsi="Times New Roman" w:cs="Times New Roman"/>
-          <w:sz w:val="28"/>
-          <w:szCs w:val="28"/>
-          <w:lang w:eastAsia="ru-RU"/>
-        </w:rPr>
-        <w:lastRenderedPageBreak/>
-        <w:t>связанных с обработкой файлов, изображений и взаимодействием с базами данных.</w:t>
+        <w:spacing w:before="100" w:beforeAutospacing="1" w:after="100" w:afterAutospacing="1" w:line="360" w:lineRule="auto"/>
+        <w:rPr>
+          <w:rFonts w:ascii="Times New Roman" w:eastAsia="Times New Roman" w:hAnsi="Times New Roman" w:cs="Times New Roman"/>
+          <w:sz w:val="28"/>
+          <w:szCs w:val="28"/>
+          <w:lang w:eastAsia="ru-RU"/>
+        </w:rPr>
+      </w:pPr>
+      <w:r>
+        <w:rPr>
+          <w:rFonts w:ascii="Times New Roman" w:eastAsia="Times New Roman" w:hAnsi="Times New Roman" w:cs="Times New Roman"/>
+          <w:sz w:val="28"/>
+          <w:szCs w:val="28"/>
+          <w:lang w:eastAsia="ru-RU"/>
+        </w:rPr>
+        <w:t>Дополнительным преимуществом является наличие развитой стандартной библиотеки, которая упрощает реализацию задач, связанных с обработкой файлов, изображений и взаимодействием с базами данных.</w:t>
       </w:r>
     </w:p>
     <w:p>
@@ -5050,7 +5027,7 @@
           <w:ilvl w:val="0"/>
           <w:numId w:val="12"/>
         </w:numPr>
-        <w:spacing w:before="100" w:beforeAutospacing="1" w:after="100" w:afterAutospacing="1" w:line="240" w:lineRule="auto"/>
+        <w:spacing w:before="100" w:beforeAutospacing="1" w:after="100" w:afterAutospacing="1" w:line="360" w:lineRule="auto"/>
         <w:rPr>
           <w:rFonts w:ascii="Times New Roman" w:eastAsia="Times New Roman" w:hAnsi="Times New Roman" w:cs="Times New Roman"/>
           <w:sz w:val="28"/>
@@ -5071,6 +5048,7 @@
     <w:p>
       <w:pPr>
         <w:pStyle w:val="2"/>
+        <w:spacing w:line="360" w:lineRule="auto"/>
         <w:jc w:val="center"/>
         <w:rPr>
           <w:sz w:val="28"/>
@@ -5090,6 +5068,7 @@
     <w:p>
       <w:pPr>
         <w:pStyle w:val="3"/>
+        <w:spacing w:line="360" w:lineRule="auto"/>
         <w:rPr>
           <w:rFonts w:ascii="Times New Roman" w:eastAsia="Times New Roman" w:hAnsi="Times New Roman" w:cs="Times New Roman"/>
           <w:b/>
@@ -5117,7 +5096,7 @@
     </w:p>
     <w:p>
       <w:pPr>
-        <w:spacing w:before="100" w:beforeAutospacing="1" w:after="100" w:afterAutospacing="1" w:line="240" w:lineRule="auto"/>
+        <w:spacing w:before="100" w:beforeAutospacing="1" w:after="100" w:afterAutospacing="1" w:line="360" w:lineRule="auto"/>
         <w:rPr>
           <w:rFonts w:ascii="Times New Roman" w:eastAsia="Times New Roman" w:hAnsi="Times New Roman" w:cs="Times New Roman"/>
           <w:sz w:val="28"/>
@@ -5137,7 +5116,7 @@
     </w:p>
     <w:p>
       <w:pPr>
-        <w:spacing w:before="100" w:beforeAutospacing="1" w:after="100" w:afterAutospacing="1" w:line="240" w:lineRule="auto"/>
+        <w:spacing w:before="100" w:beforeAutospacing="1" w:after="100" w:afterAutospacing="1" w:line="360" w:lineRule="auto"/>
         <w:ind w:firstLine="708"/>
         <w:jc w:val="both"/>
         <w:rPr>
@@ -5159,7 +5138,7 @@
     </w:p>
     <w:p>
       <w:pPr>
-        <w:spacing w:before="100" w:beforeAutospacing="1" w:after="100" w:afterAutospacing="1" w:line="240" w:lineRule="auto"/>
+        <w:spacing w:before="100" w:beforeAutospacing="1" w:after="100" w:afterAutospacing="1" w:line="360" w:lineRule="auto"/>
         <w:ind w:firstLine="708"/>
         <w:jc w:val="both"/>
         <w:rPr>
@@ -5172,7 +5151,7 @@
     </w:p>
     <w:p>
       <w:pPr>
-        <w:spacing w:before="100" w:beforeAutospacing="1" w:after="100" w:afterAutospacing="1" w:line="240" w:lineRule="auto"/>
+        <w:spacing w:before="100" w:beforeAutospacing="1" w:after="100" w:afterAutospacing="1" w:line="360" w:lineRule="auto"/>
         <w:rPr>
           <w:rFonts w:ascii="Times New Roman" w:eastAsia="Times New Roman" w:hAnsi="Times New Roman" w:cs="Times New Roman"/>
           <w:sz w:val="28"/>
@@ -5192,7 +5171,7 @@
     </w:p>
     <w:p>
       <w:pPr>
-        <w:spacing w:before="100" w:beforeAutospacing="1" w:after="100" w:afterAutospacing="1" w:line="240" w:lineRule="auto"/>
+        <w:spacing w:before="100" w:beforeAutospacing="1" w:after="100" w:afterAutospacing="1" w:line="360" w:lineRule="auto"/>
         <w:rPr>
           <w:rFonts w:ascii="Times New Roman" w:eastAsia="Times New Roman" w:hAnsi="Times New Roman" w:cs="Times New Roman"/>
           <w:sz w:val="28"/>
@@ -5233,6 +5212,7 @@
     <w:p>
       <w:pPr>
         <w:pStyle w:val="3"/>
+        <w:spacing w:line="360" w:lineRule="auto"/>
         <w:rPr>
           <w:rFonts w:ascii="Times New Roman" w:eastAsia="Times New Roman" w:hAnsi="Times New Roman" w:cs="Times New Roman"/>
           <w:b/>
@@ -5274,7 +5254,7 @@
     </w:p>
     <w:p>
       <w:pPr>
-        <w:spacing w:before="100" w:beforeAutospacing="1" w:after="100" w:afterAutospacing="1" w:line="240" w:lineRule="auto"/>
+        <w:spacing w:before="100" w:beforeAutospacing="1" w:after="100" w:afterAutospacing="1" w:line="360" w:lineRule="auto"/>
         <w:rPr>
           <w:rFonts w:ascii="Times New Roman" w:eastAsia="Times New Roman" w:hAnsi="Times New Roman" w:cs="Times New Roman"/>
           <w:sz w:val="28"/>
@@ -5314,7 +5294,7 @@
     </w:p>
     <w:p>
       <w:pPr>
-        <w:spacing w:before="100" w:beforeAutospacing="1" w:after="100" w:afterAutospacing="1" w:line="240" w:lineRule="auto"/>
+        <w:spacing w:before="100" w:beforeAutospacing="1" w:after="100" w:afterAutospacing="1" w:line="360" w:lineRule="auto"/>
         <w:rPr>
           <w:rFonts w:ascii="Times New Roman" w:eastAsia="Times New Roman" w:hAnsi="Times New Roman" w:cs="Times New Roman"/>
           <w:sz w:val="28"/>
@@ -5334,7 +5314,7 @@
     </w:p>
     <w:p>
       <w:pPr>
-        <w:spacing w:before="100" w:beforeAutospacing="1" w:after="100" w:afterAutospacing="1" w:line="240" w:lineRule="auto"/>
+        <w:spacing w:before="100" w:beforeAutospacing="1" w:after="100" w:afterAutospacing="1" w:line="360" w:lineRule="auto"/>
         <w:rPr>
           <w:rFonts w:ascii="Times New Roman" w:eastAsia="Times New Roman" w:hAnsi="Times New Roman" w:cs="Times New Roman"/>
           <w:sz w:val="28"/>
@@ -5385,6 +5365,7 @@
     <w:p>
       <w:pPr>
         <w:pStyle w:val="3"/>
+        <w:spacing w:line="360" w:lineRule="auto"/>
         <w:rPr>
           <w:rFonts w:ascii="Times New Roman" w:eastAsia="Times New Roman" w:hAnsi="Times New Roman" w:cs="Times New Roman"/>
           <w:b/>
@@ -5426,7 +5407,7 @@
     </w:p>
     <w:p>
       <w:pPr>
-        <w:spacing w:before="100" w:beforeAutospacing="1" w:after="100" w:afterAutospacing="1" w:line="240" w:lineRule="auto"/>
+        <w:spacing w:before="100" w:beforeAutospacing="1" w:after="100" w:afterAutospacing="1" w:line="360" w:lineRule="auto"/>
         <w:rPr>
           <w:rFonts w:ascii="Times New Roman" w:eastAsia="Times New Roman" w:hAnsi="Times New Roman" w:cs="Times New Roman"/>
           <w:sz w:val="28"/>
@@ -5486,7 +5467,7 @@
     </w:p>
     <w:p>
       <w:pPr>
-        <w:spacing w:before="100" w:beforeAutospacing="1" w:after="100" w:afterAutospacing="1" w:line="240" w:lineRule="auto"/>
+        <w:spacing w:before="100" w:beforeAutospacing="1" w:after="100" w:afterAutospacing="1" w:line="360" w:lineRule="auto"/>
         <w:rPr>
           <w:rFonts w:ascii="Times New Roman" w:eastAsia="Times New Roman" w:hAnsi="Times New Roman" w:cs="Times New Roman"/>
           <w:sz w:val="28"/>
@@ -5506,7 +5487,7 @@
     </w:p>
     <w:p>
       <w:pPr>
-        <w:spacing w:before="100" w:beforeAutospacing="1" w:after="100" w:afterAutospacing="1" w:line="240" w:lineRule="auto"/>
+        <w:spacing w:before="100" w:beforeAutospacing="1" w:after="100" w:afterAutospacing="1" w:line="360" w:lineRule="auto"/>
         <w:rPr>
           <w:rFonts w:ascii="Times New Roman" w:eastAsia="Times New Roman" w:hAnsi="Times New Roman" w:cs="Times New Roman"/>
           <w:sz w:val="28"/>
@@ -5547,6 +5528,7 @@
     <w:p>
       <w:pPr>
         <w:pStyle w:val="2"/>
+        <w:spacing w:line="360" w:lineRule="auto"/>
         <w:jc w:val="center"/>
         <w:rPr>
           <w:sz w:val="28"/>
@@ -5559,14 +5541,82 @@
           <w:sz w:val="28"/>
           <w:szCs w:val="28"/>
         </w:rPr>
+        <w:t>3.3 Обоснование выбора алгоритмов</w:t>
+      </w:r>
+      <w:bookmarkEnd w:id="17"/>
+    </w:p>
+    <w:p>
+      <w:pPr>
+        <w:spacing w:before="100" w:beforeAutospacing="1" w:after="100" w:afterAutospacing="1" w:line="360" w:lineRule="auto"/>
+        <w:ind w:firstLine="708"/>
+        <w:jc w:val="both"/>
+        <w:rPr>
+          <w:rFonts w:ascii="Times New Roman" w:eastAsia="Times New Roman" w:hAnsi="Times New Roman" w:cs="Times New Roman"/>
+          <w:sz w:val="28"/>
+          <w:szCs w:val="28"/>
+          <w:lang w:eastAsia="ru-RU"/>
+        </w:rPr>
+      </w:pPr>
+      <w:r>
+        <w:rPr>
+          <w:rFonts w:ascii="Times New Roman" w:eastAsia="Times New Roman" w:hAnsi="Times New Roman" w:cs="Times New Roman"/>
+          <w:sz w:val="28"/>
+          <w:szCs w:val="28"/>
+          <w:lang w:eastAsia="ru-RU"/>
+        </w:rPr>
+        <w:t>В качестве основного алгоритма классификации выбран алгоритм k-ближайших соседей.</w:t>
+      </w:r>
+      <w:r>
+        <w:rPr>
+          <w:rFonts w:ascii="Times New Roman" w:eastAsia="Times New Roman" w:hAnsi="Times New Roman" w:cs="Times New Roman"/>
+          <w:sz w:val="28"/>
+          <w:szCs w:val="28"/>
+          <w:lang w:eastAsia="ru-RU"/>
+        </w:rPr>
+        <w:t xml:space="preserve"> </w:t>
+      </w:r>
+      <w:r>
+        <w:rPr>
+          <w:rFonts w:ascii="Times New Roman" w:eastAsia="Times New Roman" w:hAnsi="Times New Roman" w:cs="Times New Roman"/>
+          <w:sz w:val="28"/>
+          <w:szCs w:val="28"/>
+          <w:lang w:eastAsia="ru-RU"/>
+        </w:rPr>
+        <w:t xml:space="preserve">Данный алгоритм отличается простотой реализации и </w:t>
+      </w:r>
+      <w:r>
+        <w:rPr>
+          <w:rFonts w:ascii="Times New Roman" w:eastAsia="Times New Roman" w:hAnsi="Times New Roman" w:cs="Times New Roman"/>
+          <w:sz w:val="28"/>
+          <w:szCs w:val="28"/>
+          <w:lang w:eastAsia="ru-RU"/>
+        </w:rPr>
         <w:lastRenderedPageBreak/>
-        <w:t>3.3 Обоснование выбора алгоритмов</w:t>
-      </w:r>
-      <w:bookmarkEnd w:id="17"/>
-    </w:p>
-    <w:p>
-      <w:pPr>
-        <w:spacing w:before="100" w:beforeAutospacing="1" w:after="100" w:afterAutospacing="1" w:line="240" w:lineRule="auto"/>
+        <w:t>наглядностью работы, что делает его удобным для использования в учебных целях.</w:t>
+      </w:r>
+      <w:r>
+        <w:rPr>
+          <w:rFonts w:ascii="Times New Roman" w:eastAsia="Times New Roman" w:hAnsi="Times New Roman" w:cs="Times New Roman"/>
+          <w:sz w:val="28"/>
+          <w:szCs w:val="28"/>
+          <w:lang w:eastAsia="ru-RU"/>
+        </w:rPr>
+        <w:t xml:space="preserve"> </w:t>
+      </w:r>
+      <w:r>
+        <w:rPr>
+          <w:rFonts w:ascii="Times New Roman" w:eastAsia="Times New Roman" w:hAnsi="Times New Roman" w:cs="Times New Roman"/>
+          <w:sz w:val="28"/>
+          <w:szCs w:val="28"/>
+          <w:lang w:eastAsia="ru-RU"/>
+        </w:rPr>
+        <w:t>Алгоритм не требует предварительного обучения модели, а классификация осуществляется на основе сравнения нового объекта с существующими примерами.</w:t>
+      </w:r>
+    </w:p>
+    <w:p>
+      <w:pPr>
+        <w:spacing w:before="100" w:beforeAutospacing="1" w:after="100" w:afterAutospacing="1" w:line="360" w:lineRule="auto"/>
+        <w:ind w:firstLine="708"/>
         <w:jc w:val="both"/>
         <w:rPr>
           <w:rFonts w:ascii="Times New Roman" w:eastAsia="Times New Roman" w:hAnsi="Times New Roman" w:cs="Times New Roman"/>
@@ -5582,7 +5632,7 @@
           <w:szCs w:val="28"/>
           <w:lang w:eastAsia="ru-RU"/>
         </w:rPr>
-        <w:t>В качестве основного алгоритма классификации выбран алгоритм k-ближайших соседей.</w:t>
+        <w:t>Основным недостатком алгоритма является высокая вычислительная сложность при поиске ближайших соседей.</w:t>
       </w:r>
       <w:r>
         <w:rPr>
@@ -5600,7 +5650,27 @@
           <w:szCs w:val="28"/>
           <w:lang w:eastAsia="ru-RU"/>
         </w:rPr>
-        <w:t>Данный алгоритм отличается простотой реализации и наглядностью работы, что делает его удобным для использования в учебных целях.</w:t>
+        <w:t>Для устранения данного недостатка в работе используется структура данных KD-</w:t>
+      </w:r>
+      <w:proofErr w:type="spellStart"/>
+      <w:r>
+        <w:rPr>
+          <w:rFonts w:ascii="Times New Roman" w:eastAsia="Times New Roman" w:hAnsi="Times New Roman" w:cs="Times New Roman"/>
+          <w:sz w:val="28"/>
+          <w:szCs w:val="28"/>
+          <w:lang w:eastAsia="ru-RU"/>
+        </w:rPr>
+        <w:t>Tree</w:t>
+      </w:r>
+      <w:proofErr w:type="spellEnd"/>
+      <w:r>
+        <w:rPr>
+          <w:rFonts w:ascii="Times New Roman" w:eastAsia="Times New Roman" w:hAnsi="Times New Roman" w:cs="Times New Roman"/>
+          <w:sz w:val="28"/>
+          <w:szCs w:val="28"/>
+          <w:lang w:eastAsia="ru-RU"/>
+        </w:rPr>
+        <w:t>.</w:t>
       </w:r>
       <w:r>
         <w:rPr>
@@ -5618,46 +5688,7 @@
           <w:szCs w:val="28"/>
           <w:lang w:eastAsia="ru-RU"/>
         </w:rPr>
-        <w:t>Алгоритм не требует предварительного обучения модели, а классификация осуществляется на основе сравнения нового объекта с существующими примерами.</w:t>
-      </w:r>
-    </w:p>
-    <w:p>
-      <w:pPr>
-        <w:spacing w:before="100" w:beforeAutospacing="1" w:after="100" w:afterAutospacing="1" w:line="240" w:lineRule="auto"/>
-        <w:jc w:val="both"/>
-        <w:rPr>
-          <w:rFonts w:ascii="Times New Roman" w:eastAsia="Times New Roman" w:hAnsi="Times New Roman" w:cs="Times New Roman"/>
-          <w:sz w:val="28"/>
-          <w:szCs w:val="28"/>
-          <w:lang w:eastAsia="ru-RU"/>
-        </w:rPr>
-      </w:pPr>
-      <w:r>
-        <w:rPr>
-          <w:rFonts w:ascii="Times New Roman" w:eastAsia="Times New Roman" w:hAnsi="Times New Roman" w:cs="Times New Roman"/>
-          <w:sz w:val="28"/>
-          <w:szCs w:val="28"/>
-          <w:lang w:eastAsia="ru-RU"/>
-        </w:rPr>
-        <w:t>Основным недостатком алгоритма является высокая вычислительная сложность при поиске ближайших соседей.</w:t>
-      </w:r>
-      <w:r>
-        <w:rPr>
-          <w:rFonts w:ascii="Times New Roman" w:eastAsia="Times New Roman" w:hAnsi="Times New Roman" w:cs="Times New Roman"/>
-          <w:sz w:val="28"/>
-          <w:szCs w:val="28"/>
-          <w:lang w:eastAsia="ru-RU"/>
-        </w:rPr>
-        <w:t xml:space="preserve"> </w:t>
-      </w:r>
-      <w:r>
-        <w:rPr>
-          <w:rFonts w:ascii="Times New Roman" w:eastAsia="Times New Roman" w:hAnsi="Times New Roman" w:cs="Times New Roman"/>
-          <w:sz w:val="28"/>
-          <w:szCs w:val="28"/>
-          <w:lang w:eastAsia="ru-RU"/>
-        </w:rPr>
-        <w:t>Для устранения данного недостатка в работе используется структура данных KD-</w:t>
+        <w:t>KD-</w:t>
       </w:r>
       <w:proofErr w:type="spellStart"/>
       <w:r>
@@ -5677,25 +5708,27 @@
           <w:szCs w:val="28"/>
           <w:lang w:eastAsia="ru-RU"/>
         </w:rPr>
-        <w:t>.</w:t>
-      </w:r>
-      <w:r>
-        <w:rPr>
-          <w:rFonts w:ascii="Times New Roman" w:eastAsia="Times New Roman" w:hAnsi="Times New Roman" w:cs="Times New Roman"/>
-          <w:sz w:val="28"/>
-          <w:szCs w:val="28"/>
-          <w:lang w:eastAsia="ru-RU"/>
-        </w:rPr>
-        <w:t xml:space="preserve"> </w:t>
-      </w:r>
-      <w:r>
-        <w:rPr>
-          <w:rFonts w:ascii="Times New Roman" w:eastAsia="Times New Roman" w:hAnsi="Times New Roman" w:cs="Times New Roman"/>
-          <w:sz w:val="28"/>
-          <w:szCs w:val="28"/>
-          <w:lang w:eastAsia="ru-RU"/>
-        </w:rPr>
-        <w:t>KD-</w:t>
+        <w:t xml:space="preserve"> позволяет организовать данные в виде дерева и существенно сократить количество операций при поиске ближайших соседей.</w:t>
+      </w:r>
+    </w:p>
+    <w:p>
+      <w:pPr>
+        <w:spacing w:before="100" w:beforeAutospacing="1" w:after="100" w:afterAutospacing="1" w:line="360" w:lineRule="auto"/>
+        <w:rPr>
+          <w:rFonts w:ascii="Times New Roman" w:eastAsia="Times New Roman" w:hAnsi="Times New Roman" w:cs="Times New Roman"/>
+          <w:sz w:val="28"/>
+          <w:szCs w:val="28"/>
+          <w:lang w:eastAsia="ru-RU"/>
+        </w:rPr>
+      </w:pPr>
+      <w:r>
+        <w:rPr>
+          <w:rFonts w:ascii="Times New Roman" w:eastAsia="Times New Roman" w:hAnsi="Times New Roman" w:cs="Times New Roman"/>
+          <w:sz w:val="28"/>
+          <w:szCs w:val="28"/>
+          <w:lang w:eastAsia="ru-RU"/>
+        </w:rPr>
+        <w:t>Таким образом, использование KD-</w:t>
       </w:r>
       <w:proofErr w:type="spellStart"/>
       <w:r>
@@ -5715,52 +5748,12 @@
           <w:szCs w:val="28"/>
           <w:lang w:eastAsia="ru-RU"/>
         </w:rPr>
-        <w:t xml:space="preserve"> позволяет организовать данные в виде дерева и существенно сократить количество операций при поиске ближайших соседей.</w:t>
-      </w:r>
-    </w:p>
-    <w:p>
-      <w:pPr>
-        <w:spacing w:before="100" w:beforeAutospacing="1" w:after="100" w:afterAutospacing="1" w:line="240" w:lineRule="auto"/>
-        <w:rPr>
-          <w:rFonts w:ascii="Times New Roman" w:eastAsia="Times New Roman" w:hAnsi="Times New Roman" w:cs="Times New Roman"/>
-          <w:sz w:val="28"/>
-          <w:szCs w:val="28"/>
-          <w:lang w:eastAsia="ru-RU"/>
-        </w:rPr>
-      </w:pPr>
-      <w:r>
-        <w:rPr>
-          <w:rFonts w:ascii="Times New Roman" w:eastAsia="Times New Roman" w:hAnsi="Times New Roman" w:cs="Times New Roman"/>
-          <w:sz w:val="28"/>
-          <w:szCs w:val="28"/>
-          <w:lang w:eastAsia="ru-RU"/>
-        </w:rPr>
-        <w:t>Таким образом, использование KD-</w:t>
-      </w:r>
-      <w:proofErr w:type="spellStart"/>
-      <w:r>
-        <w:rPr>
-          <w:rFonts w:ascii="Times New Roman" w:eastAsia="Times New Roman" w:hAnsi="Times New Roman" w:cs="Times New Roman"/>
-          <w:sz w:val="28"/>
-          <w:szCs w:val="28"/>
-          <w:lang w:eastAsia="ru-RU"/>
-        </w:rPr>
-        <w:t>Tree</w:t>
-      </w:r>
-      <w:proofErr w:type="spellEnd"/>
-      <w:r>
-        <w:rPr>
-          <w:rFonts w:ascii="Times New Roman" w:eastAsia="Times New Roman" w:hAnsi="Times New Roman" w:cs="Times New Roman"/>
-          <w:sz w:val="28"/>
-          <w:szCs w:val="28"/>
-          <w:lang w:eastAsia="ru-RU"/>
-        </w:rPr>
         <w:t xml:space="preserve"> повышает эффективность работы алгоритма k-ближайших соседей.</w:t>
       </w:r>
     </w:p>
     <w:p>
       <w:pPr>
-        <w:spacing w:before="100" w:beforeAutospacing="1" w:after="100" w:afterAutospacing="1" w:line="240" w:lineRule="auto"/>
+        <w:spacing w:before="100" w:beforeAutospacing="1" w:after="100" w:afterAutospacing="1" w:line="360" w:lineRule="auto"/>
         <w:rPr>
           <w:rFonts w:ascii="Times New Roman" w:eastAsia="Times New Roman" w:hAnsi="Times New Roman" w:cs="Times New Roman"/>
           <w:sz w:val="28"/>
@@ -7859,6 +7852,7 @@
   <w:style w:type="character" w:default="1" w:styleId="a0">
     <w:name w:val="Default Paragraph Font"/>
     <w:uiPriority w:val="1"/>
+    <w:semiHidden/>
     <w:unhideWhenUsed/>
   </w:style>
   <w:style w:type="table" w:default="1" w:styleId="a1">
